--- a/Script 7.docx
+++ b/Script 7.docx
@@ -2,2070 +2,3373 @@
 <file path=word/document.xml><?xml version="1.0" encoding="utf-8"?>
 <w:document xmlns:wpc="http://schemas.microsoft.com/office/word/2010/wordprocessingCanvas" xmlns:cx="http://schemas.microsoft.com/office/drawing/2014/chartex" xmlns:cx1="http://schemas.microsoft.com/office/drawing/2015/9/8/chartex" xmlns:cx2="http://schemas.microsoft.com/office/drawing/2015/10/21/chartex" xmlns:cx3="http://schemas.microsoft.com/office/drawing/2016/5/9/chartex" xmlns:cx4="http://schemas.microsoft.com/office/drawing/2016/5/10/chartex" xmlns:cx5="http://schemas.microsoft.com/office/drawing/2016/5/11/chartex" xmlns:cx6="http://schemas.microsoft.com/office/drawing/2016/5/12/chartex" xmlns:cx7="http://schemas.microsoft.com/office/drawing/2016/5/13/chartex" xmlns:cx8="http://schemas.microsoft.com/office/drawing/2016/5/14/chartex" xmlns:mc="http://schemas.openxmlformats.org/markup-compatibility/2006" xmlns:aink="http://schemas.microsoft.com/office/drawing/2016/ink" xmlns:am3d="http://schemas.microsoft.com/office/drawing/2017/model3d" xmlns:o="urn:schemas-microsoft-com:office:office" xmlns:oel="http://schemas.microsoft.com/office/2019/extlst" xmlns:r="http://schemas.openxmlformats.org/officeDocument/2006/relationships" xmlns:m="http://schemas.openxmlformats.org/officeDocument/2006/math" xmlns:v="urn:schemas-microsoft-com:vml" xmlns:wp14="http://schemas.microsoft.com/office/word/2010/wordprocessingDrawing" xmlns:wp="http://schemas.openxmlformats.org/drawingml/2006/wordprocessingDrawing" xmlns:w10="urn:schemas-microsoft-com:office:word" xmlns:w="http://schemas.openxmlformats.org/wordprocessingml/2006/main" xmlns:w14="http://schemas.microsoft.com/office/word/2010/wordml" xmlns:w15="http://schemas.microsoft.com/office/word/2012/wordml" xmlns:w16cei="http://schemas.microsoft.com/office/word/2026/wordml/cei" xmlns:w16cex="http://schemas.microsoft.com/office/word/2018/wordml/cex" xmlns:w16cid="http://schemas.microsoft.com/office/word/2016/wordml/cid" xmlns:w16="http://schemas.microsoft.com/office/word/2018/wordml" xmlns:w16du="http://schemas.microsoft.com/office/word/2023/wordml/word16du" xmlns:w16sdtdh="http://schemas.microsoft.com/office/word/2020/wordml/sdtdatahash" xmlns:w16sdtfl="http://schemas.microsoft.com/office/word/2024/wordml/sdtformatlock" xmlns:w16se="http://schemas.microsoft.com/office/word/2015/wordml/symex" xmlns:wpg="http://schemas.microsoft.com/office/word/2010/wordprocessingGroup" xmlns:wpi="http://schemas.microsoft.com/office/word/2010/wordprocessingInk" xmlns:wne="http://schemas.microsoft.com/office/word/2006/wordml" xmlns:wps="http://schemas.microsoft.com/office/word/2010/wordprocessingShape" mc:Ignorable="w14 w15 w16se w16cid w16 w16cex w16sdtdh w16sdtfl w16du wp14">
   <w:body>
-    <w:tbl>
-      <w:tblPr>
-        <w:tblW w:w="0" w:type="auto"/>
-        <w:jc w:val="center"/>
-        <w:tblLook w:val="04A0" w:firstRow="1" w:lastRow="0" w:firstColumn="1" w:lastColumn="0" w:noHBand="0" w:noVBand="1"/>
-      </w:tblPr>
-      <w:tblGrid>
-        <w:gridCol w:w="9936"/>
-      </w:tblGrid>
-      <w:tr>
-        <w:trPr>
-          <w:jc w:val="center"/>
-        </w:trPr>
-        <w:tc>
-          <w:tcPr>
-            <w:tcW w:w="9936" w:type="dxa"/>
-            <w:shd w:val="clear" w:color="auto" w:fill="1B365D"/>
-            <w:tcMar>
-              <w:top w:w="200" w:type="dxa"/>
-              <w:left w:w="200" w:type="dxa"/>
-              <w:bottom w:w="200" w:type="dxa"/>
-              <w:right w:w="200" w:type="dxa"/>
-            </w:tcMar>
-          </w:tcPr>
-          <w:p>
-            <w:r>
-              <w:rPr>
-                <w:b/>
-                <w:color w:val="C57827"/>
-                <w:sz w:val="19"/>
-              </w:rPr>
-              <w:t>TEACHER PROFESSIONAL DEVELOPMENT PROGRAM</w:t>
-            </w:r>
-          </w:p>
-          <w:p>
-            <w:r>
-              <w:rPr>
-                <w:b/>
-                <w:color w:val="FFFFFF"/>
-                <w:sz w:val="38"/>
-              </w:rPr>
-              <w:t>Video Script: Protecting Children in an AI World</w:t>
-            </w:r>
-          </w:p>
-          <w:p>
-            <w:r>
-              <w:rPr>
-                <w:i/>
-                <w:color w:val="DCE6F0"/>
-                <w:sz w:val="22"/>
-              </w:rPr>
-              <w:t>Bilingual Production Script (English &amp; Khmer) | Target Duration: 8–9 Minutes</w:t>
-            </w:r>
-          </w:p>
-        </w:tc>
-      </w:tr>
-    </w:tbl>
     <w:p>
       <w:pPr>
-        <w:spacing w:after="120"/>
+        <w:rPr>
+          <w:rFonts w:ascii="Khmer OS Siemreap" w:hAnsi="Khmer OS Siemreap" w:cs="Khmer OS Siemreap"/>
+          <w:b/>
+          <w:bCs/>
+          <w:color w:val="auto"/>
+          <w:sz w:val="24"/>
+          <w:szCs w:val="24"/>
+          <w:lang w:bidi="km-KH"/>
+        </w:rPr>
       </w:pPr>
-    </w:p>
-    <w:tbl>
-      <w:tblPr>
-        <w:tblW w:w="0" w:type="auto"/>
-        <w:jc w:val="center"/>
-        <w:tblLook w:val="04A0" w:firstRow="1" w:lastRow="0" w:firstColumn="1" w:lastColumn="0" w:noHBand="0" w:noVBand="1"/>
-      </w:tblPr>
-      <w:tblGrid>
-        <w:gridCol w:w="9936"/>
-      </w:tblGrid>
-      <w:tr>
-        <w:trPr>
-          <w:jc w:val="center"/>
-        </w:trPr>
-        <w:tc>
-          <w:tcPr>
-            <w:tcW w:w="9936" w:type="dxa"/>
-            <w:tcBorders>
-              <w:left w:val="single" w:sz="36" w:space="0" w:color="1B365D"/>
-            </w:tcBorders>
-            <w:shd w:val="clear" w:color="auto" w:fill="EBF1F5"/>
-            <w:tcMar>
-              <w:top w:w="140" w:type="dxa"/>
-              <w:left w:w="180" w:type="dxa"/>
-              <w:bottom w:w="140" w:type="dxa"/>
-              <w:right w:w="180" w:type="dxa"/>
-            </w:tcMar>
-          </w:tcPr>
-          <w:p>
-            <w:r>
-              <w:rPr>
-                <w:b/>
-                <w:color w:val="1B365D"/>
-                <w:sz w:val="22"/>
-              </w:rPr>
-              <w:t>📌 DOCUMENT OVERVIEW &amp; PRODUCTION GUIDELINES</w:t>
-            </w:r>
-            <w:r>
-              <w:rPr>
-                <w:b/>
-                <w:color w:val="1B365D"/>
-                <w:sz w:val="22"/>
-              </w:rPr>
-              <w:br/>
-            </w:r>
-          </w:p>
-          <w:p>
-            <w:pPr>
-              <w:spacing w:after="60"/>
-            </w:pPr>
-            <w:r>
-              <w:rPr>
-                <w:b/>
-                <w:color w:val="C57827"/>
-              </w:rPr>
-              <w:t xml:space="preserve">• </w:t>
-            </w:r>
-            <w:r>
-              <w:rPr>
-                <w:sz w:val="20"/>
-              </w:rPr>
-              <w:t>Purpose: Contextualized training video script explaining why children require heightened AI protection, introducing UNICEF's Policy Guidance on AI for Children (9 Principles), and outlining practical image/data safety protocols for Cambodian classrooms.</w:t>
-            </w:r>
-          </w:p>
-          <w:p>
-            <w:pPr>
-              <w:spacing w:after="60"/>
-            </w:pPr>
-            <w:r>
-              <w:rPr>
-                <w:b/>
-                <w:color w:val="C57827"/>
-              </w:rPr>
-              <w:t xml:space="preserve">• </w:t>
-            </w:r>
-            <w:r>
-              <w:rPr>
-                <w:sz w:val="20"/>
-              </w:rPr>
-              <w:t>Target Audience: Cambodian Primary &amp; Secondary Educators, School Directors, Academic Supervisors, and Ministry Officials (MoEYS).</w:t>
-            </w:r>
-          </w:p>
-          <w:p>
-            <w:pPr>
-              <w:spacing w:after="60"/>
-            </w:pPr>
-            <w:r>
-              <w:rPr>
-                <w:b/>
-                <w:color w:val="C57827"/>
-              </w:rPr>
-              <w:t xml:space="preserve">• </w:t>
-            </w:r>
-            <w:r>
-              <w:rPr>
-                <w:sz w:val="20"/>
-              </w:rPr>
-              <w:t>Production Context: Tailored to Cambodian schools, addressing digital literacy gaps, social media risks (Telegram/Facebook/TikTok sharing), photo safety, and MoEYS child protection frameworks.</w:t>
-            </w:r>
-          </w:p>
-          <w:p>
-            <w:pPr>
-              <w:spacing w:after="60"/>
-            </w:pPr>
-            <w:r>
-              <w:rPr>
-                <w:b/>
-                <w:color w:val="C57827"/>
-              </w:rPr>
-              <w:t xml:space="preserve">• </w:t>
-            </w:r>
-            <w:r>
-              <w:rPr>
-                <w:sz w:val="20"/>
-              </w:rPr>
-              <w:t>Learner Instructions: 'Watch the video below once, all the way through. You'll use the 9 principles directly in Activity 3.'</w:t>
-            </w:r>
-          </w:p>
-          <w:p>
-            <w:pPr>
-              <w:spacing w:after="60"/>
-            </w:pPr>
-            <w:r>
-              <w:rPr>
-                <w:b/>
-                <w:color w:val="C57827"/>
-              </w:rPr>
-              <w:t xml:space="preserve">• </w:t>
-            </w:r>
-            <w:r>
-              <w:rPr>
-                <w:sz w:val="20"/>
-              </w:rPr>
-              <w:t>Language &amp; Layout: Side-by-side dual-column layout featuring English Narration alongside official, high-register educational Khmer (ខេមរភាសា) Translation with visual directions.</w:t>
-            </w:r>
-          </w:p>
-        </w:tc>
-      </w:tr>
-    </w:tbl>
-    <w:p>
-      <w:pPr>
-        <w:spacing w:after="120"/>
-      </w:pPr>
+      <w:r>
+        <w:rPr>
+          <w:rFonts w:ascii="Khmer OS Siemreap" w:hAnsi="Khmer OS Siemreap" w:cs="Khmer OS Siemreap"/>
+          <w:b/>
+          <w:bCs/>
+          <w:color w:val="auto"/>
+          <w:sz w:val="24"/>
+          <w:szCs w:val="24"/>
+          <w:cs/>
+          <w:lang w:bidi="km-KH"/>
+        </w:rPr>
+        <w:t>សុវត្ថិភាពកុមារនៅក្នុងយុគបញ្ញាសិប្បនិម្មិត</w:t>
+      </w:r>
     </w:p>
     <w:p>
       <w:pPr>
-        <w:keepNext/>
-        <w:spacing w:before="280" w:after="120"/>
+        <w:spacing w:line="300" w:lineRule="auto"/>
+        <w:rPr>
+          <w:rFonts w:ascii="Khmer OS Siemreap" w:hAnsi="Khmer OS Siemreap" w:cs="Khmer OS Siemreap"/>
+          <w:color w:val="auto"/>
+          <w:sz w:val="24"/>
+          <w:szCs w:val="24"/>
+        </w:rPr>
       </w:pPr>
-      <w:r>
-        <w:rPr>
-          <w:b/>
-          <w:color w:val="1B365D"/>
-          <w:sz w:val="30"/>
-        </w:rPr>
-        <w:t>1. Child Rights &amp; Child-Centered AI Policy Framework</w:t>
+      <w:proofErr w:type="spellStart"/>
+      <w:r>
+        <w:rPr>
+          <w:rFonts w:ascii="Khmer OS Siemreap" w:eastAsia="Khmer OS Battambang" w:hAnsi="Khmer OS Siemreap" w:cs="Khmer OS Siemreap"/>
+          <w:color w:val="auto"/>
+          <w:sz w:val="24"/>
+          <w:szCs w:val="24"/>
+        </w:rPr>
+        <w:t>ហានិភ័យរបស់បញ្ញាសិប្បនិម្មិតដូចជាការបង្កើតព័ត៌មានបំភាន</w:t>
+      </w:r>
+      <w:proofErr w:type="spellEnd"/>
+      <w:r>
+        <w:rPr>
+          <w:rFonts w:ascii="Khmer OS Siemreap" w:eastAsia="Khmer OS Battambang" w:hAnsi="Khmer OS Siemreap" w:cs="Khmer OS Siemreap"/>
+          <w:color w:val="auto"/>
+          <w:sz w:val="24"/>
+          <w:szCs w:val="24"/>
+        </w:rPr>
+        <w:t xml:space="preserve">់ </w:t>
+      </w:r>
+      <w:proofErr w:type="spellStart"/>
+      <w:r>
+        <w:rPr>
+          <w:rFonts w:ascii="Khmer OS Siemreap" w:eastAsia="Khmer OS Battambang" w:hAnsi="Khmer OS Siemreap" w:cs="Khmer OS Siemreap"/>
+          <w:color w:val="auto"/>
+          <w:sz w:val="24"/>
+          <w:szCs w:val="24"/>
+        </w:rPr>
+        <w:t>ភាពលម្អៀង</w:t>
+      </w:r>
+      <w:proofErr w:type="spellEnd"/>
+      <w:r>
+        <w:rPr>
+          <w:rFonts w:ascii="Khmer OS Siemreap" w:eastAsia="Khmer OS Battambang" w:hAnsi="Khmer OS Siemreap" w:cs="Khmer OS Siemreap"/>
+          <w:color w:val="auto"/>
+          <w:sz w:val="24"/>
+          <w:szCs w:val="24"/>
+        </w:rPr>
+        <w:t xml:space="preserve"> </w:t>
+      </w:r>
+      <w:proofErr w:type="spellStart"/>
+      <w:r>
+        <w:rPr>
+          <w:rFonts w:ascii="Khmer OS Siemreap" w:eastAsia="Khmer OS Battambang" w:hAnsi="Khmer OS Siemreap" w:cs="Khmer OS Siemreap"/>
+          <w:color w:val="auto"/>
+          <w:sz w:val="24"/>
+          <w:szCs w:val="24"/>
+        </w:rPr>
+        <w:t>ការរំលោភឯកជនភាព</w:t>
+      </w:r>
+      <w:proofErr w:type="spellEnd"/>
+      <w:r>
+        <w:rPr>
+          <w:rFonts w:ascii="Khmer OS Siemreap" w:eastAsia="Khmer OS Battambang" w:hAnsi="Khmer OS Siemreap" w:cs="Khmer OS Siemreap"/>
+          <w:color w:val="auto"/>
+          <w:sz w:val="24"/>
+          <w:szCs w:val="24"/>
+        </w:rPr>
+        <w:t xml:space="preserve"> </w:t>
+      </w:r>
+      <w:proofErr w:type="spellStart"/>
+      <w:r>
+        <w:rPr>
+          <w:rFonts w:ascii="Khmer OS Siemreap" w:eastAsia="Khmer OS Battambang" w:hAnsi="Khmer OS Siemreap" w:cs="Khmer OS Siemreap"/>
+          <w:color w:val="auto"/>
+          <w:sz w:val="24"/>
+          <w:szCs w:val="24"/>
+        </w:rPr>
+        <w:t>និងការផ្ទេរការគិត</w:t>
+      </w:r>
+      <w:proofErr w:type="spellEnd"/>
+      <w:r>
+        <w:rPr>
+          <w:rFonts w:ascii="Khmer OS Siemreap" w:eastAsia="Khmer OS Battambang" w:hAnsi="Khmer OS Siemreap" w:cs="Khmer OS Siemreap"/>
+          <w:color w:val="auto"/>
+          <w:sz w:val="24"/>
+          <w:szCs w:val="24"/>
+        </w:rPr>
+        <w:t xml:space="preserve"> </w:t>
+      </w:r>
+      <w:proofErr w:type="spellStart"/>
+      <w:r>
+        <w:rPr>
+          <w:rFonts w:ascii="Khmer OS Siemreap" w:eastAsia="Khmer OS Battambang" w:hAnsi="Khmer OS Siemreap" w:cs="Khmer OS Siemreap"/>
+          <w:color w:val="auto"/>
+          <w:sz w:val="24"/>
+          <w:szCs w:val="24"/>
+        </w:rPr>
+        <w:t>ក្លាយជារឿងគួរឲ្យបារម្ភកាន់តែខ្លាំងនៅពេល</w:t>
+      </w:r>
+      <w:proofErr w:type="spellEnd"/>
+      <w:r>
+        <w:rPr>
+          <w:rFonts w:ascii="Khmer OS Siemreap" w:eastAsia="Khmer OS Battambang" w:hAnsi="Khmer OS Siemreap" w:cs="Khmer OS Siemreap"/>
+          <w:color w:val="auto"/>
+          <w:sz w:val="24"/>
+          <w:szCs w:val="24"/>
+          <w:cs/>
+          <w:lang w:bidi="km-KH"/>
+        </w:rPr>
+        <w:t>ការប្រើ</w:t>
+      </w:r>
+      <w:r>
+        <w:rPr>
+          <w:rFonts w:ascii="Khmer OS Siemreap" w:eastAsia="Khmer OS Battambang" w:hAnsi="Khmer OS Siemreap" w:cs="Khmer OS Siemreap"/>
+          <w:color w:val="auto"/>
+          <w:sz w:val="24"/>
+          <w:szCs w:val="24"/>
+          <w:lang w:bidi="km-KH"/>
+        </w:rPr>
+        <w:t>AI</w:t>
+      </w:r>
+      <w:r>
+        <w:rPr>
+          <w:rFonts w:ascii="Khmer OS Siemreap" w:eastAsia="Khmer OS Battambang" w:hAnsi="Khmer OS Siemreap" w:cs="Khmer OS Siemreap"/>
+          <w:color w:val="auto"/>
+          <w:sz w:val="24"/>
+          <w:szCs w:val="24"/>
+          <w:cs/>
+          <w:lang w:bidi="km-KH"/>
+        </w:rPr>
+        <w:t>ទាក់ទងជា</w:t>
+      </w:r>
+      <w:proofErr w:type="spellStart"/>
+      <w:r>
+        <w:rPr>
+          <w:rFonts w:ascii="Khmer OS Siemreap" w:eastAsia="Khmer OS Battambang" w:hAnsi="Khmer OS Siemreap" w:cs="Khmer OS Siemreap"/>
+          <w:color w:val="auto"/>
+          <w:sz w:val="24"/>
+          <w:szCs w:val="24"/>
+        </w:rPr>
+        <w:t>មួយកុមារ</w:t>
+      </w:r>
+      <w:proofErr w:type="spellEnd"/>
+      <w:r>
+        <w:rPr>
+          <w:rFonts w:ascii="Khmer OS Siemreap" w:eastAsia="Khmer OS Battambang" w:hAnsi="Khmer OS Siemreap" w:cs="Khmer OS Siemreap"/>
+          <w:color w:val="auto"/>
+          <w:sz w:val="24"/>
+          <w:szCs w:val="24"/>
+        </w:rPr>
+        <w:t>។</w:t>
       </w:r>
     </w:p>
     <w:p>
       <w:pPr>
-        <w:spacing w:after="160"/>
+        <w:spacing w:line="300" w:lineRule="auto"/>
+        <w:rPr>
+          <w:rFonts w:ascii="Khmer OS Siemreap" w:hAnsi="Khmer OS Siemreap" w:cs="Khmer OS Siemreap"/>
+          <w:color w:val="auto"/>
+          <w:sz w:val="24"/>
+          <w:szCs w:val="24"/>
+        </w:rPr>
       </w:pPr>
-      <w:r>
-        <w:t>Artificial Intelligence tools treat user data homogeneously unless explicitly constrained. Children, however, possess distinct developmental vulnerabilities, developing judgment, and a longer-lasting digital footprint. In the Cambodian educational context—where smartphones and social media messaging platforms are widely used for school communication—educators must adopt UNICEF's Policy Guidance on AI for Children. This framework establishes that child protection, data privacy, and cultural fairness must guide all AI integration in schools.</w:t>
-      </w:r>
-    </w:p>
-    <w:tbl>
-      <w:tblPr>
-        <w:tblW w:w="0" w:type="auto"/>
-        <w:jc w:val="center"/>
-        <w:tblLayout w:type="fixed"/>
-        <w:tblLook w:val="04A0" w:firstRow="1" w:lastRow="0" w:firstColumn="1" w:lastColumn="0" w:noHBand="0" w:noVBand="1"/>
-      </w:tblPr>
-      <w:tblGrid>
-        <w:gridCol w:w="2592"/>
-        <w:gridCol w:w="3168"/>
-        <w:gridCol w:w="4176"/>
-      </w:tblGrid>
-      <w:tr>
-        <w:trPr>
-          <w:jc w:val="center"/>
-        </w:trPr>
-        <w:tc>
-          <w:tcPr>
-            <w:tcW w:w="2592" w:type="dxa"/>
-            <w:shd w:val="clear" w:color="auto" w:fill="1B365D"/>
-            <w:tcMar>
-              <w:top w:w="100" w:type="dxa"/>
-              <w:left w:w="120" w:type="dxa"/>
-              <w:bottom w:w="100" w:type="dxa"/>
-              <w:right w:w="120" w:type="dxa"/>
-            </w:tcMar>
-          </w:tcPr>
-          <w:p>
-            <w:r>
-              <w:rPr>
-                <w:b/>
-                <w:color w:val="FFFFFF"/>
-              </w:rPr>
-              <w:t>UNICEF Principle Cluster</w:t>
-            </w:r>
-          </w:p>
-        </w:tc>
-        <w:tc>
-          <w:tcPr>
-            <w:tcW w:w="3168" w:type="dxa"/>
-            <w:shd w:val="clear" w:color="auto" w:fill="1B365D"/>
-            <w:tcMar>
-              <w:top w:w="100" w:type="dxa"/>
-              <w:left w:w="120" w:type="dxa"/>
-              <w:bottom w:w="100" w:type="dxa"/>
-              <w:right w:w="120" w:type="dxa"/>
-            </w:tcMar>
-          </w:tcPr>
-          <w:p>
-            <w:r>
-              <w:rPr>
-                <w:b/>
-                <w:color w:val="FFFFFF"/>
-              </w:rPr>
-              <w:t>Core Child Protection Pillar</w:t>
-            </w:r>
-          </w:p>
-        </w:tc>
-        <w:tc>
-          <w:tcPr>
-            <w:tcW w:w="4176" w:type="dxa"/>
-            <w:shd w:val="clear" w:color="auto" w:fill="1B365D"/>
-            <w:tcMar>
-              <w:top w:w="100" w:type="dxa"/>
-              <w:left w:w="120" w:type="dxa"/>
-              <w:bottom w:w="100" w:type="dxa"/>
-              <w:right w:w="120" w:type="dxa"/>
-            </w:tcMar>
-          </w:tcPr>
-          <w:p>
-            <w:r>
-              <w:rPr>
-                <w:b/>
-                <w:color w:val="FFFFFF"/>
-              </w:rPr>
-              <w:t>Cambodian Classroom Application</w:t>
-            </w:r>
-          </w:p>
-        </w:tc>
-      </w:tr>
-      <w:tr>
-        <w:trPr>
-          <w:jc w:val="center"/>
-        </w:trPr>
-        <w:tc>
-          <w:tcPr>
-            <w:tcW w:w="2592" w:type="dxa"/>
-            <w:shd w:val="clear" w:color="auto" w:fill="F4F6F8"/>
-            <w:tcMar>
-              <w:top w:w="80" w:type="dxa"/>
-              <w:left w:w="100" w:type="dxa"/>
-              <w:bottom w:w="80" w:type="dxa"/>
-              <w:right w:w="100" w:type="dxa"/>
-            </w:tcMar>
-          </w:tcPr>
-          <w:p>
-            <w:pPr>
-              <w:spacing w:line="264" w:lineRule="auto"/>
-            </w:pPr>
-            <w:r>
-              <w:t>1. Well-being &amp; Inclusion</w:t>
-            </w:r>
-          </w:p>
-        </w:tc>
-        <w:tc>
-          <w:tcPr>
-            <w:tcW w:w="3168" w:type="dxa"/>
-            <w:shd w:val="clear" w:color="auto" w:fill="F4F6F8"/>
-            <w:tcMar>
-              <w:top w:w="80" w:type="dxa"/>
-              <w:left w:w="100" w:type="dxa"/>
-              <w:bottom w:w="80" w:type="dxa"/>
-              <w:right w:w="100" w:type="dxa"/>
-            </w:tcMar>
-          </w:tcPr>
-          <w:p>
-            <w:pPr>
-              <w:spacing w:line="264" w:lineRule="auto"/>
-            </w:pPr>
-            <w:r>
-              <w:t>Support child development; non-discrimination and fairness.</w:t>
-            </w:r>
-          </w:p>
-        </w:tc>
-        <w:tc>
-          <w:tcPr>
-            <w:tcW w:w="4176" w:type="dxa"/>
-            <w:shd w:val="clear" w:color="auto" w:fill="F4F6F8"/>
-            <w:tcMar>
-              <w:top w:w="80" w:type="dxa"/>
-              <w:left w:w="100" w:type="dxa"/>
-              <w:bottom w:w="80" w:type="dxa"/>
-              <w:right w:w="100" w:type="dxa"/>
-            </w:tcMar>
-          </w:tcPr>
-          <w:p>
-            <w:pPr>
-              <w:spacing w:line="264" w:lineRule="auto"/>
-            </w:pPr>
-            <w:r>
-              <w:t>Ensure AI materials respect Cambodian cultural identity, diverse provincial backgrounds, and equal learning access.</w:t>
-            </w:r>
-          </w:p>
-        </w:tc>
-      </w:tr>
-      <w:tr>
-        <w:trPr>
-          <w:jc w:val="center"/>
-        </w:trPr>
-        <w:tc>
-          <w:tcPr>
-            <w:tcW w:w="2592" w:type="dxa"/>
-            <w:tcMar>
-              <w:top w:w="80" w:type="dxa"/>
-              <w:left w:w="100" w:type="dxa"/>
-              <w:bottom w:w="80" w:type="dxa"/>
-              <w:right w:w="100" w:type="dxa"/>
-            </w:tcMar>
-          </w:tcPr>
-          <w:p>
-            <w:pPr>
-              <w:spacing w:line="264" w:lineRule="auto"/>
-            </w:pPr>
-            <w:r>
-              <w:t>2. Privacy &amp; Safety</w:t>
-            </w:r>
-          </w:p>
-        </w:tc>
-        <w:tc>
-          <w:tcPr>
-            <w:tcW w:w="3168" w:type="dxa"/>
-            <w:tcMar>
-              <w:top w:w="80" w:type="dxa"/>
-              <w:left w:w="100" w:type="dxa"/>
-              <w:bottom w:w="80" w:type="dxa"/>
-              <w:right w:w="100" w:type="dxa"/>
-            </w:tcMar>
-          </w:tcPr>
-          <w:p>
-            <w:pPr>
-              <w:spacing w:line="264" w:lineRule="auto"/>
-            </w:pPr>
-            <w:r>
-              <w:t>Protect children's data and shield them from physical/digital harm.</w:t>
-            </w:r>
-          </w:p>
-        </w:tc>
-        <w:tc>
-          <w:tcPr>
-            <w:tcW w:w="4176" w:type="dxa"/>
-            <w:tcMar>
-              <w:top w:w="80" w:type="dxa"/>
-              <w:left w:w="100" w:type="dxa"/>
-              <w:bottom w:w="80" w:type="dxa"/>
-              <w:right w:w="100" w:type="dxa"/>
-            </w:tcMar>
-          </w:tcPr>
-          <w:p>
-            <w:pPr>
-              <w:spacing w:line="264" w:lineRule="auto"/>
-            </w:pPr>
-            <w:r>
-              <w:t>Never upload identifiable student faces or private records into commercial AI tools or public chats.</w:t>
-            </w:r>
-          </w:p>
-        </w:tc>
-      </w:tr>
-      <w:tr>
-        <w:trPr>
-          <w:jc w:val="center"/>
-        </w:trPr>
-        <w:tc>
-          <w:tcPr>
-            <w:tcW w:w="2592" w:type="dxa"/>
-            <w:shd w:val="clear" w:color="auto" w:fill="F4F6F8"/>
-            <w:tcMar>
-              <w:top w:w="80" w:type="dxa"/>
-              <w:left w:w="100" w:type="dxa"/>
-              <w:bottom w:w="80" w:type="dxa"/>
-              <w:right w:w="100" w:type="dxa"/>
-            </w:tcMar>
-          </w:tcPr>
-          <w:p>
-            <w:pPr>
-              <w:spacing w:line="264" w:lineRule="auto"/>
-            </w:pPr>
-            <w:r>
-              <w:t xml:space="preserve">3. Transparency &amp; </w:t>
-            </w:r>
-            <w:r>
-              <w:lastRenderedPageBreak/>
-              <w:t>Accountability</w:t>
-            </w:r>
-          </w:p>
-        </w:tc>
-        <w:tc>
-          <w:tcPr>
-            <w:tcW w:w="3168" w:type="dxa"/>
-            <w:shd w:val="clear" w:color="auto" w:fill="F4F6F8"/>
-            <w:tcMar>
-              <w:top w:w="80" w:type="dxa"/>
-              <w:left w:w="100" w:type="dxa"/>
-              <w:bottom w:w="80" w:type="dxa"/>
-              <w:right w:w="100" w:type="dxa"/>
-            </w:tcMar>
-          </w:tcPr>
-          <w:p>
-            <w:pPr>
-              <w:spacing w:line="264" w:lineRule="auto"/>
-            </w:pPr>
-            <w:r>
-              <w:lastRenderedPageBreak/>
-              <w:t xml:space="preserve">Explainability of AI; human </w:t>
-            </w:r>
-            <w:r>
-              <w:lastRenderedPageBreak/>
-              <w:t>oversight and responsibility.</w:t>
-            </w:r>
-          </w:p>
-        </w:tc>
-        <w:tc>
-          <w:tcPr>
-            <w:tcW w:w="4176" w:type="dxa"/>
-            <w:shd w:val="clear" w:color="auto" w:fill="F4F6F8"/>
-            <w:tcMar>
-              <w:top w:w="80" w:type="dxa"/>
-              <w:left w:w="100" w:type="dxa"/>
-              <w:bottom w:w="80" w:type="dxa"/>
-              <w:right w:w="100" w:type="dxa"/>
-            </w:tcMar>
-          </w:tcPr>
-          <w:p>
-            <w:pPr>
-              <w:spacing w:line="264" w:lineRule="auto"/>
-            </w:pPr>
-            <w:r>
-              <w:lastRenderedPageBreak/>
-              <w:t>Teachers retain full accountability for any AI-</w:t>
-            </w:r>
-            <w:r>
-              <w:lastRenderedPageBreak/>
-              <w:t>assisted material used with or given to students.</w:t>
-            </w:r>
-          </w:p>
-        </w:tc>
-      </w:tr>
-      <w:tr>
-        <w:trPr>
-          <w:jc w:val="center"/>
-        </w:trPr>
-        <w:tc>
-          <w:tcPr>
-            <w:tcW w:w="2592" w:type="dxa"/>
-            <w:tcMar>
-              <w:top w:w="80" w:type="dxa"/>
-              <w:left w:w="100" w:type="dxa"/>
-              <w:bottom w:w="80" w:type="dxa"/>
-              <w:right w:w="100" w:type="dxa"/>
-            </w:tcMar>
-          </w:tcPr>
-          <w:p>
-            <w:pPr>
-              <w:spacing w:line="264" w:lineRule="auto"/>
-            </w:pPr>
-            <w:r>
-              <w:lastRenderedPageBreak/>
-              <w:t>4. Preparation &amp; Support</w:t>
-            </w:r>
-          </w:p>
-        </w:tc>
-        <w:tc>
-          <w:tcPr>
-            <w:tcW w:w="3168" w:type="dxa"/>
-            <w:tcMar>
-              <w:top w:w="80" w:type="dxa"/>
-              <w:left w:w="100" w:type="dxa"/>
-              <w:bottom w:w="80" w:type="dxa"/>
-              <w:right w:w="100" w:type="dxa"/>
-            </w:tcMar>
-          </w:tcPr>
-          <w:p>
-            <w:pPr>
-              <w:spacing w:line="264" w:lineRule="auto"/>
-            </w:pPr>
-            <w:r>
-              <w:t>Build digital literacy and create supportive environments.</w:t>
-            </w:r>
-          </w:p>
-        </w:tc>
-        <w:tc>
-          <w:tcPr>
-            <w:tcW w:w="4176" w:type="dxa"/>
-            <w:tcMar>
-              <w:top w:w="80" w:type="dxa"/>
-              <w:left w:w="100" w:type="dxa"/>
-              <w:bottom w:w="80" w:type="dxa"/>
-              <w:right w:w="100" w:type="dxa"/>
-            </w:tcMar>
-          </w:tcPr>
-          <w:p>
-            <w:pPr>
-              <w:spacing w:line="264" w:lineRule="auto"/>
-            </w:pPr>
-            <w:r>
-              <w:t>Prepare Cambodian learners for an AI-driven digital economy while involving parents and school leadership.</w:t>
-            </w:r>
-          </w:p>
-        </w:tc>
-      </w:tr>
-    </w:tbl>
-    <w:p>
-      <w:pPr>
-        <w:spacing w:after="240"/>
-      </w:pPr>
+      <w:proofErr w:type="spellStart"/>
+      <w:r>
+        <w:rPr>
+          <w:rFonts w:ascii="Khmer OS Siemreap" w:eastAsia="Khmer OS Battambang" w:hAnsi="Khmer OS Siemreap" w:cs="Khmer OS Siemreap"/>
+          <w:color w:val="auto"/>
+          <w:sz w:val="24"/>
+          <w:szCs w:val="24"/>
+        </w:rPr>
+        <w:t>កុមារមិនមែនខុសពីមនុស្សពេញវ័យត្រឹមតែមាឌនោះទេ</w:t>
+      </w:r>
+      <w:proofErr w:type="spellEnd"/>
+      <w:r>
+        <w:rPr>
+          <w:rFonts w:ascii="Khmer OS Siemreap" w:eastAsia="Khmer OS Battambang" w:hAnsi="Khmer OS Siemreap" w:cs="Khmer OS Siemreap"/>
+          <w:color w:val="auto"/>
+          <w:sz w:val="24"/>
+          <w:szCs w:val="24"/>
+        </w:rPr>
+        <w:t xml:space="preserve"> </w:t>
+      </w:r>
+      <w:proofErr w:type="spellStart"/>
+      <w:r>
+        <w:rPr>
+          <w:rFonts w:ascii="Khmer OS Siemreap" w:eastAsia="Khmer OS Battambang" w:hAnsi="Khmer OS Siemreap" w:cs="Khmer OS Siemreap"/>
+          <w:color w:val="auto"/>
+          <w:sz w:val="24"/>
+          <w:szCs w:val="24"/>
+        </w:rPr>
+        <w:t>ពួកគេខុសពីមនុស្សពេញវ័យទាំងការគិតនិងការអភិវឌ្ឍខួរក្បាល</w:t>
+      </w:r>
+      <w:proofErr w:type="spellEnd"/>
+      <w:r>
+        <w:rPr>
+          <w:rFonts w:ascii="Khmer OS Siemreap" w:eastAsia="Khmer OS Battambang" w:hAnsi="Khmer OS Siemreap" w:cs="Khmer OS Siemreap"/>
+          <w:color w:val="auto"/>
+          <w:sz w:val="24"/>
+          <w:szCs w:val="24"/>
+        </w:rPr>
+        <w:t xml:space="preserve">។ </w:t>
+      </w:r>
+      <w:proofErr w:type="spellStart"/>
+      <w:r>
+        <w:rPr>
+          <w:rFonts w:ascii="Khmer OS Siemreap" w:eastAsia="Khmer OS Battambang" w:hAnsi="Khmer OS Siemreap" w:cs="Khmer OS Siemreap"/>
+          <w:color w:val="auto"/>
+          <w:sz w:val="24"/>
+          <w:szCs w:val="24"/>
+        </w:rPr>
+        <w:t>កុមារភាពគឺជាវ័យកំពុងលូតលាស់ទាំងផ្លូវកាយនិងបញ្ញាស្មារតី</w:t>
+      </w:r>
+      <w:proofErr w:type="spellEnd"/>
+      <w:r>
+        <w:rPr>
+          <w:rFonts w:ascii="Khmer OS Siemreap" w:eastAsia="Khmer OS Battambang" w:hAnsi="Khmer OS Siemreap" w:cs="Khmer OS Siemreap"/>
+          <w:color w:val="auto"/>
+          <w:sz w:val="24"/>
+          <w:szCs w:val="24"/>
+        </w:rPr>
+        <w:t xml:space="preserve">។ </w:t>
+      </w:r>
+      <w:proofErr w:type="spellStart"/>
+      <w:r>
+        <w:rPr>
+          <w:rFonts w:ascii="Khmer OS Siemreap" w:eastAsia="Khmer OS Battambang" w:hAnsi="Khmer OS Siemreap" w:cs="Khmer OS Siemreap"/>
+          <w:color w:val="auto"/>
+          <w:sz w:val="24"/>
+          <w:szCs w:val="24"/>
+        </w:rPr>
+        <w:t>ប្រព័ន្ធ</w:t>
+      </w:r>
+      <w:proofErr w:type="spellEnd"/>
+      <w:r>
+        <w:rPr>
+          <w:rFonts w:ascii="Khmer OS Siemreap" w:eastAsia="Khmer OS Battambang" w:hAnsi="Khmer OS Siemreap" w:cs="Khmer OS Siemreap"/>
+          <w:color w:val="auto"/>
+          <w:sz w:val="24"/>
+          <w:szCs w:val="24"/>
+        </w:rPr>
+        <w:t xml:space="preserve"> AI </w:t>
+      </w:r>
+      <w:proofErr w:type="spellStart"/>
+      <w:r>
+        <w:rPr>
+          <w:rFonts w:ascii="Khmer OS Siemreap" w:eastAsia="Khmer OS Battambang" w:hAnsi="Khmer OS Siemreap" w:cs="Khmer OS Siemreap"/>
+          <w:color w:val="auto"/>
+          <w:sz w:val="24"/>
+          <w:szCs w:val="24"/>
+        </w:rPr>
+        <w:t>ដែលក្រុមហ៊ុននានា</w:t>
+      </w:r>
+      <w:proofErr w:type="spellEnd"/>
+      <w:r>
+        <w:rPr>
+          <w:rFonts w:ascii="Khmer OS Siemreap" w:eastAsia="Khmer OS Battambang" w:hAnsi="Khmer OS Siemreap" w:cs="Khmer OS Siemreap"/>
+          <w:color w:val="auto"/>
+          <w:sz w:val="24"/>
+          <w:szCs w:val="24"/>
+          <w:cs/>
+          <w:lang w:bidi="km-KH"/>
+        </w:rPr>
+        <w:t>បង្កើតម</w:t>
+      </w:r>
+      <w:proofErr w:type="spellStart"/>
+      <w:r>
+        <w:rPr>
+          <w:rFonts w:ascii="Khmer OS Siemreap" w:eastAsia="Khmer OS Battambang" w:hAnsi="Khmer OS Siemreap" w:cs="Khmer OS Siemreap"/>
+          <w:color w:val="auto"/>
+          <w:sz w:val="24"/>
+          <w:szCs w:val="24"/>
+        </w:rPr>
+        <w:t>កពុំមានវិធានការការពារកុមារដោយស្វ័យប្រវត្តិនោះឡើយ</w:t>
+      </w:r>
+      <w:proofErr w:type="spellEnd"/>
+      <w:r>
+        <w:rPr>
+          <w:rFonts w:ascii="Khmer OS Siemreap" w:eastAsia="Khmer OS Battambang" w:hAnsi="Khmer OS Siemreap" w:cs="Khmer OS Siemreap"/>
+          <w:color w:val="auto"/>
+          <w:sz w:val="24"/>
+          <w:szCs w:val="24"/>
+        </w:rPr>
+        <w:t>។</w:t>
+      </w:r>
     </w:p>
     <w:p>
       <w:pPr>
-        <w:keepNext/>
-        <w:spacing w:before="280" w:after="120"/>
+        <w:spacing w:line="300" w:lineRule="auto"/>
+        <w:rPr>
+          <w:rFonts w:ascii="Khmer OS Siemreap" w:hAnsi="Khmer OS Siemreap" w:cs="Khmer OS Siemreap"/>
+          <w:color w:val="auto"/>
+          <w:sz w:val="24"/>
+          <w:szCs w:val="24"/>
+        </w:rPr>
       </w:pPr>
-      <w:r>
-        <w:rPr>
-          <w:b/>
-          <w:color w:val="1B365D"/>
-          <w:sz w:val="30"/>
-        </w:rPr>
-        <w:t>2. Full Bilingual Production Script (English &amp; Khmer)</w:t>
-      </w:r>
-    </w:p>
-    <w:p>
-      <w:r>
-        <w:rPr>
-          <w:b/>
-        </w:rPr>
-        <w:t xml:space="preserve">Note for Production Team: </w:t>
-      </w:r>
-      <w:r>
-        <w:t>Audio timing and keyframe visual triggers are synchronized for an 8–9 minute runtime. Graphics must depict authentic Cambodian school settings, UNICEF 9 principles cluster icons, and clear Do/Don't photo safety comparisons.</w:t>
-      </w:r>
-    </w:p>
-    <w:tbl>
-      <w:tblPr>
-        <w:tblW w:w="0" w:type="auto"/>
-        <w:jc w:val="center"/>
-        <w:tblLayout w:type="fixed"/>
-        <w:tblLook w:val="04A0" w:firstRow="1" w:lastRow="0" w:firstColumn="1" w:lastColumn="0" w:noHBand="0" w:noVBand="1"/>
-      </w:tblPr>
-      <w:tblGrid>
-        <w:gridCol w:w="3168"/>
-        <w:gridCol w:w="3168"/>
-      </w:tblGrid>
-      <w:tr>
-        <w:trPr>
-          <w:jc w:val="center"/>
-        </w:trPr>
-        <w:tc>
-          <w:tcPr>
-            <w:tcW w:w="3168" w:type="dxa"/>
-            <w:shd w:val="clear" w:color="auto" w:fill="1B365D"/>
-            <w:tcMar>
-              <w:top w:w="100" w:type="dxa"/>
-              <w:left w:w="100" w:type="dxa"/>
-              <w:bottom w:w="100" w:type="dxa"/>
-              <w:right w:w="100" w:type="dxa"/>
-            </w:tcMar>
-          </w:tcPr>
-          <w:p>
-            <w:r>
-              <w:rPr>
-                <w:b/>
-                <w:color w:val="FFFFFF"/>
-                <w:sz w:val="20"/>
-              </w:rPr>
-              <w:t>English Narration (VO / Host)</w:t>
-            </w:r>
-          </w:p>
-        </w:tc>
-        <w:tc>
-          <w:tcPr>
-            <w:tcW w:w="3168" w:type="dxa"/>
-            <w:shd w:val="clear" w:color="auto" w:fill="1B365D"/>
-            <w:tcMar>
-              <w:top w:w="100" w:type="dxa"/>
-              <w:left w:w="100" w:type="dxa"/>
-              <w:bottom w:w="100" w:type="dxa"/>
-              <w:right w:w="100" w:type="dxa"/>
-            </w:tcMar>
-          </w:tcPr>
-          <w:p>
-            <w:r>
-              <w:rPr>
-                <w:b/>
-                <w:color w:val="FFFFFF"/>
-                <w:sz w:val="20"/>
-              </w:rPr>
-              <w:t>Khmer Narration (ស្គ្រីបនិយាយ)</w:t>
-            </w:r>
-          </w:p>
-        </w:tc>
-      </w:tr>
-      <w:tr>
-        <w:trPr>
-          <w:jc w:val="center"/>
-        </w:trPr>
-        <w:tc>
-          <w:tcPr>
-            <w:tcW w:w="3168" w:type="dxa"/>
-            <w:tcMar>
-              <w:top w:w="80" w:type="dxa"/>
-              <w:left w:w="90" w:type="dxa"/>
-              <w:bottom w:w="80" w:type="dxa"/>
-              <w:right w:w="90" w:type="dxa"/>
-            </w:tcMar>
-          </w:tcPr>
-          <w:p>
-            <w:r>
-              <w:rPr>
-                <w:sz w:val="19"/>
-              </w:rPr>
-              <w:t>Everything you've learned so far about AI ethics — algorithmic bias, data privacy, and hallucination — applies even more urgently when the person on the other end is a child.</w:t>
-            </w:r>
-            <w:r>
-              <w:rPr>
-                <w:sz w:val="19"/>
-              </w:rPr>
-              <w:br/>
-            </w:r>
-            <w:r>
-              <w:rPr>
-                <w:sz w:val="19"/>
-              </w:rPr>
-              <w:br/>
-              <w:t>Children aren't just small adults. Their minds are still developing, and commercial AI systems don't automatically protect them.</w:t>
-            </w:r>
-            <w:r>
-              <w:rPr>
-                <w:sz w:val="19"/>
-              </w:rPr>
-              <w:br/>
-            </w:r>
-            <w:r>
-              <w:rPr>
-                <w:sz w:val="19"/>
-              </w:rPr>
-              <w:br/>
-              <w:t>In our Cambodian context, as technology rapidly enters our schools and homes, ensuring child safety in the digital world is a priority. This module is about closing the protection gap.</w:t>
-            </w:r>
-          </w:p>
-        </w:tc>
-        <w:tc>
-          <w:tcPr>
-            <w:tcW w:w="3168" w:type="dxa"/>
-            <w:tcMar>
-              <w:top w:w="80" w:type="dxa"/>
-              <w:left w:w="90" w:type="dxa"/>
-              <w:bottom w:w="80" w:type="dxa"/>
-              <w:right w:w="90" w:type="dxa"/>
-            </w:tcMar>
-          </w:tcPr>
-          <w:p>
-            <w:r>
-              <w:rPr>
-                <w:sz w:val="19"/>
-              </w:rPr>
-              <w:t>រាល់អ្វីដែលអ្នកបានសិក្សាកន្លងមកអំពីចរិយាធម៌ AI — ការលម្អៀងនៃក្បួនដោះស្រាយ ឯកជនភាពទិន្នន័យ និងការបង្កើតព័ត៌មានមិនពិត — គឺកាន់តែមានភាពបន្ទាន់ខ្លាំងឡើង នៅពេលដែលអ្នកប្រើប្រាស់នៅចុងម្ខាងទៀតគឺជាកុមារ។</w:t>
-            </w:r>
-            <w:r>
-              <w:rPr>
-                <w:sz w:val="19"/>
-              </w:rPr>
-              <w:br/>
-            </w:r>
-            <w:r>
-              <w:rPr>
-                <w:sz w:val="19"/>
-              </w:rPr>
-              <w:br/>
-              <w:t>កុមារមិនមែនគ្រាន់តែជាមនុស្សពេញវ័យថ្នាក់តូចនោះទេ។ ការគិតគូររបស់ពួកគេកំពុងស្ថិតក្នុងដំណាក់កាលលូតលាស់ ហើយប្រព័ន្ធ AI ពាណិជ្ជកម្មមិនបានការពារពួកគេដោយស្វ័យប្រវត្តិនោះឡើយ។</w:t>
-            </w:r>
-            <w:r>
-              <w:rPr>
-                <w:sz w:val="19"/>
-              </w:rPr>
-              <w:br/>
-            </w:r>
-            <w:r>
-              <w:rPr>
-                <w:sz w:val="19"/>
-              </w:rPr>
-              <w:br/>
-              <w:t>នៅក្នុងបរិបទប្រទេសកម្ពុជាយើង នៅពេលដែលបច្ចេកវិទ្យាកំពុងចូលមកយ៉ាងលឿនក្នុងសាលារៀន និងផ្ទះសម្បែង ការធានាសុវត្ថិភាពកុមារក្នុងពិភពឌីជីថលគឺជាអាទិភាពចម្បង។ ម៉ូឌុលនេះគឺដើម្បីលុបបំបាត់គម្លាតនៃហានិភ័យទាំងនេះ។</w:t>
-            </w:r>
-          </w:p>
-        </w:tc>
-      </w:tr>
-      <w:tr>
-        <w:trPr>
-          <w:jc w:val="center"/>
-        </w:trPr>
-        <w:tc>
-          <w:tcPr>
-            <w:tcW w:w="3168" w:type="dxa"/>
-            <w:tcMar>
-              <w:top w:w="80" w:type="dxa"/>
-              <w:left w:w="90" w:type="dxa"/>
-              <w:bottom w:w="80" w:type="dxa"/>
-              <w:right w:w="90" w:type="dxa"/>
-            </w:tcMar>
-          </w:tcPr>
-          <w:p>
-            <w:r>
-              <w:rPr>
-                <w:sz w:val="19"/>
-              </w:rPr>
-              <w:t>Why do children need specialized protections when interacting with AI systems? There are three fundamental reasons:</w:t>
-            </w:r>
-            <w:r>
-              <w:rPr>
-                <w:sz w:val="19"/>
-              </w:rPr>
-              <w:br/>
-            </w:r>
-            <w:r>
-              <w:rPr>
-                <w:sz w:val="19"/>
-              </w:rPr>
-              <w:br/>
-              <w:t xml:space="preserve">First, their cognitive judgment regarding online risks, privacy, and </w:t>
-            </w:r>
-            <w:r>
-              <w:rPr>
-                <w:sz w:val="19"/>
-              </w:rPr>
-              <w:lastRenderedPageBreak/>
-              <w:t>digital manipulation is still developing. They cannot easily distinguish between a human interaction and an automated AI chatbot response.</w:t>
-            </w:r>
-            <w:r>
-              <w:rPr>
-                <w:sz w:val="19"/>
-              </w:rPr>
-              <w:br/>
-            </w:r>
-            <w:r>
-              <w:rPr>
-                <w:sz w:val="19"/>
-              </w:rPr>
-              <w:br/>
-              <w:t>Second, children have limited legal and practical power to give informed consent or opt out when AI tools are introduced into their classrooms or assignments.</w:t>
-            </w:r>
-            <w:r>
-              <w:rPr>
-                <w:sz w:val="19"/>
-              </w:rPr>
-              <w:br/>
-            </w:r>
-            <w:r>
-              <w:rPr>
-                <w:sz w:val="19"/>
-              </w:rPr>
-              <w:br/>
-              <w:t>Third, any digital footprint or personal data collected about a child today can follow them for the rest of their lives — affecting their future educational, financial, and professional opportunities far longer than it would affect an adult.</w:t>
-            </w:r>
-          </w:p>
-        </w:tc>
-        <w:tc>
-          <w:tcPr>
-            <w:tcW w:w="3168" w:type="dxa"/>
-            <w:tcMar>
-              <w:top w:w="80" w:type="dxa"/>
-              <w:left w:w="90" w:type="dxa"/>
-              <w:bottom w:w="80" w:type="dxa"/>
-              <w:right w:w="90" w:type="dxa"/>
-            </w:tcMar>
-          </w:tcPr>
-          <w:p>
-            <w:r>
-              <w:rPr>
-                <w:sz w:val="19"/>
-              </w:rPr>
-              <w:lastRenderedPageBreak/>
-              <w:t>តើហេតុអ្វីបានជាកុមារត្រូវការការការពារជាពិសេស នៅពេលប្រាស្រ័យទាក់ទងជាមួយប្រព័ន្ធ AI? មានមូលហេតុគ្រឹះចំនួនបី៖</w:t>
-            </w:r>
-            <w:r>
-              <w:rPr>
-                <w:sz w:val="19"/>
-              </w:rPr>
-              <w:br/>
-            </w:r>
-            <w:r>
-              <w:rPr>
-                <w:sz w:val="19"/>
-              </w:rPr>
-              <w:br/>
-              <w:t>ទីមួយ ការវិនិច្ឆ័យផ្នែកបញ្ញារបស់ពួកគេទាក់</w:t>
-            </w:r>
-            <w:r>
-              <w:rPr>
-                <w:sz w:val="19"/>
-              </w:rPr>
-              <w:lastRenderedPageBreak/>
-              <w:t>ទងនឹងហានិភ័យតាមអនឡាញ ឯកជនភាព និងការលួងលោមតាមឌីជីថល គឺកំពុងស្ថិតក្នុងដំណាក់កាលលូតលាស់នៅឡើយ។ ពួកគេមិនអាចបែងចែកឱ្យបានងាយស្រួលរវាងការប្រាស្រ័យទាក់ទងជាមួយមនុស្ស និងចម្លើយស្វ័យប្រវត្តិនៃ AI Chatbot នោះទេ។</w:t>
-            </w:r>
-            <w:r>
-              <w:rPr>
-                <w:sz w:val="19"/>
-              </w:rPr>
-              <w:br/>
-            </w:r>
-            <w:r>
-              <w:rPr>
-                <w:sz w:val="19"/>
-              </w:rPr>
-              <w:br/>
-              <w:t>ទីពីរ កុមារមានសិទ្ធិអំណាចផ្លូវច្បាប់ និងការអនុវត្តមានកម្រិត ក្នុងការផ្តល់ยินยอม (Informed Consent) ឬបដិសេធ នៅពេលដែលឧបករណ៍ AI ត្រូវបានយកមកប្រើប្រាស់ក្នុងថ្នាក់រៀន ឬកិច្ចការសាលារបស់ពួកគេ។</w:t>
-            </w:r>
-            <w:r>
-              <w:rPr>
-                <w:sz w:val="19"/>
-              </w:rPr>
-              <w:br/>
-            </w:r>
-            <w:r>
-              <w:rPr>
-                <w:sz w:val="19"/>
-              </w:rPr>
-              <w:br/>
-              <w:t>ទីបី រាល់ស្នាមជើងឌីជីថល ឬទិន្នន័យផ្ទាល់ខ្លួនដែលប្រមូលបានពីកុមារនៅថ្ងៃនេះ អាចតាមជាប់ខ្លួនពួកគេអស់មួយជីវិត — ដែលប៉ះពាល់ដល់ឱកាសអប់រំ ហិរញ្ញវត្ថុ និងអាជីពនាពេលអនាគត យូរអង្វែងជាងផលប៉ះពាល់លើមនុស្សពេញវ័យទៅទៀត។</w:t>
-            </w:r>
-          </w:p>
-        </w:tc>
-      </w:tr>
-      <w:tr>
-        <w:trPr>
-          <w:jc w:val="center"/>
-        </w:trPr>
-        <w:tc>
-          <w:tcPr>
-            <w:tcW w:w="3168" w:type="dxa"/>
-            <w:tcMar>
-              <w:top w:w="80" w:type="dxa"/>
-              <w:left w:w="90" w:type="dxa"/>
-              <w:bottom w:w="80" w:type="dxa"/>
-              <w:right w:w="90" w:type="dxa"/>
-            </w:tcMar>
-          </w:tcPr>
-          <w:p>
-            <w:r>
-              <w:rPr>
-                <w:sz w:val="19"/>
-              </w:rPr>
-              <w:lastRenderedPageBreak/>
-              <w:t>Remember the core risks from Module 4: bias, privacy violations, and hallucinations? When applied to children, the stakes become significantly higher.</w:t>
-            </w:r>
-            <w:r>
-              <w:rPr>
-                <w:sz w:val="19"/>
-              </w:rPr>
-              <w:br/>
-            </w:r>
-            <w:r>
-              <w:rPr>
-                <w:sz w:val="19"/>
-              </w:rPr>
-              <w:br/>
-              <w:t>An AI-generated exercise containing gender or ethnic bias can shape a primary student's self-worth at a formative age. In Cambodia, where student photos and school updates are frequently shared across public messaging groups like Telegram or Facebook, a privacy breach involving a child's facial image or home address is almost impossible to undo.</w:t>
-            </w:r>
-            <w:r>
-              <w:rPr>
-                <w:sz w:val="19"/>
-              </w:rPr>
-              <w:br/>
-            </w:r>
-            <w:r>
-              <w:rPr>
-                <w:sz w:val="19"/>
-              </w:rPr>
-              <w:br/>
-              <w:t>That is the protective lens we must maintain for every AI tool we evaluate.</w:t>
-            </w:r>
-          </w:p>
-        </w:tc>
-        <w:tc>
-          <w:tcPr>
-            <w:tcW w:w="3168" w:type="dxa"/>
-            <w:tcMar>
-              <w:top w:w="80" w:type="dxa"/>
-              <w:left w:w="90" w:type="dxa"/>
-              <w:bottom w:w="80" w:type="dxa"/>
-              <w:right w:w="90" w:type="dxa"/>
-            </w:tcMar>
-          </w:tcPr>
-          <w:p>
-            <w:r>
-              <w:rPr>
-                <w:sz w:val="19"/>
-              </w:rPr>
-              <w:t>សូមរំលឹកពីហានិភ័យគ្រឹះក្នុងម៉ូឌុលទី ៤៖ ការលម្អៀង ការរំលោភឯកជនភាព និងព័ត៌មានមិនពិត។ នៅពេលអនុវត្តលើកុមារ ផលវិបាកនឹងកាន់តែមានកម្រិតខ្ពស់ខ្លាំងណាស់។</w:t>
-            </w:r>
-            <w:r>
-              <w:rPr>
-                <w:sz w:val="19"/>
-              </w:rPr>
-              <w:br/>
-            </w:r>
-            <w:r>
-              <w:rPr>
-                <w:sz w:val="19"/>
-              </w:rPr>
-              <w:br/>
-              <w:t>លំហាត់ដែលបង្កើតដោយ AI ដែលមានការលម្អៀងលើភេទទិសដៅ ឬជាតិពិន្ធុ អាចតម្រង់ទិសតម្លៃខ្លួនឯងរបស់សិស្សបឋមសិក្សាក្នុងវ័យកំពុងលូតលាស់។ នៅក្នុងប្រទេសកម្ពុជាយើង ដែលរូបថតសិស្ស និងព័ត៌មានបច្ចុប្បន្នភាពសាលារៀន ត្រូវបានចែករំលែកជាញឹកញាប់តាមក្រុមសារសាធារណៈ ដូចជា Telegram ឬ Facebook ការបែកធ្លាយឯកជនភាពនៃរូបថតផ្ទៃមុខ ឬអាសយដ្ឋានដ្ឋានរបស់កុមារ គឺស្ទើរតែមិនអាចកែប្រែឡើងវិញបានឡើយ។</w:t>
-            </w:r>
-            <w:r>
-              <w:rPr>
-                <w:sz w:val="19"/>
-              </w:rPr>
-              <w:br/>
-            </w:r>
-            <w:r>
-              <w:rPr>
-                <w:sz w:val="19"/>
-              </w:rPr>
-              <w:br/>
-              <w:t xml:space="preserve">នេះគឺជាកញ្ចក់ការពារ </w:t>
-            </w:r>
-            <w:r>
-              <w:rPr>
-                <w:sz w:val="19"/>
-              </w:rPr>
-              <w:lastRenderedPageBreak/>
-              <w:t>ដែលយើងត្រូវរក្សាទុកជានិច្ច សម្រាប់ការវាយតម្លៃឧបករណ៍ AI នីមួយៗ។</w:t>
-            </w:r>
-          </w:p>
-        </w:tc>
-      </w:tr>
-      <w:tr>
-        <w:trPr>
-          <w:jc w:val="center"/>
-        </w:trPr>
-        <w:tc>
-          <w:tcPr>
-            <w:tcW w:w="3168" w:type="dxa"/>
-            <w:tcMar>
-              <w:top w:w="80" w:type="dxa"/>
-              <w:left w:w="90" w:type="dxa"/>
-              <w:bottom w:w="80" w:type="dxa"/>
-              <w:right w:w="90" w:type="dxa"/>
-            </w:tcMar>
-          </w:tcPr>
-          <w:p>
-            <w:r>
-              <w:rPr>
-                <w:sz w:val="19"/>
-              </w:rPr>
-              <w:lastRenderedPageBreak/>
-              <w:t>To guide educators, policymakers, and developers, UNICEF established nine policy guidance principles for child-centered AI. These principles cluster into four core ideas:</w:t>
-            </w:r>
-            <w:r>
-              <w:rPr>
-                <w:sz w:val="19"/>
-              </w:rPr>
-              <w:br/>
-            </w:r>
-            <w:r>
-              <w:rPr>
-                <w:sz w:val="19"/>
-              </w:rPr>
-              <w:br/>
-              <w:t>1. Well-being and Inclusion: AI must support children's physical, cognitive, and emotional development, ensuring fairness and non-discrimination for all learners, including children with disabilities or those in rural provinces.</w:t>
-            </w:r>
-            <w:r>
-              <w:rPr>
-                <w:sz w:val="19"/>
-              </w:rPr>
-              <w:br/>
-              <w:t>2. Privacy and Safety: AI systems must safeguard children's personal data, prevent surveillance, and protect them from physical or psychological harm.</w:t>
-            </w:r>
-            <w:r>
-              <w:rPr>
-                <w:sz w:val="19"/>
-              </w:rPr>
-              <w:br/>
-              <w:t>3. Transparency and Accountability: AI outputs must be explainable, and human adults — teachers and school leaders — remain fully accountable when errors occur.</w:t>
-            </w:r>
-            <w:r>
-              <w:rPr>
-                <w:sz w:val="19"/>
-              </w:rPr>
-              <w:br/>
-              <w:t>4. Preparation and Building Support: Education must prepare children for an AI-integrated future while building the digital capacity of teachers and parents to protect them.</w:t>
-            </w:r>
-            <w:r>
-              <w:rPr>
-                <w:sz w:val="19"/>
-              </w:rPr>
-              <w:br/>
-            </w:r>
-            <w:r>
-              <w:rPr>
-                <w:sz w:val="19"/>
-              </w:rPr>
-              <w:br/>
-              <w:t>You will explore all nine individual principles in Activity 3.</w:t>
-            </w:r>
-          </w:p>
-        </w:tc>
-        <w:tc>
-          <w:tcPr>
-            <w:tcW w:w="3168" w:type="dxa"/>
-            <w:tcMar>
-              <w:top w:w="80" w:type="dxa"/>
-              <w:left w:w="90" w:type="dxa"/>
-              <w:bottom w:w="80" w:type="dxa"/>
-              <w:right w:w="90" w:type="dxa"/>
-            </w:tcMar>
-          </w:tcPr>
-          <w:p>
-            <w:r>
-              <w:rPr>
-                <w:sz w:val="19"/>
-              </w:rPr>
-              <w:t>ដើម្បីតម្រង់ទិសគ្រូបង្រៀន អ្នករៀបចំគោលនយោបាយ និងអ្នកអភិវឌ្ឍន៍ អង្គការ UNICEF បានបង្កើតគោលការណ៍ណែនាំចំនួនប្រាំបួន សម្រាប់ AI ដែលផ្តោតលើកុមារ។ គោលការណ៍ទាំងនេះបូកសរុបជាគំនិតគ្រឹះចំនួនបួន៖</w:t>
-            </w:r>
-            <w:r>
-              <w:rPr>
-                <w:sz w:val="19"/>
-              </w:rPr>
-              <w:br/>
-            </w:r>
-            <w:r>
-              <w:rPr>
-                <w:sz w:val="19"/>
-              </w:rPr>
-              <w:br/>
-              <w:t>១. សុខុមាលភាព និងបរិយាបន្ន (Well-being &amp; Inclusion)៖ AI ត្រូវតែគាំទ្រដល់ការអភិវឌ្ឍរាងកាយ បញ្ញា និងផ្លូវចិត្តរបស់កុមារ ដោយធានាភាពយុត្តិធម៌ និងគ្មានការរើសអើងសម្រាប់សិស្សទាំងអស់ រួមទាំងកុមារពិការ ឬកុមារនៅខេត្តឆ្ងាយៗ។</w:t>
-            </w:r>
-            <w:r>
-              <w:rPr>
-                <w:sz w:val="19"/>
-              </w:rPr>
-              <w:br/>
-              <w:t>២. ឯកជនភាព និងសុវត្ថិភាព (Privacy &amp; Safety)៖ ប្រព័ន្ធ AI ត្រូវតែការពារទិន្នន័យផ្ទាល់ខ្លួនរបស់កុមារ ទប់ស្កាត់ការលួចមើល និងការពារពួកគេពីគ្រោះថ្នាក់រាងកាយ ឬផ្លូវចិត្ត។</w:t>
-            </w:r>
-            <w:r>
-              <w:rPr>
-                <w:sz w:val="19"/>
-              </w:rPr>
-              <w:br/>
-              <w:t>៣. ភាពស្រមោល និងគណនេយ្យភាព (Transparency &amp; Accountability)៖ លទ្ធផលរបស់ AI ត្រូវតែអាចពន្យល់បាន ហើយមនុស្សពេញវ័យ — គ្រូបង្រៀន និងថ្នាក់ដឹកនាំសាលា — នៅតែមានគណនេយ្យភាពពេញលេញនៅពេលមានកំហុសកើតឡើង។</w:t>
-            </w:r>
-            <w:r>
-              <w:rPr>
-                <w:sz w:val="19"/>
-              </w:rPr>
-              <w:br/>
-              <w:t>៤. ការរៀបចំ និងការកសាងការគាំទ្រ (Preparation &amp; Building Support)៖ ការអប់រំត្រូវតែរៀបចំកុមារសម្រាប់អនាគតដែលមាន AI ព្រមទាំងកសាងសមត្ថភាពឌីជីថលរបស់គ្រូបង្រៀន និងអាណាព្យាបាលដើម្បីការពារពួកគេ។</w:t>
-            </w:r>
-            <w:r>
-              <w:rPr>
-                <w:sz w:val="19"/>
-              </w:rPr>
-              <w:br/>
-            </w:r>
-            <w:r>
-              <w:rPr>
-                <w:sz w:val="19"/>
-              </w:rPr>
-              <w:br/>
-              <w:t>អ្នកនឹងសិក្សាគោលការណ៍ទាំងប្រាំបួនលម្អិតនៅក្នុងសកម្មភាពទី ៣។</w:t>
-            </w:r>
-          </w:p>
-        </w:tc>
-      </w:tr>
-      <w:tr>
-        <w:trPr>
-          <w:jc w:val="center"/>
-        </w:trPr>
-        <w:tc>
-          <w:tcPr>
-            <w:tcW w:w="3168" w:type="dxa"/>
-            <w:tcMar>
-              <w:top w:w="80" w:type="dxa"/>
-              <w:left w:w="90" w:type="dxa"/>
-              <w:bottom w:w="80" w:type="dxa"/>
-              <w:right w:w="90" w:type="dxa"/>
-            </w:tcMar>
-          </w:tcPr>
-          <w:p>
-            <w:r>
-              <w:rPr>
-                <w:sz w:val="19"/>
-              </w:rPr>
-              <w:t>Let's examine a very concrete classroom scenario: using student images and personal details in AI tools.</w:t>
-            </w:r>
-            <w:r>
-              <w:rPr>
-                <w:sz w:val="19"/>
-              </w:rPr>
-              <w:br/>
-            </w:r>
-            <w:r>
-              <w:rPr>
-                <w:sz w:val="19"/>
-              </w:rPr>
-              <w:lastRenderedPageBreak/>
-              <w:br/>
-              <w:t>Before you upload any photograph of a student — for a poster, a presentation slide, or a teaching activity — pause and verify:</w:t>
-            </w:r>
-            <w:r>
-              <w:rPr>
-                <w:sz w:val="19"/>
-              </w:rPr>
-              <w:br/>
-              <w:t>• Does the AI platform retain, store, or train on uploaded images?</w:t>
-            </w:r>
-            <w:r>
-              <w:rPr>
-                <w:sz w:val="19"/>
-              </w:rPr>
-              <w:br/>
-              <w:t>• Does your school have explicit parent consent for AI processing of student likenesses?</w:t>
-            </w:r>
-            <w:r>
-              <w:rPr>
-                <w:sz w:val="19"/>
-              </w:rPr>
-              <w:br/>
-              <w:t>• Could an anonymized AI illustration or cartoon serve the exact same educational purpose?</w:t>
-            </w:r>
-            <w:r>
-              <w:rPr>
-                <w:sz w:val="19"/>
-              </w:rPr>
-              <w:br/>
-            </w:r>
-            <w:r>
-              <w:rPr>
-                <w:sz w:val="19"/>
-              </w:rPr>
-              <w:br/>
-              <w:t>In Cambodian classrooms, the rule is absolute: Never upload a clear, identifiable photograph of a student's face or their private school records into any public AI generator. Protect their identity first.</w:t>
-            </w:r>
-          </w:p>
-        </w:tc>
-        <w:tc>
-          <w:tcPr>
-            <w:tcW w:w="3168" w:type="dxa"/>
-            <w:tcMar>
-              <w:top w:w="80" w:type="dxa"/>
-              <w:left w:w="90" w:type="dxa"/>
-              <w:bottom w:w="80" w:type="dxa"/>
-              <w:right w:w="90" w:type="dxa"/>
-            </w:tcMar>
-          </w:tcPr>
-          <w:p>
-            <w:r>
-              <w:rPr>
-                <w:sz w:val="19"/>
-              </w:rPr>
-              <w:lastRenderedPageBreak/>
-              <w:t>សូមពិនិត្យមើលសេនារីយ៉ូជាក់ស្តែងក្នុងថ្នាក់រៀន៖ ការប្រើប្រាស់រូបថតសិស្ស និងព័ត៌មានផ្ទាល់ខ្លួនក្នុងឧបករណ៍ AI។</w:t>
-            </w:r>
-            <w:r>
-              <w:rPr>
-                <w:sz w:val="19"/>
-              </w:rPr>
-              <w:br/>
-            </w:r>
-            <w:r>
-              <w:rPr>
-                <w:sz w:val="19"/>
-              </w:rPr>
-              <w:lastRenderedPageBreak/>
-              <w:br/>
-              <w:t>មុនពេលអ្នកបង្ហោះរូបថតសិស្ស — សម្រាប់ប័ណ្ណប្រកាស ស្លាយបង្ហាញ ឬសកម្មភាពបង្រៀន — សូមផ្អាក និងផ្ទៀងផ្ទាត់៖</w:t>
-            </w:r>
-            <w:r>
-              <w:rPr>
-                <w:sz w:val="19"/>
-              </w:rPr>
-              <w:br/>
-              <w:t>• តើកម្មវិធី AI នោះរក្សាទុក ឬយកបន្តរូបថតដែលបានបង្ហោះឬទេ?</w:t>
-            </w:r>
-            <w:r>
-              <w:rPr>
-                <w:sz w:val="19"/>
-              </w:rPr>
-              <w:br/>
-              <w:t>• តើសាលារៀនរបស់អ្នកមានការយល់ព្រមច្បាស់លាស់ពីអាណាព្យាបាល សម្រាប់ការប្រើយន្តការ AI លើរូបថតសិស្សដែរឬទេ?</w:t>
-            </w:r>
-            <w:r>
-              <w:rPr>
-                <w:sz w:val="19"/>
-              </w:rPr>
-              <w:br/>
-              <w:t>• តើរូបភាពគំនូរ AI ដែលមិនបង្ហាញអត្តសញ្ញាណ អាចបម្រើគោលបំណងអប់រំដូចគ្នាបានដែរឬទេ?</w:t>
-            </w:r>
-            <w:r>
-              <w:rPr>
-                <w:sz w:val="19"/>
-              </w:rPr>
-              <w:br/>
-            </w:r>
-            <w:r>
-              <w:rPr>
-                <w:sz w:val="19"/>
-              </w:rPr>
-              <w:br/>
-              <w:t>ក្នុងថ្នាក់រៀននៅកម្ពុជា វិធានការគឺដាច់ខាត៖ កុំបង្ហោះរូបថតផ្ទៃមុខសិស្សដែលមើលឃើញច្បាស់ ឬកំណត់ត្រាសាលារៀនសម្ងាត់ ទៅក្នុងកម្មវិធី AI សាធារណៈណាមួយឱ្យសោះ។ សូមការពារអត្តសញ្ញាណរបស់ពួកគេជាចម្បង។</w:t>
-            </w:r>
-          </w:p>
-        </w:tc>
-      </w:tr>
-      <w:tr>
-        <w:trPr>
-          <w:jc w:val="center"/>
-        </w:trPr>
-        <w:tc>
-          <w:tcPr>
-            <w:tcW w:w="3168" w:type="dxa"/>
-            <w:tcMar>
-              <w:top w:w="80" w:type="dxa"/>
-              <w:left w:w="90" w:type="dxa"/>
-              <w:bottom w:w="80" w:type="dxa"/>
-              <w:right w:w="90" w:type="dxa"/>
-            </w:tcMar>
-          </w:tcPr>
-          <w:p>
-            <w:r>
-              <w:rPr>
-                <w:sz w:val="19"/>
-              </w:rPr>
-              <w:lastRenderedPageBreak/>
-              <w:t>Technology should expand opportunities for children, never compromise their safety or dignity.</w:t>
-            </w:r>
-            <w:r>
-              <w:rPr>
-                <w:sz w:val="19"/>
-              </w:rPr>
-              <w:br/>
-            </w:r>
-            <w:r>
-              <w:rPr>
-                <w:sz w:val="19"/>
-              </w:rPr>
-              <w:br/>
-              <w:t>As professional educators, we are the guardians of our students' digital rights. Keep UNICEF's 9 principles in mind. In Activity 3, you will evaluate real classroom scenarios using these principles to ensure child-centered safety in your school.</w:t>
-            </w:r>
-            <w:r>
-              <w:rPr>
-                <w:sz w:val="19"/>
-              </w:rPr>
-              <w:br/>
-            </w:r>
-            <w:r>
-              <w:rPr>
-                <w:sz w:val="19"/>
-              </w:rPr>
-              <w:br/>
-              <w:t>Let's head into Activity 3 and put child protection first!</w:t>
-            </w:r>
-          </w:p>
-        </w:tc>
-        <w:tc>
-          <w:tcPr>
-            <w:tcW w:w="3168" w:type="dxa"/>
-            <w:tcMar>
-              <w:top w:w="80" w:type="dxa"/>
-              <w:left w:w="90" w:type="dxa"/>
-              <w:bottom w:w="80" w:type="dxa"/>
-              <w:right w:w="90" w:type="dxa"/>
-            </w:tcMar>
-          </w:tcPr>
-          <w:p>
-            <w:r>
-              <w:rPr>
-                <w:sz w:val="19"/>
-              </w:rPr>
-              <w:t>បច្ចេកវិទ្យាគួរតែបង្កើនឱកាសសម្រាប់កុមារ ដោយមិនត្រូវធ្វើឱ្យប៉ះពាល់ដល់សុវត្ថិភាព ឬសេចក្តីថ្លៃថ្នូររបស់ពួកគេឡើយ។</w:t>
-            </w:r>
-            <w:r>
-              <w:rPr>
-                <w:sz w:val="19"/>
-              </w:rPr>
-              <w:br/>
-            </w:r>
-            <w:r>
-              <w:rPr>
-                <w:sz w:val="19"/>
-              </w:rPr>
-              <w:br/>
-              <w:t>ក្នុងនាមជាគ្រូបង្រៀនវិជ្ជាជីវៈ យើងគឺជាអ្នកការពារសិទ្ធិឌីជីថលរបស់សិស្សជានិច្ច។ សូមចងចាំគោលការណ៍ទាំង ៩ របស់ UNICEF ឱ្យបានជាប់លាប់។ នៅក្នុងសកម្មភាពទី ៣ អ្នកនឹងវាយតម្លៃសេនារីយ៉ូថ្នាក់រៀនជាក់ស្តែង ដោយប្រើប្រាស់គោលការណ៍ទាំងនេះ ដើម្បីធានាសុវត្ថិភាពដែលផ្តោតលើកុមារក្នុងសាលារៀនរបស់អ្នក។</w:t>
-            </w:r>
-            <w:r>
-              <w:rPr>
-                <w:sz w:val="19"/>
-              </w:rPr>
-              <w:br/>
-            </w:r>
-            <w:r>
-              <w:rPr>
-                <w:sz w:val="19"/>
-              </w:rPr>
-              <w:br/>
-              <w:t>សូមឈានទៅកាន់សកម្មភាពទី ៣ និងដាក់សុវត្ថិភាពកុមារជាអាទិភាពចម្បងទាំងអស់គ្នា!</w:t>
-            </w:r>
-          </w:p>
-        </w:tc>
-      </w:tr>
-    </w:tbl>
-    <w:p>
-      <w:pPr>
-        <w:spacing w:after="280"/>
-      </w:pPr>
+      <w:proofErr w:type="spellStart"/>
+      <w:r>
+        <w:rPr>
+          <w:rFonts w:ascii="Khmer OS Siemreap" w:eastAsia="Khmer OS Battambang" w:hAnsi="Khmer OS Siemreap" w:cs="Khmer OS Siemreap"/>
+          <w:color w:val="auto"/>
+          <w:sz w:val="24"/>
+          <w:szCs w:val="24"/>
+        </w:rPr>
+        <w:t>ហេតុនេះហើយ</w:t>
+      </w:r>
+      <w:proofErr w:type="spellEnd"/>
+      <w:r>
+        <w:rPr>
+          <w:rFonts w:ascii="Khmer OS Siemreap" w:eastAsia="Khmer OS Battambang" w:hAnsi="Khmer OS Siemreap" w:cs="Khmer OS Siemreap"/>
+          <w:color w:val="auto"/>
+          <w:sz w:val="24"/>
+          <w:szCs w:val="24"/>
+        </w:rPr>
+        <w:t xml:space="preserve"> </w:t>
+      </w:r>
+      <w:proofErr w:type="spellStart"/>
+      <w:r>
+        <w:rPr>
+          <w:rFonts w:ascii="Khmer OS Siemreap" w:eastAsia="Khmer OS Battambang" w:hAnsi="Khmer OS Siemreap" w:cs="Khmer OS Siemreap"/>
+          <w:color w:val="auto"/>
+          <w:sz w:val="24"/>
+          <w:szCs w:val="24"/>
+        </w:rPr>
+        <w:t>ស្របពេលដែលបច្ចេកវិទ្យាកំពុងចូលមកយ៉ាងលឿនក្នុងសាលារៀន</w:t>
+      </w:r>
+      <w:proofErr w:type="spellEnd"/>
+      <w:r>
+        <w:rPr>
+          <w:rFonts w:ascii="Khmer OS Siemreap" w:eastAsia="Khmer OS Battambang" w:hAnsi="Khmer OS Siemreap" w:cs="Khmer OS Siemreap"/>
+          <w:color w:val="auto"/>
+          <w:sz w:val="24"/>
+          <w:szCs w:val="24"/>
+        </w:rPr>
+        <w:t xml:space="preserve"> </w:t>
+      </w:r>
+      <w:proofErr w:type="spellStart"/>
+      <w:r>
+        <w:rPr>
+          <w:rFonts w:ascii="Khmer OS Siemreap" w:eastAsia="Khmer OS Battambang" w:hAnsi="Khmer OS Siemreap" w:cs="Khmer OS Siemreap"/>
+          <w:color w:val="auto"/>
+          <w:sz w:val="24"/>
+          <w:szCs w:val="24"/>
+        </w:rPr>
+        <w:t>និងផ្ទះសម្បែងនានា</w:t>
+      </w:r>
+      <w:proofErr w:type="spellEnd"/>
+      <w:r>
+        <w:rPr>
+          <w:rFonts w:ascii="Khmer OS Siemreap" w:eastAsia="Khmer OS Battambang" w:hAnsi="Khmer OS Siemreap" w:cs="Khmer OS Siemreap"/>
+          <w:color w:val="auto"/>
+          <w:sz w:val="24"/>
+          <w:szCs w:val="24"/>
+        </w:rPr>
+        <w:t xml:space="preserve"> </w:t>
+      </w:r>
+      <w:proofErr w:type="spellStart"/>
+      <w:r>
+        <w:rPr>
+          <w:rFonts w:ascii="Khmer OS Siemreap" w:eastAsia="Khmer OS Battambang" w:hAnsi="Khmer OS Siemreap" w:cs="Khmer OS Siemreap"/>
+          <w:color w:val="auto"/>
+          <w:sz w:val="24"/>
+          <w:szCs w:val="24"/>
+        </w:rPr>
+        <w:t>ការធានាសុវត្ថិភាពកុមារក្នុងពិភពឌីជីថលគឺជាអាទិភាពចម្បង</w:t>
+      </w:r>
+      <w:proofErr w:type="spellEnd"/>
+      <w:r>
+        <w:rPr>
+          <w:rFonts w:ascii="Khmer OS Siemreap" w:eastAsia="Khmer OS Battambang" w:hAnsi="Khmer OS Siemreap" w:cs="Khmer OS Siemreap"/>
+          <w:color w:val="auto"/>
+          <w:sz w:val="24"/>
+          <w:szCs w:val="24"/>
+        </w:rPr>
+        <w:t xml:space="preserve">។ តើហេតុអ្វីបានជាកុមារត្រូវការការការពារជាពិសេសនៅពេលប្រាស្រ័យទាក់ទងជាមួយប្រព័ន្ធ AI? </w:t>
+      </w:r>
+      <w:proofErr w:type="spellStart"/>
+      <w:r>
+        <w:rPr>
+          <w:rFonts w:ascii="Khmer OS Siemreap" w:eastAsia="Khmer OS Battambang" w:hAnsi="Khmer OS Siemreap" w:cs="Khmer OS Siemreap"/>
+          <w:color w:val="auto"/>
+          <w:sz w:val="24"/>
+          <w:szCs w:val="24"/>
+        </w:rPr>
+        <w:t>មានមូលហេតុមូលដ្ឋានចំនួន</w:t>
+      </w:r>
+      <w:proofErr w:type="spellEnd"/>
+      <w:r>
+        <w:rPr>
+          <w:rFonts w:ascii="Khmer OS Siemreap" w:eastAsia="Khmer OS Battambang" w:hAnsi="Khmer OS Siemreap" w:cs="Khmer OS Siemreap"/>
+          <w:color w:val="auto"/>
+          <w:sz w:val="24"/>
+          <w:szCs w:val="24"/>
+          <w:cs/>
+          <w:lang w:bidi="km-KH"/>
+        </w:rPr>
+        <w:t>២</w:t>
+      </w:r>
+      <w:r>
+        <w:rPr>
+          <w:rFonts w:ascii="Khmer OS Siemreap" w:eastAsia="Khmer OS Battambang" w:hAnsi="Khmer OS Siemreap" w:cs="Khmer OS Siemreap"/>
+          <w:color w:val="auto"/>
+          <w:sz w:val="24"/>
+          <w:szCs w:val="24"/>
+        </w:rPr>
+        <w:t>៖</w:t>
+      </w:r>
     </w:p>
     <w:p>
       <w:pPr>
-        <w:keepNext/>
-        <w:spacing w:before="280" w:after="120"/>
+        <w:spacing w:line="300" w:lineRule="auto"/>
+        <w:rPr>
+          <w:rFonts w:ascii="Khmer OS Siemreap" w:hAnsi="Khmer OS Siemreap" w:cs="Khmer OS Siemreap"/>
+          <w:color w:val="auto"/>
+          <w:sz w:val="24"/>
+          <w:szCs w:val="24"/>
+          <w:cs/>
+          <w:lang w:bidi="km-KH"/>
+        </w:rPr>
       </w:pPr>
-      <w:r>
-        <w:rPr>
+      <w:proofErr w:type="spellStart"/>
+      <w:r>
+        <w:rPr>
+          <w:rFonts w:ascii="Khmer OS Siemreap" w:eastAsia="Khmer OS Battambang" w:hAnsi="Khmer OS Siemreap" w:cs="Khmer OS Siemreap"/>
           <w:b/>
-          <w:color w:val="1B365D"/>
-          <w:sz w:val="30"/>
-        </w:rPr>
-        <w:lastRenderedPageBreak/>
-        <w:t>3. Reference Rubric: UNICEF 9 Principles Checklist for Schools</w:t>
+          <w:bCs/>
+          <w:color w:val="auto"/>
+          <w:sz w:val="24"/>
+          <w:szCs w:val="24"/>
+        </w:rPr>
+        <w:t>ទីមួយ</w:t>
+      </w:r>
+      <w:proofErr w:type="spellEnd"/>
+      <w:r>
+        <w:rPr>
+          <w:rFonts w:ascii="Khmer OS Siemreap" w:eastAsia="Khmer OS Battambang" w:hAnsi="Khmer OS Siemreap" w:cs="Khmer OS Siemreap"/>
+          <w:b/>
+          <w:bCs/>
+          <w:color w:val="auto"/>
+          <w:sz w:val="24"/>
+          <w:szCs w:val="24"/>
+        </w:rPr>
+        <w:t xml:space="preserve"> </w:t>
+      </w:r>
+      <w:proofErr w:type="spellStart"/>
+      <w:r>
+        <w:rPr>
+          <w:rFonts w:ascii="Khmer OS Siemreap" w:eastAsia="Khmer OS Battambang" w:hAnsi="Khmer OS Siemreap" w:cs="Khmer OS Siemreap"/>
+          <w:color w:val="auto"/>
+          <w:sz w:val="24"/>
+          <w:szCs w:val="24"/>
+        </w:rPr>
+        <w:t>ការវិនិច្ឆ័យផ្នែកបញ្ញារបស់កុមារទាក់ទងនឹងហានិភ័យតាមអនឡាញ</w:t>
+      </w:r>
+      <w:proofErr w:type="spellEnd"/>
+      <w:r>
+        <w:rPr>
+          <w:rFonts w:ascii="Khmer OS Siemreap" w:eastAsia="Khmer OS Battambang" w:hAnsi="Khmer OS Siemreap" w:cs="Khmer OS Siemreap"/>
+          <w:color w:val="auto"/>
+          <w:sz w:val="24"/>
+          <w:szCs w:val="24"/>
+        </w:rPr>
+        <w:t xml:space="preserve"> </w:t>
+      </w:r>
+      <w:proofErr w:type="spellStart"/>
+      <w:r>
+        <w:rPr>
+          <w:rFonts w:ascii="Khmer OS Siemreap" w:eastAsia="Khmer OS Battambang" w:hAnsi="Khmer OS Siemreap" w:cs="Khmer OS Siemreap"/>
+          <w:color w:val="auto"/>
+          <w:sz w:val="24"/>
+          <w:szCs w:val="24"/>
+        </w:rPr>
+        <w:t>ឯកជនភាព</w:t>
+      </w:r>
+      <w:proofErr w:type="spellEnd"/>
+      <w:r>
+        <w:rPr>
+          <w:rFonts w:ascii="Khmer OS Siemreap" w:eastAsia="Khmer OS Battambang" w:hAnsi="Khmer OS Siemreap" w:cs="Khmer OS Siemreap"/>
+          <w:color w:val="auto"/>
+          <w:sz w:val="24"/>
+          <w:szCs w:val="24"/>
+        </w:rPr>
+        <w:t xml:space="preserve"> </w:t>
+      </w:r>
+      <w:proofErr w:type="spellStart"/>
+      <w:r>
+        <w:rPr>
+          <w:rFonts w:ascii="Khmer OS Siemreap" w:eastAsia="Khmer OS Battambang" w:hAnsi="Khmer OS Siemreap" w:cs="Khmer OS Siemreap"/>
+          <w:color w:val="auto"/>
+          <w:sz w:val="24"/>
+          <w:szCs w:val="24"/>
+        </w:rPr>
+        <w:t>និងការបោកបញ្ឆោតតាមប្រព័ន្ធឌីជីថល</w:t>
+      </w:r>
+      <w:proofErr w:type="spellEnd"/>
+      <w:r>
+        <w:rPr>
+          <w:rFonts w:ascii="Khmer OS Siemreap" w:eastAsia="Khmer OS Battambang" w:hAnsi="Khmer OS Siemreap" w:cs="Khmer OS Siemreap"/>
+          <w:color w:val="auto"/>
+          <w:sz w:val="24"/>
+          <w:szCs w:val="24"/>
+        </w:rPr>
+        <w:t xml:space="preserve"> </w:t>
+      </w:r>
+      <w:proofErr w:type="spellStart"/>
+      <w:r>
+        <w:rPr>
+          <w:rFonts w:ascii="Khmer OS Siemreap" w:eastAsia="Khmer OS Battambang" w:hAnsi="Khmer OS Siemreap" w:cs="Khmer OS Siemreap"/>
+          <w:color w:val="auto"/>
+          <w:sz w:val="24"/>
+          <w:szCs w:val="24"/>
+        </w:rPr>
+        <w:t>គឺកំពុងស្ថិតក្នុងដំណាក់កាលលូតលាស់នៅឡើយ</w:t>
+      </w:r>
+      <w:proofErr w:type="spellEnd"/>
+      <w:r>
+        <w:rPr>
+          <w:rFonts w:ascii="Khmer OS Siemreap" w:eastAsia="Khmer OS Battambang" w:hAnsi="Khmer OS Siemreap" w:cs="Khmer OS Siemreap"/>
+          <w:color w:val="auto"/>
+          <w:sz w:val="24"/>
+          <w:szCs w:val="24"/>
+        </w:rPr>
+        <w:t xml:space="preserve">។ </w:t>
+      </w:r>
+      <w:proofErr w:type="spellStart"/>
+      <w:r>
+        <w:rPr>
+          <w:rFonts w:ascii="Khmer OS Siemreap" w:eastAsia="Khmer OS Battambang" w:hAnsi="Khmer OS Siemreap" w:cs="Khmer OS Siemreap"/>
+          <w:color w:val="auto"/>
+          <w:sz w:val="24"/>
+          <w:szCs w:val="24"/>
+        </w:rPr>
+        <w:t>ពួកគេមិនអាចបែងចែកបានដាច់ស្រឡះរវាងការប្រាស្រ័យទាក់ទងជាមួយមនុស្ស</w:t>
+      </w:r>
+      <w:proofErr w:type="spellEnd"/>
+      <w:r>
+        <w:rPr>
+          <w:rFonts w:ascii="Khmer OS Siemreap" w:eastAsia="Khmer OS Battambang" w:hAnsi="Khmer OS Siemreap" w:cs="Khmer OS Siemreap"/>
+          <w:color w:val="auto"/>
+          <w:sz w:val="24"/>
+          <w:szCs w:val="24"/>
+        </w:rPr>
+        <w:t xml:space="preserve"> </w:t>
+      </w:r>
+      <w:proofErr w:type="spellStart"/>
+      <w:r>
+        <w:rPr>
+          <w:rFonts w:ascii="Khmer OS Siemreap" w:eastAsia="Khmer OS Battambang" w:hAnsi="Khmer OS Siemreap" w:cs="Khmer OS Siemreap"/>
+          <w:color w:val="auto"/>
+          <w:sz w:val="24"/>
+          <w:szCs w:val="24"/>
+        </w:rPr>
+        <w:t>និងចម្លើយស្វ័យប្រវត្តិនៃ</w:t>
+      </w:r>
+      <w:proofErr w:type="spellEnd"/>
+      <w:r>
+        <w:rPr>
+          <w:rFonts w:ascii="Khmer OS Siemreap" w:eastAsia="Khmer OS Battambang" w:hAnsi="Khmer OS Siemreap" w:cs="Khmer OS Siemreap"/>
+          <w:color w:val="auto"/>
+          <w:sz w:val="24"/>
+          <w:szCs w:val="24"/>
+        </w:rPr>
+        <w:t xml:space="preserve"> AI Chatbot </w:t>
+      </w:r>
+      <w:proofErr w:type="spellStart"/>
+      <w:r>
+        <w:rPr>
+          <w:rFonts w:ascii="Khmer OS Siemreap" w:eastAsia="Khmer OS Battambang" w:hAnsi="Khmer OS Siemreap" w:cs="Khmer OS Siemreap"/>
+          <w:color w:val="auto"/>
+          <w:sz w:val="24"/>
+          <w:szCs w:val="24"/>
+        </w:rPr>
+        <w:t>នោះទេ</w:t>
+      </w:r>
+      <w:proofErr w:type="spellEnd"/>
+      <w:r>
+        <w:rPr>
+          <w:rFonts w:ascii="Khmer OS Siemreap" w:eastAsia="Khmer OS Battambang" w:hAnsi="Khmer OS Siemreap" w:cs="Khmer OS Siemreap"/>
+          <w:color w:val="auto"/>
+          <w:sz w:val="24"/>
+          <w:szCs w:val="24"/>
+        </w:rPr>
+        <w:t xml:space="preserve"> </w:t>
+      </w:r>
+      <w:proofErr w:type="spellStart"/>
+      <w:r>
+        <w:rPr>
+          <w:rFonts w:ascii="Khmer OS Siemreap" w:eastAsia="Khmer OS Battambang" w:hAnsi="Khmer OS Siemreap" w:cs="Khmer OS Siemreap"/>
+          <w:color w:val="auto"/>
+          <w:sz w:val="24"/>
+          <w:szCs w:val="24"/>
+        </w:rPr>
+        <w:t>ដែលអាចនាំឲ្យពួកគេទុកចិត្តលើ</w:t>
+      </w:r>
+      <w:proofErr w:type="spellEnd"/>
+      <w:r>
+        <w:rPr>
+          <w:rFonts w:ascii="Khmer OS Siemreap" w:eastAsia="Khmer OS Battambang" w:hAnsi="Khmer OS Siemreap" w:cs="Khmer OS Siemreap"/>
+          <w:color w:val="auto"/>
+          <w:sz w:val="24"/>
+          <w:szCs w:val="24"/>
+        </w:rPr>
+        <w:t xml:space="preserve"> AI </w:t>
+      </w:r>
+      <w:proofErr w:type="spellStart"/>
+      <w:r>
+        <w:rPr>
+          <w:rFonts w:ascii="Khmer OS Siemreap" w:eastAsia="Khmer OS Battambang" w:hAnsi="Khmer OS Siemreap" w:cs="Khmer OS Siemreap"/>
+          <w:color w:val="auto"/>
+          <w:sz w:val="24"/>
+          <w:szCs w:val="24"/>
+        </w:rPr>
+        <w:t>ដូចជាមនុស្សពិត</w:t>
+      </w:r>
+      <w:proofErr w:type="spellEnd"/>
+      <w:r>
+        <w:rPr>
+          <w:rFonts w:ascii="Khmer OS Siemreap" w:eastAsia="Khmer OS Battambang" w:hAnsi="Khmer OS Siemreap" w:cs="Khmer OS Siemreap"/>
+          <w:color w:val="auto"/>
+          <w:sz w:val="24"/>
+          <w:szCs w:val="24"/>
+        </w:rPr>
+        <w:t xml:space="preserve"> </w:t>
+      </w:r>
+      <w:proofErr w:type="spellStart"/>
+      <w:r>
+        <w:rPr>
+          <w:rFonts w:ascii="Khmer OS Siemreap" w:eastAsia="Khmer OS Battambang" w:hAnsi="Khmer OS Siemreap" w:cs="Khmer OS Siemreap"/>
+          <w:color w:val="auto"/>
+          <w:sz w:val="24"/>
+          <w:szCs w:val="24"/>
+        </w:rPr>
+        <w:t>ជាពិសេសនៅពេលប្រើប្រាស</w:t>
+      </w:r>
+      <w:proofErr w:type="spellEnd"/>
+      <w:r>
+        <w:rPr>
+          <w:rFonts w:ascii="Khmer OS Siemreap" w:eastAsia="Khmer OS Battambang" w:hAnsi="Khmer OS Siemreap" w:cs="Khmer OS Siemreap"/>
+          <w:color w:val="auto"/>
+          <w:sz w:val="24"/>
+          <w:szCs w:val="24"/>
+        </w:rPr>
+        <w:t xml:space="preserve">់ AI </w:t>
+      </w:r>
+      <w:proofErr w:type="spellStart"/>
+      <w:r>
+        <w:rPr>
+          <w:rFonts w:ascii="Khmer OS Siemreap" w:eastAsia="Khmer OS Battambang" w:hAnsi="Khmer OS Siemreap" w:cs="Khmer OS Siemreap"/>
+          <w:color w:val="auto"/>
+          <w:sz w:val="24"/>
+          <w:szCs w:val="24"/>
+        </w:rPr>
+        <w:t>ជជែក</w:t>
+      </w:r>
+      <w:proofErr w:type="spellEnd"/>
+      <w:r>
+        <w:rPr>
+          <w:rFonts w:ascii="Khmer OS Siemreap" w:eastAsia="Khmer OS Battambang" w:hAnsi="Khmer OS Siemreap" w:cs="Khmer OS Siemreap"/>
+          <w:color w:val="auto"/>
+          <w:sz w:val="24"/>
+          <w:szCs w:val="24"/>
+        </w:rPr>
+        <w:t xml:space="preserve"> </w:t>
+      </w:r>
+      <w:proofErr w:type="spellStart"/>
+      <w:r>
+        <w:rPr>
+          <w:rFonts w:ascii="Khmer OS Siemreap" w:eastAsia="Khmer OS Battambang" w:hAnsi="Khmer OS Siemreap" w:cs="Khmer OS Siemreap"/>
+          <w:color w:val="auto"/>
+          <w:sz w:val="24"/>
+          <w:szCs w:val="24"/>
+        </w:rPr>
+        <w:t>ឬដៃគូនិម្មិត</w:t>
+      </w:r>
+      <w:proofErr w:type="spellEnd"/>
+      <w:r>
+        <w:rPr>
+          <w:rFonts w:ascii="Khmer OS Siemreap" w:eastAsia="Khmer OS Battambang" w:hAnsi="Khmer OS Siemreap" w:cs="Khmer OS Siemreap"/>
+          <w:color w:val="auto"/>
+          <w:sz w:val="24"/>
+          <w:szCs w:val="24"/>
+        </w:rPr>
+        <w:t xml:space="preserve"> ។</w:t>
+      </w:r>
+      <w:r>
+        <w:rPr>
+          <w:rFonts w:ascii="Khmer OS Siemreap" w:eastAsia="Khmer OS Battambang" w:hAnsi="Khmer OS Siemreap" w:cs="Khmer OS Siemreap"/>
+          <w:color w:val="auto"/>
+          <w:sz w:val="24"/>
+          <w:szCs w:val="24"/>
+          <w:cs/>
+          <w:lang w:bidi="km-KH"/>
+        </w:rPr>
+        <w:t xml:space="preserve"> បន្ថែម</w:t>
+      </w:r>
+      <w:r>
+        <w:rPr>
+          <w:rFonts w:ascii="Khmer OS Siemreap" w:eastAsia="Khmer OS Battambang" w:hAnsi="Khmer OS Siemreap" w:cs="Khmer OS Siemreap" w:hint="cs"/>
+          <w:color w:val="auto"/>
+          <w:sz w:val="24"/>
+          <w:szCs w:val="24"/>
+          <w:highlight w:val="yellow"/>
+          <w:cs/>
+          <w:lang w:bidi="km-KH"/>
+        </w:rPr>
+        <w:t>ពី</w:t>
+      </w:r>
+      <w:r>
+        <w:rPr>
+          <w:rFonts w:ascii="Khmer OS Siemreap" w:eastAsia="Khmer OS Battambang" w:hAnsi="Khmer OS Siemreap" w:cs="Khmer OS Siemreap"/>
+          <w:color w:val="auto"/>
+          <w:sz w:val="24"/>
+          <w:szCs w:val="24"/>
+          <w:highlight w:val="yellow"/>
+          <w:cs/>
+          <w:lang w:bidi="km-KH"/>
+        </w:rPr>
+        <w:t>លើ</w:t>
+      </w:r>
+      <w:r>
+        <w:rPr>
+          <w:rFonts w:ascii="Khmer OS Siemreap" w:eastAsia="Khmer OS Battambang" w:hAnsi="Khmer OS Siemreap" w:cs="Khmer OS Siemreap"/>
+          <w:color w:val="auto"/>
+          <w:sz w:val="24"/>
+          <w:szCs w:val="24"/>
+          <w:cs/>
+          <w:lang w:bidi="km-KH"/>
+        </w:rPr>
+        <w:t>នេះ កុមារស្ថិតនៅក្នុងដំណាក់</w:t>
+      </w:r>
+      <w:r>
+        <w:rPr>
+          <w:rFonts w:ascii="Khmer OS Siemreap" w:eastAsia="Khmer OS Battambang" w:hAnsi="Khmer OS Siemreap" w:cs="Khmer OS Siemreap"/>
+          <w:color w:val="auto"/>
+          <w:sz w:val="24"/>
+          <w:szCs w:val="24"/>
+          <w:highlight w:val="yellow"/>
+          <w:cs/>
+          <w:lang w:bidi="km-KH"/>
+        </w:rPr>
+        <w:t>កា</w:t>
+      </w:r>
+      <w:r>
+        <w:rPr>
+          <w:rFonts w:ascii="Khmer OS Siemreap" w:eastAsia="Khmer OS Battambang" w:hAnsi="Khmer OS Siemreap" w:cs="Khmer OS Siemreap" w:hint="cs"/>
+          <w:color w:val="auto"/>
+          <w:sz w:val="24"/>
+          <w:szCs w:val="24"/>
+          <w:highlight w:val="yellow"/>
+          <w:cs/>
+          <w:lang w:bidi="km-KH"/>
+        </w:rPr>
+        <w:t>រ</w:t>
+      </w:r>
+      <w:r>
+        <w:rPr>
+          <w:rFonts w:ascii="Khmer OS Siemreap" w:eastAsia="Khmer OS Battambang" w:hAnsi="Khmer OS Siemreap" w:cs="Khmer OS Siemreap"/>
+          <w:color w:val="auto"/>
+          <w:sz w:val="24"/>
+          <w:szCs w:val="24"/>
+          <w:cs/>
+          <w:lang w:bidi="km-KH"/>
+        </w:rPr>
+        <w:t>កសាងចំណេះ</w:t>
+      </w:r>
+      <w:r>
+        <w:rPr>
+          <w:rFonts w:ascii="Khmer OS Siemreap" w:eastAsia="Khmer OS Battambang" w:hAnsi="Khmer OS Siemreap" w:cs="Khmer OS Siemreap" w:hint="cs"/>
+          <w:color w:val="auto"/>
+          <w:sz w:val="24"/>
+          <w:szCs w:val="24"/>
+          <w:highlight w:val="yellow"/>
+          <w:cs/>
+          <w:lang w:bidi="km-KH"/>
+        </w:rPr>
+        <w:t>ដឹង</w:t>
+      </w:r>
+      <w:r>
+        <w:rPr>
+          <w:rFonts w:ascii="Khmer OS Siemreap" w:eastAsia="Khmer OS Battambang" w:hAnsi="Khmer OS Siemreap" w:cs="Khmer OS Siemreap"/>
+          <w:color w:val="auto"/>
+          <w:sz w:val="24"/>
+          <w:szCs w:val="24"/>
+          <w:cs/>
+          <w:lang w:bidi="km-KH"/>
+        </w:rPr>
+        <w:t>​ ហើយសមត្ថភាពនៅក្នុងការសំគាល់ព័ត៌មានបំភាន់ចេញពី</w:t>
+      </w:r>
+      <w:r>
+        <w:rPr>
+          <w:rFonts w:ascii="Khmer OS Siemreap" w:eastAsia="Khmer OS Battambang" w:hAnsi="Khmer OS Siemreap" w:cs="Khmer OS Siemreap"/>
+          <w:color w:val="auto"/>
+          <w:sz w:val="24"/>
+          <w:szCs w:val="24"/>
+          <w:lang w:bidi="km-KH"/>
+        </w:rPr>
+        <w:t>AI</w:t>
+      </w:r>
+      <w:r>
+        <w:rPr>
+          <w:rFonts w:ascii="Khmer OS Siemreap" w:eastAsia="Khmer OS Battambang" w:hAnsi="Khmer OS Siemreap" w:cs="Khmer OS Siemreap"/>
+          <w:color w:val="auto"/>
+          <w:sz w:val="24"/>
+          <w:szCs w:val="24"/>
+          <w:cs/>
+          <w:lang w:bidi="km-KH"/>
+        </w:rPr>
+        <w:t>នៅមាន</w:t>
+      </w:r>
+      <w:r>
+        <w:rPr>
+          <w:rFonts w:ascii="Khmer OS Siemreap" w:eastAsia="Khmer OS Battambang" w:hAnsi="Khmer OS Siemreap" w:cs="Khmer OS Siemreap" w:hint="cs"/>
+          <w:color w:val="auto"/>
+          <w:sz w:val="24"/>
+          <w:szCs w:val="24"/>
+          <w:highlight w:val="yellow"/>
+          <w:cs/>
+          <w:lang w:bidi="km-KH"/>
+        </w:rPr>
+        <w:t xml:space="preserve"> </w:t>
+      </w:r>
+      <w:r>
+        <w:rPr>
+          <w:rFonts w:ascii="Khmer OS Siemreap" w:eastAsia="Khmer OS Battambang" w:hAnsi="Khmer OS Siemreap" w:cs="Khmer OS Siemreap" w:hint="cs"/>
+          <w:color w:val="auto"/>
+          <w:sz w:val="24"/>
+          <w:szCs w:val="24"/>
+          <w:highlight w:val="yellow"/>
+          <w:cs/>
+          <w:lang w:bidi="km-KH"/>
+        </w:rPr>
+        <w:t>កម្រិត</w:t>
+      </w:r>
+      <w:r>
+        <w:rPr>
+          <w:rFonts w:ascii="Khmer OS Siemreap" w:eastAsia="Khmer OS Battambang" w:hAnsi="Khmer OS Siemreap" w:cs="Khmer OS Siemreap"/>
+          <w:color w:val="auto"/>
+          <w:sz w:val="24"/>
+          <w:szCs w:val="24"/>
+          <w:cs/>
+          <w:lang w:bidi="km-KH"/>
+        </w:rPr>
+        <w:t>ដែលធ្វើអោយគេងាយ</w:t>
+      </w:r>
+      <w:r>
+        <w:rPr>
+          <w:rFonts w:ascii="Khmer OS Siemreap" w:eastAsia="Khmer OS Battambang" w:hAnsi="Khmer OS Siemreap" w:cs="Khmer OS Siemreap" w:hint="cs"/>
+          <w:color w:val="auto"/>
+          <w:sz w:val="24"/>
+          <w:szCs w:val="24"/>
+          <w:highlight w:val="yellow"/>
+          <w:cs/>
+          <w:lang w:bidi="km-KH"/>
+        </w:rPr>
+        <w:t xml:space="preserve"> </w:t>
+      </w:r>
+      <w:r>
+        <w:rPr>
+          <w:rFonts w:ascii="Khmer OS Siemreap" w:eastAsia="Khmer OS Battambang" w:hAnsi="Khmer OS Siemreap" w:cs="Khmer OS Siemreap" w:hint="cs"/>
+          <w:color w:val="auto"/>
+          <w:sz w:val="24"/>
+          <w:szCs w:val="24"/>
+          <w:highlight w:val="yellow"/>
+          <w:cs/>
+          <w:lang w:bidi="km-KH"/>
+        </w:rPr>
+        <w:t>នឹង</w:t>
+      </w:r>
+      <w:r>
+        <w:rPr>
+          <w:rFonts w:ascii="Khmer OS Siemreap" w:eastAsia="Khmer OS Battambang" w:hAnsi="Khmer OS Siemreap" w:cs="Khmer OS Siemreap"/>
+          <w:color w:val="auto"/>
+          <w:sz w:val="24"/>
+          <w:szCs w:val="24"/>
+          <w:cs/>
+          <w:lang w:bidi="km-KH"/>
+        </w:rPr>
+        <w:t>ជឿព័ត៌មានក្លែងក្លាយហើយចាត់ទុកវាថាជាចំណេះដឹងថ្មី។</w:t>
       </w:r>
     </w:p>
     <w:p>
       <w:pPr>
-        <w:spacing w:after="160"/>
+        <w:spacing w:line="300" w:lineRule="auto"/>
+        <w:rPr>
+          <w:rFonts w:ascii="Khmer OS Siemreap" w:hAnsi="Khmer OS Siemreap" w:cs="Khmer OS Siemreap"/>
+          <w:color w:val="auto"/>
+          <w:sz w:val="24"/>
+          <w:szCs w:val="24"/>
+        </w:rPr>
       </w:pPr>
-      <w:r>
-        <w:t>Teachers will use this child safety reference rubric during Activity 3 to evaluate AI educational tools and classroom integration practices.</w:t>
+      <w:proofErr w:type="spellStart"/>
+      <w:r>
+        <w:rPr>
+          <w:rFonts w:ascii="Khmer OS Siemreap" w:eastAsia="Khmer OS Battambang" w:hAnsi="Khmer OS Siemreap" w:cs="Khmer OS Siemreap"/>
+          <w:b/>
+          <w:bCs/>
+          <w:color w:val="auto"/>
+          <w:sz w:val="24"/>
+          <w:szCs w:val="24"/>
+        </w:rPr>
+        <w:t>ទីពីរ</w:t>
+      </w:r>
+      <w:proofErr w:type="spellEnd"/>
+      <w:r>
+        <w:rPr>
+          <w:rFonts w:ascii="Khmer OS Siemreap" w:eastAsia="Khmer OS Battambang" w:hAnsi="Khmer OS Siemreap" w:cs="Khmer OS Siemreap"/>
+          <w:b/>
+          <w:bCs/>
+          <w:color w:val="auto"/>
+          <w:sz w:val="24"/>
+          <w:szCs w:val="24"/>
+        </w:rPr>
+        <w:t xml:space="preserve"> </w:t>
+      </w:r>
+      <w:proofErr w:type="spellStart"/>
+      <w:r>
+        <w:rPr>
+          <w:rFonts w:ascii="Khmer OS Siemreap" w:eastAsia="Khmer OS Battambang" w:hAnsi="Khmer OS Siemreap" w:cs="Khmer OS Siemreap"/>
+          <w:color w:val="auto"/>
+          <w:sz w:val="24"/>
+          <w:szCs w:val="24"/>
+        </w:rPr>
+        <w:t>រាល់ដានជើងឌីជីថល</w:t>
+      </w:r>
+      <w:proofErr w:type="spellEnd"/>
+      <w:r>
+        <w:rPr>
+          <w:rFonts w:ascii="Khmer OS Siemreap" w:eastAsia="Khmer OS Battambang" w:hAnsi="Khmer OS Siemreap" w:cs="Khmer OS Siemreap"/>
+          <w:color w:val="auto"/>
+          <w:sz w:val="24"/>
+          <w:szCs w:val="24"/>
+        </w:rPr>
+        <w:t xml:space="preserve"> </w:t>
+      </w:r>
+      <w:proofErr w:type="spellStart"/>
+      <w:r>
+        <w:rPr>
+          <w:rFonts w:ascii="Khmer OS Siemreap" w:eastAsia="Khmer OS Battambang" w:hAnsi="Khmer OS Siemreap" w:cs="Khmer OS Siemreap"/>
+          <w:color w:val="auto"/>
+          <w:sz w:val="24"/>
+          <w:szCs w:val="24"/>
+        </w:rPr>
+        <w:t>ឬទិន្នន័យផ្ទាល់ខ្លួនដែលប្រមូលបានពីកុមារនៅថ្ងៃនេះ</w:t>
+      </w:r>
+      <w:proofErr w:type="spellEnd"/>
+      <w:r>
+        <w:rPr>
+          <w:rFonts w:ascii="Khmer OS Siemreap" w:eastAsia="Khmer OS Battambang" w:hAnsi="Khmer OS Siemreap" w:cs="Khmer OS Siemreap"/>
+          <w:color w:val="auto"/>
+          <w:sz w:val="24"/>
+          <w:szCs w:val="24"/>
+        </w:rPr>
+        <w:t xml:space="preserve"> </w:t>
+      </w:r>
+      <w:proofErr w:type="spellStart"/>
+      <w:r>
+        <w:rPr>
+          <w:rFonts w:ascii="Khmer OS Siemreap" w:eastAsia="Khmer OS Battambang" w:hAnsi="Khmer OS Siemreap" w:cs="Khmer OS Siemreap"/>
+          <w:color w:val="auto"/>
+          <w:sz w:val="24"/>
+          <w:szCs w:val="24"/>
+        </w:rPr>
+        <w:t>អាចតាមជាប់ខ្លួនពួកគេអស់មួយជីវិត</w:t>
+      </w:r>
+      <w:proofErr w:type="spellEnd"/>
+      <w:r>
+        <w:rPr>
+          <w:rFonts w:ascii="Khmer OS Siemreap" w:eastAsia="Khmer OS Battambang" w:hAnsi="Khmer OS Siemreap" w:cs="Khmer OS Siemreap"/>
+          <w:color w:val="auto"/>
+          <w:sz w:val="24"/>
+          <w:szCs w:val="24"/>
+        </w:rPr>
+        <w:t xml:space="preserve"> </w:t>
+      </w:r>
+      <w:proofErr w:type="spellStart"/>
+      <w:r>
+        <w:rPr>
+          <w:rFonts w:ascii="Khmer OS Siemreap" w:eastAsia="Khmer OS Battambang" w:hAnsi="Khmer OS Siemreap" w:cs="Khmer OS Siemreap"/>
+          <w:color w:val="auto"/>
+          <w:sz w:val="24"/>
+          <w:szCs w:val="24"/>
+        </w:rPr>
+        <w:t>ដែលអាចមានផលប៉ះពាល់អវិជ្ជមានដល់ឱកាសអប់រំ</w:t>
+      </w:r>
+      <w:proofErr w:type="spellEnd"/>
+      <w:r>
+        <w:rPr>
+          <w:rFonts w:ascii="Khmer OS Siemreap" w:eastAsia="Khmer OS Battambang" w:hAnsi="Khmer OS Siemreap" w:cs="Khmer OS Siemreap"/>
+          <w:color w:val="auto"/>
+          <w:sz w:val="24"/>
+          <w:szCs w:val="24"/>
+        </w:rPr>
+        <w:t xml:space="preserve"> </w:t>
+      </w:r>
+      <w:proofErr w:type="spellStart"/>
+      <w:r>
+        <w:rPr>
+          <w:rFonts w:ascii="Khmer OS Siemreap" w:eastAsia="Khmer OS Battambang" w:hAnsi="Khmer OS Siemreap" w:cs="Khmer OS Siemreap"/>
+          <w:color w:val="auto"/>
+          <w:sz w:val="24"/>
+          <w:szCs w:val="24"/>
+        </w:rPr>
+        <w:t>ហិរញ្ញវត្ថុ</w:t>
+      </w:r>
+      <w:proofErr w:type="spellEnd"/>
+      <w:r>
+        <w:rPr>
+          <w:rFonts w:ascii="Khmer OS Siemreap" w:eastAsia="Khmer OS Battambang" w:hAnsi="Khmer OS Siemreap" w:cs="Khmer OS Siemreap"/>
+          <w:color w:val="auto"/>
+          <w:sz w:val="24"/>
+          <w:szCs w:val="24"/>
+        </w:rPr>
+        <w:t xml:space="preserve"> </w:t>
+      </w:r>
+      <w:proofErr w:type="spellStart"/>
+      <w:r>
+        <w:rPr>
+          <w:rFonts w:ascii="Khmer OS Siemreap" w:eastAsia="Khmer OS Battambang" w:hAnsi="Khmer OS Siemreap" w:cs="Khmer OS Siemreap"/>
+          <w:color w:val="auto"/>
+          <w:sz w:val="24"/>
+          <w:szCs w:val="24"/>
+        </w:rPr>
+        <w:t>និងអាជីពនាពេលអនាគតរបស់ពួកគេ</w:t>
+      </w:r>
+      <w:proofErr w:type="spellEnd"/>
+      <w:r>
+        <w:rPr>
+          <w:rFonts w:ascii="Khmer OS Siemreap" w:eastAsia="Khmer OS Battambang" w:hAnsi="Khmer OS Siemreap" w:cs="Khmer OS Siemreap"/>
+          <w:color w:val="auto"/>
+          <w:sz w:val="24"/>
+          <w:szCs w:val="24"/>
+        </w:rPr>
+        <w:t xml:space="preserve"> </w:t>
+      </w:r>
+      <w:proofErr w:type="spellStart"/>
+      <w:r>
+        <w:rPr>
+          <w:rFonts w:ascii="Khmer OS Siemreap" w:eastAsia="Khmer OS Battambang" w:hAnsi="Khmer OS Siemreap" w:cs="Khmer OS Siemreap"/>
+          <w:color w:val="auto"/>
+          <w:sz w:val="24"/>
+          <w:szCs w:val="24"/>
+        </w:rPr>
+        <w:t>យូរអង្វែងជាងផលប៉ះពាល់លើមនុស្សពេញវ័យទៅទៀត</w:t>
+      </w:r>
+      <w:proofErr w:type="spellEnd"/>
+      <w:r>
+        <w:rPr>
+          <w:rFonts w:ascii="Khmer OS Siemreap" w:eastAsia="Khmer OS Battambang" w:hAnsi="Khmer OS Siemreap" w:cs="Khmer OS Siemreap"/>
+          <w:color w:val="auto"/>
+          <w:sz w:val="24"/>
+          <w:szCs w:val="24"/>
+        </w:rPr>
+        <w:t>។</w:t>
       </w:r>
     </w:p>
-    <w:tbl>
-      <w:tblPr>
-        <w:tblW w:w="0" w:type="auto"/>
-        <w:jc w:val="center"/>
-        <w:tblLayout w:type="fixed"/>
-        <w:tblLook w:val="04A0" w:firstRow="1" w:lastRow="0" w:firstColumn="1" w:lastColumn="0" w:noHBand="0" w:noVBand="1"/>
-      </w:tblPr>
-      <w:tblGrid>
-        <w:gridCol w:w="2880"/>
-        <w:gridCol w:w="3600"/>
-        <w:gridCol w:w="3888"/>
-      </w:tblGrid>
-      <w:tr>
-        <w:trPr>
-          <w:jc w:val="center"/>
-        </w:trPr>
-        <w:tc>
-          <w:tcPr>
-            <w:tcW w:w="2880" w:type="dxa"/>
-            <w:shd w:val="clear" w:color="auto" w:fill="5C768D"/>
-            <w:tcMar>
-              <w:top w:w="80" w:type="dxa"/>
-              <w:left w:w="80" w:type="dxa"/>
-              <w:bottom w:w="80" w:type="dxa"/>
-              <w:right w:w="80" w:type="dxa"/>
-            </w:tcMar>
-          </w:tcPr>
-          <w:p>
-            <w:r>
-              <w:rPr>
-                <w:b/>
-                <w:color w:val="FFFFFF"/>
-              </w:rPr>
-              <w:t>UNICEF Principle</w:t>
-            </w:r>
-          </w:p>
-        </w:tc>
-        <w:tc>
-          <w:tcPr>
-            <w:tcW w:w="3600" w:type="dxa"/>
-            <w:shd w:val="clear" w:color="auto" w:fill="5C768D"/>
-            <w:tcMar>
-              <w:top w:w="80" w:type="dxa"/>
-              <w:left w:w="80" w:type="dxa"/>
-              <w:bottom w:w="80" w:type="dxa"/>
-              <w:right w:w="80" w:type="dxa"/>
-            </w:tcMar>
-          </w:tcPr>
-          <w:p>
-            <w:r>
-              <w:rPr>
-                <w:b/>
-                <w:color w:val="FFFFFF"/>
-              </w:rPr>
-              <w:t>Core Child Right Goal</w:t>
-            </w:r>
-          </w:p>
-        </w:tc>
-        <w:tc>
-          <w:tcPr>
-            <w:tcW w:w="3888" w:type="dxa"/>
-            <w:shd w:val="clear" w:color="auto" w:fill="5C768D"/>
-            <w:tcMar>
-              <w:top w:w="80" w:type="dxa"/>
-              <w:left w:w="80" w:type="dxa"/>
-              <w:bottom w:w="80" w:type="dxa"/>
-              <w:right w:w="80" w:type="dxa"/>
-            </w:tcMar>
-          </w:tcPr>
-          <w:p>
-            <w:r>
-              <w:rPr>
-                <w:b/>
-                <w:color w:val="FFFFFF"/>
-              </w:rPr>
-              <w:t>Actionable Teacher Safety Protocol</w:t>
-            </w:r>
-          </w:p>
-        </w:tc>
-      </w:tr>
-      <w:tr>
-        <w:trPr>
-          <w:jc w:val="center"/>
-        </w:trPr>
-        <w:tc>
-          <w:tcPr>
-            <w:tcW w:w="2880" w:type="dxa"/>
-            <w:shd w:val="clear" w:color="auto" w:fill="F4F6F8"/>
-            <w:tcMar>
-              <w:top w:w="70" w:type="dxa"/>
-              <w:left w:w="80" w:type="dxa"/>
-              <w:bottom w:w="70" w:type="dxa"/>
-              <w:right w:w="80" w:type="dxa"/>
-            </w:tcMar>
-          </w:tcPr>
-          <w:p>
-            <w:r>
-              <w:rPr>
-                <w:b/>
-                <w:color w:val="1B365D"/>
-              </w:rPr>
-              <w:t>1. Support Development</w:t>
-            </w:r>
-          </w:p>
-        </w:tc>
-        <w:tc>
-          <w:tcPr>
-            <w:tcW w:w="3600" w:type="dxa"/>
-            <w:tcMar>
-              <w:top w:w="70" w:type="dxa"/>
-              <w:left w:w="80" w:type="dxa"/>
-              <w:bottom w:w="70" w:type="dxa"/>
-              <w:right w:w="80" w:type="dxa"/>
-            </w:tcMar>
-          </w:tcPr>
-          <w:p>
-            <w:r>
-              <w:rPr>
-                <w:sz w:val="17"/>
-              </w:rPr>
-              <w:t>AI should support children's growth and learning.</w:t>
-            </w:r>
-          </w:p>
-        </w:tc>
-        <w:tc>
-          <w:tcPr>
-            <w:tcW w:w="3888" w:type="dxa"/>
-            <w:tcMar>
-              <w:top w:w="70" w:type="dxa"/>
-              <w:left w:w="80" w:type="dxa"/>
-              <w:bottom w:w="70" w:type="dxa"/>
-              <w:right w:w="80" w:type="dxa"/>
-            </w:tcMar>
-          </w:tcPr>
-          <w:p>
-            <w:r>
-              <w:rPr>
-                <w:sz w:val="17"/>
-              </w:rPr>
-              <w:t>Select AI tools that stimulate critical thinking rather than replacing student effort.</w:t>
-            </w:r>
-          </w:p>
-        </w:tc>
-      </w:tr>
-      <w:tr>
-        <w:trPr>
-          <w:jc w:val="center"/>
-        </w:trPr>
-        <w:tc>
-          <w:tcPr>
-            <w:tcW w:w="2880" w:type="dxa"/>
-            <w:shd w:val="clear" w:color="auto" w:fill="F4F6F8"/>
-            <w:tcMar>
-              <w:top w:w="70" w:type="dxa"/>
-              <w:left w:w="80" w:type="dxa"/>
-              <w:bottom w:w="70" w:type="dxa"/>
-              <w:right w:w="80" w:type="dxa"/>
-            </w:tcMar>
-          </w:tcPr>
-          <w:p>
-            <w:r>
-              <w:rPr>
-                <w:b/>
-                <w:color w:val="1B365D"/>
-              </w:rPr>
-              <w:t>2. Inclusion &amp; Fairness</w:t>
-            </w:r>
-          </w:p>
-        </w:tc>
-        <w:tc>
-          <w:tcPr>
-            <w:tcW w:w="3600" w:type="dxa"/>
-            <w:tcMar>
-              <w:top w:w="70" w:type="dxa"/>
-              <w:left w:w="80" w:type="dxa"/>
-              <w:bottom w:w="70" w:type="dxa"/>
-              <w:right w:w="80" w:type="dxa"/>
-            </w:tcMar>
-          </w:tcPr>
-          <w:p>
-            <w:r>
-              <w:rPr>
-                <w:sz w:val="17"/>
-              </w:rPr>
-              <w:t>AI must be inclusive and non-discriminatory.</w:t>
-            </w:r>
-          </w:p>
-        </w:tc>
-        <w:tc>
-          <w:tcPr>
-            <w:tcW w:w="3888" w:type="dxa"/>
-            <w:tcMar>
-              <w:top w:w="70" w:type="dxa"/>
-              <w:left w:w="80" w:type="dxa"/>
-              <w:bottom w:w="70" w:type="dxa"/>
-              <w:right w:w="80" w:type="dxa"/>
-            </w:tcMar>
-          </w:tcPr>
-          <w:p>
-            <w:r>
-              <w:rPr>
-                <w:sz w:val="17"/>
-              </w:rPr>
-              <w:t>Ensure AI prompts reflect local Cambodian culture, gender equity, and provincial diversity.</w:t>
-            </w:r>
-          </w:p>
-        </w:tc>
-      </w:tr>
-      <w:tr>
-        <w:trPr>
-          <w:jc w:val="center"/>
-        </w:trPr>
-        <w:tc>
-          <w:tcPr>
-            <w:tcW w:w="2880" w:type="dxa"/>
-            <w:shd w:val="clear" w:color="auto" w:fill="F4F6F8"/>
-            <w:tcMar>
-              <w:top w:w="70" w:type="dxa"/>
-              <w:left w:w="80" w:type="dxa"/>
-              <w:bottom w:w="70" w:type="dxa"/>
-              <w:right w:w="80" w:type="dxa"/>
-            </w:tcMar>
-          </w:tcPr>
-          <w:p>
-            <w:r>
-              <w:rPr>
-                <w:b/>
-                <w:color w:val="1B365D"/>
-              </w:rPr>
-              <w:t>3. Protect Privacy &amp; Data</w:t>
-            </w:r>
-          </w:p>
-        </w:tc>
-        <w:tc>
-          <w:tcPr>
-            <w:tcW w:w="3600" w:type="dxa"/>
-            <w:tcMar>
-              <w:top w:w="70" w:type="dxa"/>
-              <w:left w:w="80" w:type="dxa"/>
-              <w:bottom w:w="70" w:type="dxa"/>
-              <w:right w:w="80" w:type="dxa"/>
-            </w:tcMar>
-          </w:tcPr>
-          <w:p>
-            <w:r>
-              <w:rPr>
-                <w:sz w:val="17"/>
-              </w:rPr>
-              <w:t>Protect children's personal data and identity.</w:t>
-            </w:r>
-          </w:p>
-        </w:tc>
-        <w:tc>
-          <w:tcPr>
-            <w:tcW w:w="3888" w:type="dxa"/>
-            <w:tcMar>
-              <w:top w:w="70" w:type="dxa"/>
-              <w:left w:w="80" w:type="dxa"/>
-              <w:bottom w:w="70" w:type="dxa"/>
-              <w:right w:w="80" w:type="dxa"/>
-            </w:tcMar>
-          </w:tcPr>
-          <w:p>
-            <w:r>
-              <w:rPr>
-                <w:sz w:val="17"/>
-              </w:rPr>
-              <w:t>Never input student names, ID numbers, or clear facial photographs into public AI systems.</w:t>
-            </w:r>
-          </w:p>
-        </w:tc>
-      </w:tr>
-      <w:tr>
-        <w:trPr>
-          <w:jc w:val="center"/>
-        </w:trPr>
-        <w:tc>
-          <w:tcPr>
-            <w:tcW w:w="2880" w:type="dxa"/>
-            <w:shd w:val="clear" w:color="auto" w:fill="F4F6F8"/>
-            <w:tcMar>
-              <w:top w:w="70" w:type="dxa"/>
-              <w:left w:w="80" w:type="dxa"/>
-              <w:bottom w:w="70" w:type="dxa"/>
-              <w:right w:w="80" w:type="dxa"/>
-            </w:tcMar>
-          </w:tcPr>
-          <w:p>
-            <w:r>
-              <w:rPr>
-                <w:b/>
-                <w:color w:val="1B365D"/>
-              </w:rPr>
-              <w:t>4. Ensure Safety</w:t>
-            </w:r>
-          </w:p>
-        </w:tc>
-        <w:tc>
-          <w:tcPr>
-            <w:tcW w:w="3600" w:type="dxa"/>
-            <w:tcMar>
-              <w:top w:w="70" w:type="dxa"/>
-              <w:left w:w="80" w:type="dxa"/>
-              <w:bottom w:w="70" w:type="dxa"/>
-              <w:right w:w="80" w:type="dxa"/>
-            </w:tcMar>
-          </w:tcPr>
-          <w:p>
-            <w:r>
-              <w:rPr>
-                <w:sz w:val="17"/>
-              </w:rPr>
-              <w:t>Keep children safe from digital and physical harm.</w:t>
-            </w:r>
-          </w:p>
-        </w:tc>
-        <w:tc>
-          <w:tcPr>
-            <w:tcW w:w="3888" w:type="dxa"/>
-            <w:tcMar>
-              <w:top w:w="70" w:type="dxa"/>
-              <w:left w:w="80" w:type="dxa"/>
-              <w:bottom w:w="70" w:type="dxa"/>
-              <w:right w:w="80" w:type="dxa"/>
-            </w:tcMar>
-          </w:tcPr>
-          <w:p>
-            <w:r>
-              <w:rPr>
-                <w:sz w:val="17"/>
-              </w:rPr>
-              <w:t>Audit AI content for age-inappropriate material or harmful online recommendations.</w:t>
-            </w:r>
-          </w:p>
-        </w:tc>
-      </w:tr>
-      <w:tr>
-        <w:trPr>
-          <w:jc w:val="center"/>
-        </w:trPr>
-        <w:tc>
-          <w:tcPr>
-            <w:tcW w:w="2880" w:type="dxa"/>
-            <w:shd w:val="clear" w:color="auto" w:fill="F4F6F8"/>
-            <w:tcMar>
-              <w:top w:w="70" w:type="dxa"/>
-              <w:left w:w="80" w:type="dxa"/>
-              <w:bottom w:w="70" w:type="dxa"/>
-              <w:right w:w="80" w:type="dxa"/>
-            </w:tcMar>
-          </w:tcPr>
-          <w:p>
-            <w:r>
-              <w:rPr>
-                <w:b/>
-                <w:color w:val="1B365D"/>
-              </w:rPr>
-              <w:t>5. Transparency</w:t>
-            </w:r>
-          </w:p>
-        </w:tc>
-        <w:tc>
-          <w:tcPr>
-            <w:tcW w:w="3600" w:type="dxa"/>
-            <w:tcMar>
-              <w:top w:w="70" w:type="dxa"/>
-              <w:left w:w="80" w:type="dxa"/>
-              <w:bottom w:w="70" w:type="dxa"/>
-              <w:right w:w="80" w:type="dxa"/>
-            </w:tcMar>
-          </w:tcPr>
-          <w:p>
-            <w:r>
-              <w:rPr>
-                <w:sz w:val="17"/>
-              </w:rPr>
-              <w:t>AI operations must be explainable and understandable.</w:t>
-            </w:r>
-          </w:p>
-        </w:tc>
-        <w:tc>
-          <w:tcPr>
-            <w:tcW w:w="3888" w:type="dxa"/>
-            <w:tcMar>
-              <w:top w:w="70" w:type="dxa"/>
-              <w:left w:w="80" w:type="dxa"/>
-              <w:bottom w:w="70" w:type="dxa"/>
-              <w:right w:w="80" w:type="dxa"/>
-            </w:tcMar>
-          </w:tcPr>
-          <w:p>
-            <w:r>
-              <w:rPr>
-                <w:sz w:val="17"/>
-              </w:rPr>
-              <w:t>Inform parents and students when AI tools are used to assist in material preparation.</w:t>
-            </w:r>
-          </w:p>
-        </w:tc>
-      </w:tr>
-      <w:tr>
-        <w:trPr>
-          <w:jc w:val="center"/>
-        </w:trPr>
-        <w:tc>
-          <w:tcPr>
-            <w:tcW w:w="2880" w:type="dxa"/>
-            <w:shd w:val="clear" w:color="auto" w:fill="F4F6F8"/>
-            <w:tcMar>
-              <w:top w:w="70" w:type="dxa"/>
-              <w:left w:w="80" w:type="dxa"/>
-              <w:bottom w:w="70" w:type="dxa"/>
-              <w:right w:w="80" w:type="dxa"/>
-            </w:tcMar>
-          </w:tcPr>
-          <w:p>
-            <w:r>
-              <w:rPr>
-                <w:b/>
-                <w:color w:val="1B365D"/>
-              </w:rPr>
-              <w:t>6. Explainability</w:t>
-            </w:r>
-          </w:p>
-        </w:tc>
-        <w:tc>
-          <w:tcPr>
-            <w:tcW w:w="3600" w:type="dxa"/>
-            <w:tcMar>
-              <w:top w:w="70" w:type="dxa"/>
-              <w:left w:w="80" w:type="dxa"/>
-              <w:bottom w:w="70" w:type="dxa"/>
-              <w:right w:w="80" w:type="dxa"/>
-            </w:tcMar>
-          </w:tcPr>
-          <w:p>
-            <w:r>
-              <w:rPr>
-                <w:sz w:val="17"/>
-              </w:rPr>
-              <w:t>Understand how AI arrives at decisions/outputs.</w:t>
-            </w:r>
-          </w:p>
-        </w:tc>
-        <w:tc>
-          <w:tcPr>
-            <w:tcW w:w="3888" w:type="dxa"/>
-            <w:tcMar>
-              <w:top w:w="70" w:type="dxa"/>
-              <w:left w:w="80" w:type="dxa"/>
-              <w:bottom w:w="70" w:type="dxa"/>
-              <w:right w:w="80" w:type="dxa"/>
-            </w:tcMar>
-          </w:tcPr>
-          <w:p>
-            <w:r>
-              <w:rPr>
-                <w:sz w:val="17"/>
-              </w:rPr>
-              <w:t>Never accept AI grading or suggestions blindly; verify output logic before sharing.</w:t>
-            </w:r>
-          </w:p>
-        </w:tc>
-      </w:tr>
-      <w:tr>
-        <w:trPr>
-          <w:jc w:val="center"/>
-        </w:trPr>
-        <w:tc>
-          <w:tcPr>
-            <w:tcW w:w="2880" w:type="dxa"/>
-            <w:shd w:val="clear" w:color="auto" w:fill="F4F6F8"/>
-            <w:tcMar>
-              <w:top w:w="70" w:type="dxa"/>
-              <w:left w:w="80" w:type="dxa"/>
-              <w:bottom w:w="70" w:type="dxa"/>
-              <w:right w:w="80" w:type="dxa"/>
-            </w:tcMar>
-          </w:tcPr>
-          <w:p>
-            <w:r>
-              <w:rPr>
-                <w:b/>
-                <w:color w:val="1B365D"/>
-              </w:rPr>
-              <w:t>7. Human Oversight</w:t>
-            </w:r>
-          </w:p>
-        </w:tc>
-        <w:tc>
-          <w:tcPr>
-            <w:tcW w:w="3600" w:type="dxa"/>
-            <w:tcMar>
-              <w:top w:w="70" w:type="dxa"/>
-              <w:left w:w="80" w:type="dxa"/>
-              <w:bottom w:w="70" w:type="dxa"/>
-              <w:right w:w="80" w:type="dxa"/>
-            </w:tcMar>
-          </w:tcPr>
-          <w:p>
-            <w:r>
-              <w:rPr>
-                <w:sz w:val="17"/>
-              </w:rPr>
-              <w:t>Teachers maintain full responsibility for AI choices.</w:t>
-            </w:r>
-          </w:p>
-        </w:tc>
-        <w:tc>
-          <w:tcPr>
-            <w:tcW w:w="3888" w:type="dxa"/>
-            <w:tcMar>
-              <w:top w:w="70" w:type="dxa"/>
-              <w:left w:w="80" w:type="dxa"/>
-              <w:bottom w:w="70" w:type="dxa"/>
-              <w:right w:w="80" w:type="dxa"/>
-            </w:tcMar>
-          </w:tcPr>
-          <w:p>
-            <w:r>
-              <w:rPr>
-                <w:sz w:val="17"/>
-              </w:rPr>
-              <w:t>Retain ultimate authority over all instructional materials and student evaluation.</w:t>
-            </w:r>
-          </w:p>
-        </w:tc>
-      </w:tr>
-      <w:tr>
-        <w:trPr>
-          <w:jc w:val="center"/>
-        </w:trPr>
-        <w:tc>
-          <w:tcPr>
-            <w:tcW w:w="2880" w:type="dxa"/>
-            <w:shd w:val="clear" w:color="auto" w:fill="F4F6F8"/>
-            <w:tcMar>
-              <w:top w:w="70" w:type="dxa"/>
-              <w:left w:w="80" w:type="dxa"/>
-              <w:bottom w:w="70" w:type="dxa"/>
-              <w:right w:w="80" w:type="dxa"/>
-            </w:tcMar>
-          </w:tcPr>
-          <w:p>
-            <w:r>
-              <w:rPr>
-                <w:b/>
-                <w:color w:val="1B365D"/>
-              </w:rPr>
-              <w:t>8. Prepare Children</w:t>
-            </w:r>
-          </w:p>
-        </w:tc>
-        <w:tc>
-          <w:tcPr>
-            <w:tcW w:w="3600" w:type="dxa"/>
-            <w:tcMar>
-              <w:top w:w="70" w:type="dxa"/>
-              <w:left w:w="80" w:type="dxa"/>
-              <w:bottom w:w="70" w:type="dxa"/>
-              <w:right w:w="80" w:type="dxa"/>
-            </w:tcMar>
-          </w:tcPr>
-          <w:p>
-            <w:r>
-              <w:rPr>
-                <w:sz w:val="17"/>
-              </w:rPr>
-              <w:t>Build digital literacy for an AI-integrated future.</w:t>
-            </w:r>
-          </w:p>
-        </w:tc>
-        <w:tc>
-          <w:tcPr>
-            <w:tcW w:w="3888" w:type="dxa"/>
-            <w:tcMar>
-              <w:top w:w="70" w:type="dxa"/>
-              <w:left w:w="80" w:type="dxa"/>
-              <w:bottom w:w="70" w:type="dxa"/>
-              <w:right w:w="80" w:type="dxa"/>
-            </w:tcMar>
-          </w:tcPr>
-          <w:p>
-            <w:r>
-              <w:rPr>
-                <w:sz w:val="17"/>
-              </w:rPr>
-              <w:t>Teach students how to critically evaluate digital content and recognize fake information.</w:t>
-            </w:r>
-          </w:p>
-        </w:tc>
-      </w:tr>
-      <w:tr>
-        <w:trPr>
-          <w:jc w:val="center"/>
-        </w:trPr>
-        <w:tc>
-          <w:tcPr>
-            <w:tcW w:w="2880" w:type="dxa"/>
-            <w:shd w:val="clear" w:color="auto" w:fill="F4F6F8"/>
-            <w:tcMar>
-              <w:top w:w="70" w:type="dxa"/>
-              <w:left w:w="80" w:type="dxa"/>
-              <w:bottom w:w="70" w:type="dxa"/>
-              <w:right w:w="80" w:type="dxa"/>
-            </w:tcMar>
-          </w:tcPr>
-          <w:p>
-            <w:r>
-              <w:rPr>
-                <w:b/>
-                <w:color w:val="1B365D"/>
-              </w:rPr>
-              <w:t>9. Create Enabling Environment</w:t>
-            </w:r>
-          </w:p>
-        </w:tc>
-        <w:tc>
-          <w:tcPr>
-            <w:tcW w:w="3600" w:type="dxa"/>
-            <w:tcMar>
-              <w:top w:w="70" w:type="dxa"/>
-              <w:left w:w="80" w:type="dxa"/>
-              <w:bottom w:w="70" w:type="dxa"/>
-              <w:right w:w="80" w:type="dxa"/>
-            </w:tcMar>
-          </w:tcPr>
-          <w:p>
-            <w:r>
-              <w:rPr>
-                <w:sz w:val="17"/>
-              </w:rPr>
-              <w:t>Build institutional support and policy clarity.</w:t>
-            </w:r>
-          </w:p>
-        </w:tc>
-        <w:tc>
-          <w:tcPr>
-            <w:tcW w:w="3888" w:type="dxa"/>
-            <w:tcMar>
-              <w:top w:w="70" w:type="dxa"/>
-              <w:left w:w="80" w:type="dxa"/>
-              <w:bottom w:w="70" w:type="dxa"/>
-              <w:right w:w="80" w:type="dxa"/>
-            </w:tcMar>
-          </w:tcPr>
-          <w:p>
-            <w:r>
-              <w:rPr>
-                <w:sz w:val="17"/>
-              </w:rPr>
-              <w:t>Collaborate with school leaders to establish safe digital usage guidelines for Telegram/Facebook chats.</w:t>
-            </w:r>
-          </w:p>
-        </w:tc>
-      </w:tr>
-    </w:tbl>
     <w:p>
       <w:pPr>
-        <w:spacing w:after="280"/>
+        <w:spacing w:line="300" w:lineRule="auto"/>
+        <w:rPr>
+          <w:rFonts w:ascii="Khmer OS Siemreap" w:hAnsi="Khmer OS Siemreap" w:cs="Khmer OS Siemreap"/>
+          <w:color w:val="auto"/>
+          <w:sz w:val="24"/>
+          <w:szCs w:val="24"/>
+        </w:rPr>
+      </w:pPr>
+      <w:proofErr w:type="spellStart"/>
+      <w:r>
+        <w:rPr>
+          <w:rFonts w:ascii="Khmer OS Siemreap" w:eastAsia="Khmer OS Battambang" w:hAnsi="Khmer OS Siemreap" w:cs="Khmer OS Siemreap"/>
+          <w:color w:val="auto"/>
+          <w:sz w:val="24"/>
+          <w:szCs w:val="24"/>
+        </w:rPr>
+        <w:lastRenderedPageBreak/>
+        <w:t>សូម</w:t>
+      </w:r>
+      <w:proofErr w:type="spellEnd"/>
+      <w:r>
+        <w:rPr>
+          <w:rFonts w:ascii="Khmer OS Siemreap" w:eastAsia="Khmer OS Battambang" w:hAnsi="Khmer OS Siemreap" w:cs="Khmer OS Siemreap" w:hint="cs"/>
+          <w:color w:val="auto"/>
+          <w:sz w:val="24"/>
+          <w:szCs w:val="24"/>
+          <w:highlight w:val="yellow"/>
+          <w:cs/>
+          <w:lang w:bidi="km-KH"/>
+        </w:rPr>
+        <w:t>រំឭក</w:t>
+      </w:r>
+      <w:r>
+        <w:rPr>
+          <w:rFonts w:ascii="Khmer OS Siemreap" w:eastAsia="Khmer OS Battambang" w:hAnsi="Khmer OS Siemreap" w:cs="Khmer OS Siemreap"/>
+          <w:color w:val="auto"/>
+          <w:sz w:val="24"/>
+          <w:szCs w:val="24"/>
+        </w:rPr>
+        <w:t xml:space="preserve">ឡើងវិញអំពីនូវហានិភ័យទាំង៤ដែលយើងបានឃើញនៅម៉ូឌុលមុន៖ </w:t>
+      </w:r>
+      <w:proofErr w:type="spellStart"/>
+      <w:r>
+        <w:rPr>
+          <w:rFonts w:ascii="Khmer OS Siemreap" w:eastAsia="Khmer OS Battambang" w:hAnsi="Khmer OS Siemreap" w:cs="Khmer OS Siemreap"/>
+          <w:color w:val="auto"/>
+          <w:sz w:val="24"/>
+          <w:szCs w:val="24"/>
+        </w:rPr>
+        <w:t>ភាពលម្អៀង</w:t>
+      </w:r>
+      <w:proofErr w:type="spellEnd"/>
+      <w:r>
+        <w:rPr>
+          <w:rFonts w:ascii="Khmer OS Siemreap" w:eastAsia="Khmer OS Battambang" w:hAnsi="Khmer OS Siemreap" w:cs="Khmer OS Siemreap"/>
+          <w:color w:val="auto"/>
+          <w:sz w:val="24"/>
+          <w:szCs w:val="24"/>
+        </w:rPr>
+        <w:t xml:space="preserve"> </w:t>
+      </w:r>
+      <w:proofErr w:type="spellStart"/>
+      <w:r>
+        <w:rPr>
+          <w:rFonts w:ascii="Khmer OS Siemreap" w:eastAsia="Khmer OS Battambang" w:hAnsi="Khmer OS Siemreap" w:cs="Khmer OS Siemreap"/>
+          <w:color w:val="auto"/>
+          <w:sz w:val="24"/>
+          <w:szCs w:val="24"/>
+        </w:rPr>
+        <w:t>ការរំលោភឯកជនភាព</w:t>
+      </w:r>
+      <w:proofErr w:type="spellEnd"/>
+      <w:r>
+        <w:rPr>
+          <w:rFonts w:ascii="Khmer OS Siemreap" w:eastAsia="Khmer OS Battambang" w:hAnsi="Khmer OS Siemreap" w:cs="Khmer OS Siemreap"/>
+          <w:color w:val="auto"/>
+          <w:sz w:val="24"/>
+          <w:szCs w:val="24"/>
+        </w:rPr>
+        <w:t xml:space="preserve"> </w:t>
+      </w:r>
+      <w:proofErr w:type="spellStart"/>
+      <w:r>
+        <w:rPr>
+          <w:rFonts w:ascii="Khmer OS Siemreap" w:eastAsia="Khmer OS Battambang" w:hAnsi="Khmer OS Siemreap" w:cs="Khmer OS Siemreap"/>
+          <w:color w:val="auto"/>
+          <w:sz w:val="24"/>
+          <w:szCs w:val="24"/>
+        </w:rPr>
+        <w:t>ព័ត៌មានបំភាន</w:t>
+      </w:r>
+      <w:proofErr w:type="spellEnd"/>
+      <w:r>
+        <w:rPr>
+          <w:rFonts w:ascii="Khmer OS Siemreap" w:eastAsia="Khmer OS Battambang" w:hAnsi="Khmer OS Siemreap" w:cs="Khmer OS Siemreap"/>
+          <w:color w:val="auto"/>
+          <w:sz w:val="24"/>
+          <w:szCs w:val="24"/>
+        </w:rPr>
+        <w:t xml:space="preserve">់ </w:t>
+      </w:r>
+      <w:proofErr w:type="spellStart"/>
+      <w:r>
+        <w:rPr>
+          <w:rFonts w:ascii="Khmer OS Siemreap" w:eastAsia="Khmer OS Battambang" w:hAnsi="Khmer OS Siemreap" w:cs="Khmer OS Siemreap"/>
+          <w:color w:val="auto"/>
+          <w:sz w:val="24"/>
+          <w:szCs w:val="24"/>
+        </w:rPr>
+        <w:t>និងការផ្ទេរការគិត</w:t>
+      </w:r>
+      <w:proofErr w:type="spellEnd"/>
+      <w:r>
+        <w:rPr>
+          <w:rFonts w:ascii="Khmer OS Siemreap" w:eastAsia="Khmer OS Battambang" w:hAnsi="Khmer OS Siemreap" w:cs="Khmer OS Siemreap"/>
+          <w:color w:val="auto"/>
+          <w:sz w:val="24"/>
+          <w:szCs w:val="24"/>
+        </w:rPr>
+        <w:t>។</w:t>
+      </w:r>
+    </w:p>
+    <w:p>
+      <w:pPr>
+        <w:spacing w:line="300" w:lineRule="auto"/>
+        <w:rPr>
+          <w:rFonts w:ascii="Khmer OS Siemreap" w:hAnsi="Khmer OS Siemreap" w:cs="Khmer OS Siemreap"/>
+          <w:color w:val="auto"/>
+          <w:sz w:val="24"/>
+          <w:szCs w:val="24"/>
+        </w:rPr>
+      </w:pPr>
+      <w:proofErr w:type="spellStart"/>
+      <w:r>
+        <w:rPr>
+          <w:rFonts w:ascii="Khmer OS Siemreap" w:eastAsia="Khmer OS Battambang" w:hAnsi="Khmer OS Siemreap" w:cs="Khmer OS Siemreap"/>
+          <w:color w:val="auto"/>
+          <w:sz w:val="24"/>
+          <w:szCs w:val="24"/>
+        </w:rPr>
+        <w:t>លំហាត់ឬខ្លឹមសារមេរៀនបង្កើតដោយ</w:t>
+      </w:r>
+      <w:proofErr w:type="spellEnd"/>
+      <w:r>
+        <w:rPr>
+          <w:rFonts w:ascii="Khmer OS Siemreap" w:eastAsia="Khmer OS Battambang" w:hAnsi="Khmer OS Siemreap" w:cs="Khmer OS Siemreap"/>
+          <w:color w:val="auto"/>
+          <w:sz w:val="24"/>
+          <w:szCs w:val="24"/>
+        </w:rPr>
+        <w:t xml:space="preserve"> AI </w:t>
+      </w:r>
+      <w:proofErr w:type="spellStart"/>
+      <w:r>
+        <w:rPr>
+          <w:rFonts w:ascii="Khmer OS Siemreap" w:eastAsia="Khmer OS Battambang" w:hAnsi="Khmer OS Siemreap" w:cs="Khmer OS Siemreap"/>
+          <w:color w:val="auto"/>
+          <w:sz w:val="24"/>
+          <w:szCs w:val="24"/>
+        </w:rPr>
+        <w:t>ដែលមានភាពលម្អៀង</w:t>
+      </w:r>
+      <w:r>
+        <w:rPr>
+          <w:rFonts w:ascii="Khmer OS Siemreap" w:eastAsia="Khmer OS Battambang" w:hAnsi="Khmer OS Siemreap" w:cs="Khmer OS Siemreap"/>
+          <w:color w:val="auto"/>
+          <w:sz w:val="24"/>
+          <w:szCs w:val="24"/>
+          <w:highlight w:val="red"/>
+        </w:rPr>
+        <w:t>លើយែនឌ័រ</w:t>
+      </w:r>
+      <w:proofErr w:type="spellEnd"/>
+      <w:r>
+        <w:rPr>
+          <w:rFonts w:ascii="Khmer OS Siemreap" w:eastAsia="Khmer OS Battambang" w:hAnsi="Khmer OS Siemreap" w:cs="Khmer OS Siemreap"/>
+          <w:color w:val="auto"/>
+          <w:sz w:val="24"/>
+          <w:szCs w:val="24"/>
+          <w:highlight w:val="red"/>
+        </w:rPr>
+        <w:t xml:space="preserve"> </w:t>
+      </w:r>
+      <w:proofErr w:type="spellStart"/>
+      <w:r>
+        <w:rPr>
+          <w:rFonts w:ascii="Khmer OS Siemreap" w:eastAsia="Khmer OS Battambang" w:hAnsi="Khmer OS Siemreap" w:cs="Khmer OS Siemreap"/>
+          <w:color w:val="auto"/>
+          <w:sz w:val="24"/>
+          <w:szCs w:val="24"/>
+          <w:highlight w:val="red"/>
+        </w:rPr>
+        <w:t>ឬជាតិពន្ធុ</w:t>
+      </w:r>
+      <w:proofErr w:type="spellEnd"/>
+      <w:r>
+        <w:rPr>
+          <w:rFonts w:ascii="Khmer OS Siemreap" w:eastAsia="Khmer OS Battambang" w:hAnsi="Khmer OS Siemreap" w:cs="Khmer OS Siemreap"/>
+          <w:color w:val="auto"/>
+          <w:sz w:val="24"/>
+          <w:szCs w:val="24"/>
+        </w:rPr>
+        <w:t xml:space="preserve"> </w:t>
+      </w:r>
+      <w:proofErr w:type="spellStart"/>
+      <w:r>
+        <w:rPr>
+          <w:rFonts w:ascii="Khmer OS Siemreap" w:eastAsia="Khmer OS Battambang" w:hAnsi="Khmer OS Siemreap" w:cs="Khmer OS Siemreap"/>
+          <w:color w:val="auto"/>
+          <w:sz w:val="24"/>
+          <w:szCs w:val="24"/>
+        </w:rPr>
+        <w:t>អាចធ្វើឲ្យកុមារទទួលយកភាពលម្អៀង</w:t>
+      </w:r>
+      <w:proofErr w:type="spellEnd"/>
+      <w:r>
+        <w:rPr>
+          <w:rFonts w:ascii="Khmer OS Siemreap" w:eastAsia="Khmer OS Battambang" w:hAnsi="Khmer OS Siemreap" w:cs="Khmer OS Siemreap"/>
+          <w:color w:val="auto"/>
+          <w:sz w:val="24"/>
+          <w:szCs w:val="24"/>
+        </w:rPr>
+        <w:t xml:space="preserve"> </w:t>
+      </w:r>
+      <w:proofErr w:type="spellStart"/>
+      <w:r>
+        <w:rPr>
+          <w:rFonts w:ascii="Khmer OS Siemreap" w:eastAsia="Khmer OS Battambang" w:hAnsi="Khmer OS Siemreap" w:cs="Khmer OS Siemreap"/>
+          <w:color w:val="auto"/>
+          <w:sz w:val="24"/>
+          <w:szCs w:val="24"/>
+        </w:rPr>
+        <w:t>និងបាត់បង់ទំនុកចិត្តផ្ទាល់ខ្លួន</w:t>
+      </w:r>
+      <w:proofErr w:type="spellEnd"/>
+      <w:r>
+        <w:rPr>
+          <w:rFonts w:ascii="Khmer OS Siemreap" w:eastAsia="Khmer OS Battambang" w:hAnsi="Khmer OS Siemreap" w:cs="Khmer OS Siemreap"/>
+          <w:color w:val="auto"/>
+          <w:sz w:val="24"/>
+          <w:szCs w:val="24"/>
+        </w:rPr>
+        <w:t xml:space="preserve">។ </w:t>
+      </w:r>
+      <w:proofErr w:type="spellStart"/>
+      <w:r>
+        <w:rPr>
+          <w:rFonts w:ascii="Khmer OS Siemreap" w:eastAsia="Khmer OS Battambang" w:hAnsi="Khmer OS Siemreap" w:cs="Khmer OS Siemreap"/>
+          <w:color w:val="auto"/>
+          <w:sz w:val="24"/>
+          <w:szCs w:val="24"/>
+        </w:rPr>
+        <w:t>ម្យ៉ាងវិញទៀត</w:t>
+      </w:r>
+      <w:proofErr w:type="spellEnd"/>
+      <w:r>
+        <w:rPr>
+          <w:rFonts w:ascii="Khmer OS Siemreap" w:eastAsia="Khmer OS Battambang" w:hAnsi="Khmer OS Siemreap" w:cs="Khmer OS Siemreap"/>
+          <w:color w:val="auto"/>
+          <w:sz w:val="24"/>
+          <w:szCs w:val="24"/>
+        </w:rPr>
+        <w:t xml:space="preserve"> </w:t>
+      </w:r>
+      <w:proofErr w:type="spellStart"/>
+      <w:r>
+        <w:rPr>
+          <w:rFonts w:ascii="Khmer OS Siemreap" w:eastAsia="Khmer OS Battambang" w:hAnsi="Khmer OS Siemreap" w:cs="Khmer OS Siemreap"/>
+          <w:color w:val="auto"/>
+          <w:sz w:val="24"/>
+          <w:szCs w:val="24"/>
+        </w:rPr>
+        <w:t>នៅពេលដែលកុមារអាចប្រើប្រាស</w:t>
+      </w:r>
+      <w:proofErr w:type="spellEnd"/>
+      <w:r>
+        <w:rPr>
+          <w:rFonts w:ascii="Khmer OS Siemreap" w:eastAsia="Khmer OS Battambang" w:hAnsi="Khmer OS Siemreap" w:cs="Khmer OS Siemreap"/>
+          <w:color w:val="auto"/>
+          <w:sz w:val="24"/>
+          <w:szCs w:val="24"/>
+        </w:rPr>
+        <w:t xml:space="preserve">់ AI </w:t>
+      </w:r>
+      <w:proofErr w:type="spellStart"/>
+      <w:r>
+        <w:rPr>
+          <w:rFonts w:ascii="Khmer OS Siemreap" w:eastAsia="Khmer OS Battambang" w:hAnsi="Khmer OS Siemreap" w:cs="Khmer OS Siemreap"/>
+          <w:color w:val="auto"/>
+          <w:sz w:val="24"/>
+          <w:szCs w:val="24"/>
+        </w:rPr>
+        <w:t>ដើម្បីផ្ទេរការគិតដោយមិនយល់ពីគុណវិបត្តិ</w:t>
+      </w:r>
+      <w:proofErr w:type="spellEnd"/>
+      <w:r>
+        <w:rPr>
+          <w:rFonts w:ascii="Khmer OS Siemreap" w:eastAsia="Khmer OS Battambang" w:hAnsi="Khmer OS Siemreap" w:cs="Khmer OS Siemreap"/>
+          <w:color w:val="auto"/>
+          <w:sz w:val="24"/>
+          <w:szCs w:val="24"/>
+        </w:rPr>
+        <w:t xml:space="preserve"> </w:t>
+      </w:r>
+      <w:proofErr w:type="spellStart"/>
+      <w:r>
+        <w:rPr>
+          <w:rFonts w:ascii="Khmer OS Siemreap" w:eastAsia="Khmer OS Battambang" w:hAnsi="Khmer OS Siemreap" w:cs="Khmer OS Siemreap"/>
+          <w:color w:val="auto"/>
+          <w:sz w:val="24"/>
+          <w:szCs w:val="24"/>
+        </w:rPr>
+        <w:t>ពួកគេនឹងបាត់បង់ឱកាសរៀនកសាងចំណេះដឹងផ្ទាល់ខ្លួន</w:t>
+      </w:r>
+      <w:proofErr w:type="spellEnd"/>
+      <w:r>
+        <w:rPr>
+          <w:rFonts w:ascii="Khmer OS Siemreap" w:eastAsia="Khmer OS Battambang" w:hAnsi="Khmer OS Siemreap" w:cs="Khmer OS Siemreap"/>
+          <w:color w:val="auto"/>
+          <w:sz w:val="24"/>
+          <w:szCs w:val="24"/>
+        </w:rPr>
+        <w:t>។</w:t>
+      </w:r>
+    </w:p>
+    <w:p>
+      <w:pPr>
+        <w:spacing w:line="300" w:lineRule="auto"/>
+        <w:rPr>
+          <w:rFonts w:ascii="Khmer OS Siemreap" w:hAnsi="Khmer OS Siemreap" w:cs="Khmer OS Siemreap"/>
+          <w:color w:val="auto"/>
+          <w:sz w:val="24"/>
+          <w:szCs w:val="24"/>
+        </w:rPr>
+      </w:pPr>
+      <w:proofErr w:type="spellStart"/>
+      <w:r>
+        <w:rPr>
+          <w:rFonts w:ascii="Khmer OS Siemreap" w:eastAsia="Khmer OS Battambang" w:hAnsi="Khmer OS Siemreap" w:cs="Khmer OS Siemreap"/>
+          <w:color w:val="auto"/>
+          <w:sz w:val="24"/>
+          <w:szCs w:val="24"/>
+        </w:rPr>
+        <w:t>ដើម្បីតម្រង់ទិសអ្នកអប់រំ</w:t>
+      </w:r>
+      <w:proofErr w:type="spellEnd"/>
+      <w:r>
+        <w:rPr>
+          <w:rFonts w:ascii="Khmer OS Siemreap" w:eastAsia="Khmer OS Battambang" w:hAnsi="Khmer OS Siemreap" w:cs="Khmer OS Siemreap"/>
+          <w:color w:val="auto"/>
+          <w:sz w:val="24"/>
+          <w:szCs w:val="24"/>
+        </w:rPr>
+        <w:t xml:space="preserve"> </w:t>
+      </w:r>
+      <w:proofErr w:type="spellStart"/>
+      <w:r>
+        <w:rPr>
+          <w:rFonts w:ascii="Khmer OS Siemreap" w:eastAsia="Khmer OS Battambang" w:hAnsi="Khmer OS Siemreap" w:cs="Khmer OS Siemreap"/>
+          <w:color w:val="auto"/>
+          <w:sz w:val="24"/>
+          <w:szCs w:val="24"/>
+        </w:rPr>
+        <w:t>អ្នករៀបចំគោលនយោបាយ</w:t>
+      </w:r>
+      <w:proofErr w:type="spellEnd"/>
+      <w:r>
+        <w:rPr>
+          <w:rFonts w:ascii="Khmer OS Siemreap" w:eastAsia="Khmer OS Battambang" w:hAnsi="Khmer OS Siemreap" w:cs="Khmer OS Siemreap"/>
+          <w:color w:val="auto"/>
+          <w:sz w:val="24"/>
+          <w:szCs w:val="24"/>
+        </w:rPr>
+        <w:t xml:space="preserve"> </w:t>
+      </w:r>
+      <w:proofErr w:type="spellStart"/>
+      <w:r>
+        <w:rPr>
+          <w:rFonts w:ascii="Khmer OS Siemreap" w:eastAsia="Khmer OS Battambang" w:hAnsi="Khmer OS Siemreap" w:cs="Khmer OS Siemreap"/>
+          <w:color w:val="auto"/>
+          <w:sz w:val="24"/>
+          <w:szCs w:val="24"/>
+        </w:rPr>
+        <w:t>និងអ្នកអភិវឌ្ឍបច្ចេកវិទ្យា</w:t>
+      </w:r>
+      <w:proofErr w:type="spellEnd"/>
+      <w:r>
+        <w:rPr>
+          <w:rFonts w:ascii="Khmer OS Siemreap" w:eastAsia="Khmer OS Battambang" w:hAnsi="Khmer OS Siemreap" w:cs="Khmer OS Siemreap"/>
+          <w:color w:val="auto"/>
+          <w:sz w:val="24"/>
+          <w:szCs w:val="24"/>
+        </w:rPr>
+        <w:t xml:space="preserve"> </w:t>
+      </w:r>
+      <w:proofErr w:type="spellStart"/>
+      <w:r>
+        <w:rPr>
+          <w:rFonts w:ascii="Khmer OS Siemreap" w:eastAsia="Khmer OS Battambang" w:hAnsi="Khmer OS Siemreap" w:cs="Khmer OS Siemreap"/>
+          <w:color w:val="auto"/>
+          <w:sz w:val="24"/>
+          <w:szCs w:val="24"/>
+        </w:rPr>
+        <w:t>អង្គការ</w:t>
+      </w:r>
+      <w:proofErr w:type="spellEnd"/>
+      <w:r>
+        <w:rPr>
+          <w:rFonts w:ascii="Khmer OS Siemreap" w:eastAsia="Khmer OS Battambang" w:hAnsi="Khmer OS Siemreap" w:cs="Khmer OS Siemreap"/>
+          <w:color w:val="auto"/>
+          <w:sz w:val="24"/>
+          <w:szCs w:val="24"/>
+        </w:rPr>
+        <w:t xml:space="preserve"> UNICEF </w:t>
+      </w:r>
+      <w:proofErr w:type="spellStart"/>
+      <w:r>
+        <w:rPr>
+          <w:rFonts w:ascii="Khmer OS Siemreap" w:eastAsia="Khmer OS Battambang" w:hAnsi="Khmer OS Siemreap" w:cs="Khmer OS Siemreap"/>
+          <w:color w:val="auto"/>
+          <w:sz w:val="24"/>
+          <w:szCs w:val="24"/>
+        </w:rPr>
+        <w:t>បានធ្វើបច្ចុប្បន្នភាពគោលការណ៍ណែនាំរបស់ខ្លួន</w:t>
+      </w:r>
+      <w:proofErr w:type="spellEnd"/>
+      <w:r>
+        <w:rPr>
+          <w:rFonts w:ascii="Khmer OS Siemreap" w:eastAsia="Khmer OS Battambang" w:hAnsi="Khmer OS Siemreap" w:cs="Khmer OS Siemreap"/>
+          <w:color w:val="auto"/>
+          <w:sz w:val="24"/>
+          <w:szCs w:val="24"/>
+        </w:rPr>
+        <w:t xml:space="preserve"> (Guidance on AI and Children, កំណែទី៣ ឆ្នាំ២០២៥) </w:t>
+      </w:r>
+      <w:proofErr w:type="spellStart"/>
+      <w:r>
+        <w:rPr>
+          <w:rFonts w:ascii="Khmer OS Siemreap" w:eastAsia="Khmer OS Battambang" w:hAnsi="Khmer OS Siemreap" w:cs="Khmer OS Siemreap"/>
+          <w:color w:val="auto"/>
+          <w:sz w:val="24"/>
+          <w:szCs w:val="24"/>
+        </w:rPr>
+        <w:t>សម្រាប</w:t>
+      </w:r>
+      <w:proofErr w:type="spellEnd"/>
+      <w:r>
+        <w:rPr>
+          <w:rFonts w:ascii="Khmer OS Siemreap" w:eastAsia="Khmer OS Battambang" w:hAnsi="Khmer OS Siemreap" w:cs="Khmer OS Siemreap"/>
+          <w:color w:val="auto"/>
+          <w:sz w:val="24"/>
+          <w:szCs w:val="24"/>
+        </w:rPr>
+        <w:t xml:space="preserve">់ AI </w:t>
+      </w:r>
+      <w:proofErr w:type="spellStart"/>
+      <w:r>
+        <w:rPr>
+          <w:rFonts w:ascii="Khmer OS Siemreap" w:eastAsia="Khmer OS Battambang" w:hAnsi="Khmer OS Siemreap" w:cs="Khmer OS Siemreap"/>
+          <w:color w:val="auto"/>
+          <w:sz w:val="24"/>
+          <w:szCs w:val="24"/>
+        </w:rPr>
+        <w:t>ដែលផ្តោតលើកុមារ</w:t>
+      </w:r>
+      <w:proofErr w:type="spellEnd"/>
+      <w:r>
+        <w:rPr>
+          <w:rFonts w:ascii="Khmer OS Siemreap" w:eastAsia="Khmer OS Battambang" w:hAnsi="Khmer OS Siemreap" w:cs="Khmer OS Siemreap"/>
+          <w:color w:val="auto"/>
+          <w:sz w:val="24"/>
+          <w:szCs w:val="24"/>
+          <w:cs/>
+          <w:lang w:bidi="km-KH"/>
+        </w:rPr>
+        <w:t xml:space="preserve"> ដែលមាន១០ចំណុច</w:t>
+      </w:r>
+      <w:r>
+        <w:rPr>
+          <w:rFonts w:ascii="Khmer OS Siemreap" w:eastAsia="Khmer OS Battambang" w:hAnsi="Khmer OS Siemreap" w:cs="Khmer OS Siemreap"/>
+          <w:color w:val="auto"/>
+          <w:sz w:val="24"/>
+          <w:szCs w:val="24"/>
+        </w:rPr>
+        <w:t xml:space="preserve">។ </w:t>
+      </w:r>
+      <w:proofErr w:type="spellStart"/>
+      <w:r>
+        <w:rPr>
+          <w:rFonts w:ascii="Khmer OS Siemreap" w:eastAsia="Khmer OS Battambang" w:hAnsi="Khmer OS Siemreap" w:cs="Khmer OS Siemreap"/>
+          <w:color w:val="auto"/>
+          <w:sz w:val="24"/>
+          <w:szCs w:val="24"/>
+        </w:rPr>
+        <w:t>សម្រាប់បរិបទថ្នាក់រៀន</w:t>
+      </w:r>
+      <w:proofErr w:type="spellEnd"/>
+      <w:r>
+        <w:rPr>
+          <w:rFonts w:ascii="Khmer OS Siemreap" w:eastAsia="Khmer OS Battambang" w:hAnsi="Khmer OS Siemreap" w:cs="Khmer OS Siemreap"/>
+          <w:color w:val="auto"/>
+          <w:sz w:val="24"/>
+          <w:szCs w:val="24"/>
+        </w:rPr>
+        <w:t xml:space="preserve"> </w:t>
+      </w:r>
+      <w:proofErr w:type="spellStart"/>
+      <w:r>
+        <w:rPr>
+          <w:rFonts w:ascii="Khmer OS Siemreap" w:eastAsia="Khmer OS Battambang" w:hAnsi="Khmer OS Siemreap" w:cs="Khmer OS Siemreap"/>
+          <w:color w:val="auto"/>
+          <w:sz w:val="24"/>
+          <w:szCs w:val="24"/>
+        </w:rPr>
+        <w:t>គោលការណ៍សំខាន</w:t>
+      </w:r>
+      <w:proofErr w:type="spellEnd"/>
+      <w:r>
+        <w:rPr>
+          <w:rFonts w:ascii="Khmer OS Siemreap" w:eastAsia="Khmer OS Battambang" w:hAnsi="Khmer OS Siemreap" w:cs="Khmer OS Siemreap"/>
+          <w:color w:val="auto"/>
+          <w:sz w:val="24"/>
+          <w:szCs w:val="24"/>
+        </w:rPr>
+        <w:t>់ៗ</w:t>
+      </w:r>
+      <w:r>
+        <w:rPr>
+          <w:rFonts w:ascii="Khmer OS Siemreap" w:eastAsia="Khmer OS Battambang" w:hAnsi="Khmer OS Siemreap" w:cs="Khmer OS Siemreap"/>
+          <w:color w:val="auto"/>
+          <w:sz w:val="24"/>
+          <w:szCs w:val="24"/>
+          <w:cs/>
+          <w:lang w:bidi="km-KH"/>
+        </w:rPr>
+        <w:t>ទាំង១០</w:t>
+      </w:r>
+      <w:proofErr w:type="spellStart"/>
+      <w:r>
+        <w:rPr>
+          <w:rFonts w:ascii="Khmer OS Siemreap" w:eastAsia="Khmer OS Battambang" w:hAnsi="Khmer OS Siemreap" w:cs="Khmer OS Siemreap"/>
+          <w:color w:val="auto"/>
+          <w:sz w:val="24"/>
+          <w:szCs w:val="24"/>
+        </w:rPr>
+        <w:t>អាចសង្ខេបជាបួនផ្នែកសំខាន</w:t>
+      </w:r>
+      <w:proofErr w:type="spellEnd"/>
+      <w:r>
+        <w:rPr>
+          <w:rFonts w:ascii="Khmer OS Siemreap" w:eastAsia="Khmer OS Battambang" w:hAnsi="Khmer OS Siemreap" w:cs="Khmer OS Siemreap"/>
+          <w:color w:val="auto"/>
+          <w:sz w:val="24"/>
+          <w:szCs w:val="24"/>
+        </w:rPr>
+        <w:t>់៖</w:t>
+      </w:r>
+    </w:p>
+    <w:p>
+      <w:pPr>
+        <w:spacing w:before="300" w:after="150"/>
+        <w:rPr>
+          <w:rFonts w:ascii="Khmer OS Siemreap" w:hAnsi="Khmer OS Siemreap" w:cs="Khmer OS Siemreap"/>
+          <w:color w:val="auto"/>
+          <w:sz w:val="24"/>
+          <w:szCs w:val="24"/>
+        </w:rPr>
+      </w:pPr>
+      <w:proofErr w:type="spellStart"/>
+      <w:r>
+        <w:rPr>
+          <w:rFonts w:ascii="Khmer OS Siemreap" w:eastAsia="Khmer OS Battambang" w:hAnsi="Khmer OS Siemreap" w:cs="Khmer OS Siemreap"/>
+          <w:b/>
+          <w:bCs/>
+          <w:color w:val="auto"/>
+          <w:sz w:val="24"/>
+          <w:szCs w:val="24"/>
+        </w:rPr>
+        <w:t>គោលគំនិតទី</w:t>
+      </w:r>
+      <w:proofErr w:type="spellEnd"/>
+      <w:r>
+        <w:rPr>
+          <w:rFonts w:ascii="Khmer OS Siemreap" w:eastAsia="Khmer OS Battambang" w:hAnsi="Khmer OS Siemreap" w:cs="Khmer OS Siemreap"/>
+          <w:b/>
+          <w:bCs/>
+          <w:color w:val="auto"/>
+          <w:sz w:val="24"/>
+          <w:szCs w:val="24"/>
+        </w:rPr>
+        <w:t xml:space="preserve"> ១. </w:t>
+      </w:r>
+      <w:proofErr w:type="spellStart"/>
+      <w:r>
+        <w:rPr>
+          <w:rFonts w:ascii="Khmer OS Siemreap" w:eastAsia="Khmer OS Battambang" w:hAnsi="Khmer OS Siemreap" w:cs="Khmer OS Siemreap"/>
+          <w:b/>
+          <w:bCs/>
+          <w:color w:val="auto"/>
+          <w:sz w:val="24"/>
+          <w:szCs w:val="24"/>
+        </w:rPr>
+        <w:t>សុខុមាលភាព</w:t>
+      </w:r>
+      <w:proofErr w:type="spellEnd"/>
+      <w:r>
+        <w:rPr>
+          <w:rFonts w:ascii="Khmer OS Siemreap" w:eastAsia="Khmer OS Battambang" w:hAnsi="Khmer OS Siemreap" w:cs="Khmer OS Siemreap"/>
+          <w:b/>
+          <w:bCs/>
+          <w:color w:val="auto"/>
+          <w:sz w:val="24"/>
+          <w:szCs w:val="24"/>
+        </w:rPr>
+        <w:t xml:space="preserve"> </w:t>
+      </w:r>
+      <w:proofErr w:type="spellStart"/>
+      <w:r>
+        <w:rPr>
+          <w:rFonts w:ascii="Khmer OS Siemreap" w:eastAsia="Khmer OS Battambang" w:hAnsi="Khmer OS Siemreap" w:cs="Khmer OS Siemreap"/>
+          <w:b/>
+          <w:bCs/>
+          <w:color w:val="auto"/>
+          <w:sz w:val="24"/>
+          <w:szCs w:val="24"/>
+        </w:rPr>
+        <w:t>និងបរិយាបន្ន</w:t>
+      </w:r>
+      <w:proofErr w:type="spellEnd"/>
+      <w:r>
+        <w:rPr>
+          <w:rFonts w:ascii="Khmer OS Siemreap" w:eastAsia="Khmer OS Battambang" w:hAnsi="Khmer OS Siemreap" w:cs="Khmer OS Siemreap"/>
+          <w:b/>
+          <w:bCs/>
+          <w:color w:val="auto"/>
+          <w:sz w:val="24"/>
+          <w:szCs w:val="24"/>
+        </w:rPr>
+        <w:t xml:space="preserve"> (Well-being &amp; Inclusion)</w:t>
+      </w:r>
+    </w:p>
+    <w:p>
+      <w:pPr>
+        <w:spacing w:line="300" w:lineRule="auto"/>
+        <w:rPr>
+          <w:rFonts w:ascii="Khmer OS Siemreap" w:hAnsi="Khmer OS Siemreap" w:cs="Khmer OS Siemreap"/>
+          <w:color w:val="auto"/>
+          <w:sz w:val="24"/>
+          <w:szCs w:val="24"/>
+        </w:rPr>
+      </w:pPr>
+      <w:r>
+        <w:rPr>
+          <w:rFonts w:ascii="Khmer OS Siemreap" w:eastAsia="Khmer OS Battambang" w:hAnsi="Khmer OS Siemreap" w:cs="Khmer OS Siemreap"/>
+          <w:color w:val="auto"/>
+          <w:sz w:val="24"/>
+          <w:szCs w:val="24"/>
+        </w:rPr>
+        <w:t xml:space="preserve">AI </w:t>
+      </w:r>
+      <w:proofErr w:type="spellStart"/>
+      <w:r>
+        <w:rPr>
+          <w:rFonts w:ascii="Khmer OS Siemreap" w:eastAsia="Khmer OS Battambang" w:hAnsi="Khmer OS Siemreap" w:cs="Khmer OS Siemreap"/>
+          <w:color w:val="auto"/>
+          <w:sz w:val="24"/>
+          <w:szCs w:val="24"/>
+        </w:rPr>
+        <w:t>ត្រូវតែគាំទ្រដល់ការអភិវឌ្ឍរាងកាយ</w:t>
+      </w:r>
+      <w:proofErr w:type="spellEnd"/>
+      <w:r>
+        <w:rPr>
+          <w:rFonts w:ascii="Khmer OS Siemreap" w:eastAsia="Khmer OS Battambang" w:hAnsi="Khmer OS Siemreap" w:cs="Khmer OS Siemreap"/>
+          <w:color w:val="auto"/>
+          <w:sz w:val="24"/>
+          <w:szCs w:val="24"/>
+        </w:rPr>
+        <w:t xml:space="preserve"> </w:t>
+      </w:r>
+      <w:proofErr w:type="spellStart"/>
+      <w:r>
+        <w:rPr>
+          <w:rFonts w:ascii="Khmer OS Siemreap" w:eastAsia="Khmer OS Battambang" w:hAnsi="Khmer OS Siemreap" w:cs="Khmer OS Siemreap"/>
+          <w:color w:val="auto"/>
+          <w:sz w:val="24"/>
+          <w:szCs w:val="24"/>
+        </w:rPr>
+        <w:t>បញ្ញា</w:t>
+      </w:r>
+      <w:proofErr w:type="spellEnd"/>
+      <w:r>
+        <w:rPr>
+          <w:rFonts w:ascii="Khmer OS Siemreap" w:eastAsia="Khmer OS Battambang" w:hAnsi="Khmer OS Siemreap" w:cs="Khmer OS Siemreap"/>
+          <w:color w:val="auto"/>
+          <w:sz w:val="24"/>
+          <w:szCs w:val="24"/>
+        </w:rPr>
+        <w:t xml:space="preserve"> </w:t>
+      </w:r>
+      <w:proofErr w:type="spellStart"/>
+      <w:r>
+        <w:rPr>
+          <w:rFonts w:ascii="Khmer OS Siemreap" w:eastAsia="Khmer OS Battambang" w:hAnsi="Khmer OS Siemreap" w:cs="Khmer OS Siemreap"/>
+          <w:color w:val="auto"/>
+          <w:sz w:val="24"/>
+          <w:szCs w:val="24"/>
+        </w:rPr>
+        <w:t>និងផ្លូវចិត្តរបស់កុមារ</w:t>
+      </w:r>
+      <w:proofErr w:type="spellEnd"/>
+      <w:r>
+        <w:rPr>
+          <w:rFonts w:ascii="Khmer OS Siemreap" w:eastAsia="Khmer OS Battambang" w:hAnsi="Khmer OS Siemreap" w:cs="Khmer OS Siemreap"/>
+          <w:color w:val="auto"/>
+          <w:sz w:val="24"/>
+          <w:szCs w:val="24"/>
+        </w:rPr>
+        <w:t xml:space="preserve"> </w:t>
+      </w:r>
+      <w:proofErr w:type="spellStart"/>
+      <w:r>
+        <w:rPr>
+          <w:rFonts w:ascii="Khmer OS Siemreap" w:eastAsia="Khmer OS Battambang" w:hAnsi="Khmer OS Siemreap" w:cs="Khmer OS Siemreap"/>
+          <w:color w:val="auto"/>
+          <w:sz w:val="24"/>
+          <w:szCs w:val="24"/>
+        </w:rPr>
+        <w:t>ដោយធានាភាពយុត្តិធម</w:t>
+      </w:r>
+      <w:proofErr w:type="spellEnd"/>
+      <w:r>
+        <w:rPr>
+          <w:rFonts w:ascii="Khmer OS Siemreap" w:eastAsia="Khmer OS Battambang" w:hAnsi="Khmer OS Siemreap" w:cs="Khmer OS Siemreap"/>
+          <w:color w:val="auto"/>
+          <w:sz w:val="24"/>
+          <w:szCs w:val="24"/>
+        </w:rPr>
+        <w:t xml:space="preserve">៌ </w:t>
+      </w:r>
+      <w:proofErr w:type="spellStart"/>
+      <w:r>
+        <w:rPr>
+          <w:rFonts w:ascii="Khmer OS Siemreap" w:eastAsia="Khmer OS Battambang" w:hAnsi="Khmer OS Siemreap" w:cs="Khmer OS Siemreap"/>
+          <w:color w:val="auto"/>
+          <w:sz w:val="24"/>
+          <w:szCs w:val="24"/>
+        </w:rPr>
+        <w:t>និងគ្មានការរើសអើងសម្រាប់សិស្សទាំងអស</w:t>
+      </w:r>
+      <w:proofErr w:type="spellEnd"/>
+      <w:r>
+        <w:rPr>
+          <w:rFonts w:ascii="Khmer OS Siemreap" w:eastAsia="Khmer OS Battambang" w:hAnsi="Khmer OS Siemreap" w:cs="Khmer OS Siemreap"/>
+          <w:color w:val="auto"/>
+          <w:sz w:val="24"/>
+          <w:szCs w:val="24"/>
+        </w:rPr>
+        <w:t xml:space="preserve">់ </w:t>
+      </w:r>
+      <w:proofErr w:type="spellStart"/>
+      <w:r>
+        <w:rPr>
+          <w:rFonts w:ascii="Khmer OS Siemreap" w:eastAsia="Khmer OS Battambang" w:hAnsi="Khmer OS Siemreap" w:cs="Khmer OS Siemreap"/>
+          <w:color w:val="auto"/>
+          <w:sz w:val="24"/>
+          <w:szCs w:val="24"/>
+        </w:rPr>
+        <w:t>រួមទាំងកុមារពិការ</w:t>
+      </w:r>
+      <w:proofErr w:type="spellEnd"/>
+      <w:r>
+        <w:rPr>
+          <w:rFonts w:ascii="Khmer OS Siemreap" w:eastAsia="Khmer OS Battambang" w:hAnsi="Khmer OS Siemreap" w:cs="Khmer OS Siemreap"/>
+          <w:color w:val="auto"/>
+          <w:sz w:val="24"/>
+          <w:szCs w:val="24"/>
+        </w:rPr>
+        <w:t xml:space="preserve"> </w:t>
+      </w:r>
+      <w:proofErr w:type="spellStart"/>
+      <w:r>
+        <w:rPr>
+          <w:rFonts w:ascii="Khmer OS Siemreap" w:eastAsia="Khmer OS Battambang" w:hAnsi="Khmer OS Siemreap" w:cs="Khmer OS Siemreap"/>
+          <w:color w:val="auto"/>
+          <w:sz w:val="24"/>
+          <w:szCs w:val="24"/>
+        </w:rPr>
+        <w:t>ឬកុមារនៅតំបន់ដាច់ស្រយាល</w:t>
+      </w:r>
+      <w:proofErr w:type="spellEnd"/>
+      <w:r>
+        <w:rPr>
+          <w:rFonts w:ascii="Khmer OS Siemreap" w:eastAsia="Khmer OS Battambang" w:hAnsi="Khmer OS Siemreap" w:cs="Khmer OS Siemreap"/>
+          <w:color w:val="auto"/>
+          <w:sz w:val="24"/>
+          <w:szCs w:val="24"/>
+        </w:rPr>
+        <w:t>។</w:t>
+      </w:r>
+    </w:p>
+    <w:p>
+      <w:pPr>
+        <w:spacing w:before="300" w:after="150"/>
+        <w:rPr>
+          <w:rFonts w:ascii="Khmer OS Siemreap" w:hAnsi="Khmer OS Siemreap" w:cs="Khmer OS Siemreap"/>
+          <w:color w:val="auto"/>
+          <w:sz w:val="24"/>
+          <w:szCs w:val="24"/>
+        </w:rPr>
+      </w:pPr>
+      <w:r>
+        <w:rPr>
+          <w:rFonts w:ascii="Khmer OS Siemreap" w:eastAsia="Khmer OS Battambang" w:hAnsi="Khmer OS Siemreap" w:cs="Khmer OS Siemreap"/>
+          <w:b/>
+          <w:bCs/>
+          <w:color w:val="auto"/>
+          <w:sz w:val="24"/>
+          <w:szCs w:val="24"/>
+        </w:rPr>
+        <w:t xml:space="preserve">២. </w:t>
+      </w:r>
+      <w:proofErr w:type="spellStart"/>
+      <w:r>
+        <w:rPr>
+          <w:rFonts w:ascii="Khmer OS Siemreap" w:eastAsia="Khmer OS Battambang" w:hAnsi="Khmer OS Siemreap" w:cs="Khmer OS Siemreap"/>
+          <w:b/>
+          <w:bCs/>
+          <w:color w:val="auto"/>
+          <w:sz w:val="24"/>
+          <w:szCs w:val="24"/>
+        </w:rPr>
+        <w:t>ឯកជនភាព</w:t>
+      </w:r>
+      <w:proofErr w:type="spellEnd"/>
+      <w:r>
+        <w:rPr>
+          <w:rFonts w:ascii="Khmer OS Siemreap" w:eastAsia="Khmer OS Battambang" w:hAnsi="Khmer OS Siemreap" w:cs="Khmer OS Siemreap"/>
+          <w:b/>
+          <w:bCs/>
+          <w:color w:val="auto"/>
+          <w:sz w:val="24"/>
+          <w:szCs w:val="24"/>
+        </w:rPr>
+        <w:t xml:space="preserve"> </w:t>
+      </w:r>
+      <w:proofErr w:type="spellStart"/>
+      <w:r>
+        <w:rPr>
+          <w:rFonts w:ascii="Khmer OS Siemreap" w:eastAsia="Khmer OS Battambang" w:hAnsi="Khmer OS Siemreap" w:cs="Khmer OS Siemreap"/>
+          <w:b/>
+          <w:bCs/>
+          <w:color w:val="auto"/>
+          <w:sz w:val="24"/>
+          <w:szCs w:val="24"/>
+        </w:rPr>
+        <w:t>និងសុវត្ថិភាព</w:t>
+      </w:r>
+      <w:proofErr w:type="spellEnd"/>
+      <w:r>
+        <w:rPr>
+          <w:rFonts w:ascii="Khmer OS Siemreap" w:eastAsia="Khmer OS Battambang" w:hAnsi="Khmer OS Siemreap" w:cs="Khmer OS Siemreap"/>
+          <w:b/>
+          <w:bCs/>
+          <w:color w:val="auto"/>
+          <w:sz w:val="24"/>
+          <w:szCs w:val="24"/>
+        </w:rPr>
+        <w:t xml:space="preserve"> (Privacy &amp; Safety)</w:t>
+      </w:r>
+    </w:p>
+    <w:p>
+      <w:pPr>
+        <w:spacing w:line="300" w:lineRule="auto"/>
+        <w:rPr>
+          <w:rFonts w:ascii="Khmer OS Siemreap" w:hAnsi="Khmer OS Siemreap" w:cs="Khmer OS Siemreap"/>
+          <w:color w:val="auto"/>
+          <w:sz w:val="24"/>
+          <w:szCs w:val="24"/>
+        </w:rPr>
+      </w:pPr>
+      <w:proofErr w:type="spellStart"/>
+      <w:r>
+        <w:rPr>
+          <w:rFonts w:ascii="Khmer OS Siemreap" w:eastAsia="Khmer OS Battambang" w:hAnsi="Khmer OS Siemreap" w:cs="Khmer OS Siemreap"/>
+          <w:color w:val="auto"/>
+          <w:sz w:val="24"/>
+          <w:szCs w:val="24"/>
+        </w:rPr>
+        <w:t>ប្រព័ន្ធ</w:t>
+      </w:r>
+      <w:proofErr w:type="spellEnd"/>
+      <w:r>
+        <w:rPr>
+          <w:rFonts w:ascii="Khmer OS Siemreap" w:eastAsia="Khmer OS Battambang" w:hAnsi="Khmer OS Siemreap" w:cs="Khmer OS Siemreap"/>
+          <w:color w:val="auto"/>
+          <w:sz w:val="24"/>
+          <w:szCs w:val="24"/>
+        </w:rPr>
+        <w:t xml:space="preserve"> AI </w:t>
+      </w:r>
+      <w:proofErr w:type="spellStart"/>
+      <w:r>
+        <w:rPr>
+          <w:rFonts w:ascii="Khmer OS Siemreap" w:eastAsia="Khmer OS Battambang" w:hAnsi="Khmer OS Siemreap" w:cs="Khmer OS Siemreap"/>
+          <w:color w:val="auto"/>
+          <w:sz w:val="24"/>
+          <w:szCs w:val="24"/>
+        </w:rPr>
+        <w:t>ត្រូវតែការពារទិន្នន័យផ្ទាល់ខ្លួនរបស់កុមារ</w:t>
+      </w:r>
+      <w:proofErr w:type="spellEnd"/>
+      <w:r>
+        <w:rPr>
+          <w:rFonts w:ascii="Khmer OS Siemreap" w:eastAsia="Khmer OS Battambang" w:hAnsi="Khmer OS Siemreap" w:cs="Khmer OS Siemreap"/>
+          <w:color w:val="auto"/>
+          <w:sz w:val="24"/>
+          <w:szCs w:val="24"/>
+        </w:rPr>
+        <w:t xml:space="preserve"> </w:t>
+      </w:r>
+      <w:proofErr w:type="spellStart"/>
+      <w:r>
+        <w:rPr>
+          <w:rFonts w:ascii="Khmer OS Siemreap" w:eastAsia="Khmer OS Battambang" w:hAnsi="Khmer OS Siemreap" w:cs="Khmer OS Siemreap"/>
+          <w:color w:val="auto"/>
+          <w:sz w:val="24"/>
+          <w:szCs w:val="24"/>
+        </w:rPr>
+        <w:t>ទប់ស្កាត់ការតាមដាន</w:t>
+      </w:r>
+      <w:proofErr w:type="spellEnd"/>
+      <w:r>
+        <w:rPr>
+          <w:rFonts w:ascii="Khmer OS Siemreap" w:eastAsia="Khmer OS Battambang" w:hAnsi="Khmer OS Siemreap" w:cs="Khmer OS Siemreap"/>
+          <w:color w:val="auto"/>
+          <w:sz w:val="24"/>
+          <w:szCs w:val="24"/>
+        </w:rPr>
+        <w:t xml:space="preserve"> </w:t>
+      </w:r>
+      <w:proofErr w:type="spellStart"/>
+      <w:r>
+        <w:rPr>
+          <w:rFonts w:ascii="Khmer OS Siemreap" w:eastAsia="Khmer OS Battambang" w:hAnsi="Khmer OS Siemreap" w:cs="Khmer OS Siemreap"/>
+          <w:color w:val="auto"/>
+          <w:sz w:val="24"/>
+          <w:szCs w:val="24"/>
+        </w:rPr>
+        <w:t>និងការពារពួកគេពីគ្រោះថ្នាក់ទាំងផ្លូវកាយនិងផ្លូវចិត្ត</w:t>
+      </w:r>
+      <w:proofErr w:type="spellEnd"/>
+      <w:r>
+        <w:rPr>
+          <w:rFonts w:ascii="Khmer OS Siemreap" w:eastAsia="Khmer OS Battambang" w:hAnsi="Khmer OS Siemreap" w:cs="Khmer OS Siemreap"/>
+          <w:color w:val="auto"/>
+          <w:sz w:val="24"/>
+          <w:szCs w:val="24"/>
+          <w:cs/>
+          <w:lang w:bidi="km-KH"/>
+        </w:rPr>
+        <w:t xml:space="preserve"> </w:t>
+      </w:r>
+      <w:proofErr w:type="spellStart"/>
+      <w:r>
+        <w:rPr>
+          <w:rFonts w:ascii="Khmer OS Siemreap" w:eastAsia="Khmer OS Battambang" w:hAnsi="Khmer OS Siemreap" w:cs="Khmer OS Siemreap"/>
+          <w:color w:val="auto"/>
+          <w:sz w:val="24"/>
+          <w:szCs w:val="24"/>
+        </w:rPr>
+        <w:t>រួមទាំងហានិភ័យពី</w:t>
+      </w:r>
+      <w:proofErr w:type="spellEnd"/>
+      <w:r>
+        <w:rPr>
+          <w:rFonts w:ascii="Khmer OS Siemreap" w:eastAsia="Khmer OS Battambang" w:hAnsi="Khmer OS Siemreap" w:cs="Khmer OS Siemreap"/>
+          <w:color w:val="auto"/>
+          <w:sz w:val="24"/>
+          <w:szCs w:val="24"/>
+        </w:rPr>
+        <w:t xml:space="preserve"> AI </w:t>
+      </w:r>
+      <w:proofErr w:type="spellStart"/>
+      <w:r>
+        <w:rPr>
+          <w:rFonts w:ascii="Khmer OS Siemreap" w:eastAsia="Khmer OS Battambang" w:hAnsi="Khmer OS Siemreap" w:cs="Khmer OS Siemreap"/>
+          <w:color w:val="auto"/>
+          <w:sz w:val="24"/>
+          <w:szCs w:val="24"/>
+        </w:rPr>
+        <w:t>ជជែក</w:t>
+      </w:r>
+      <w:proofErr w:type="spellEnd"/>
+      <w:r>
+        <w:rPr>
+          <w:rFonts w:ascii="Khmer OS Siemreap" w:eastAsia="Khmer OS Battambang" w:hAnsi="Khmer OS Siemreap" w:cs="Khmer OS Siemreap"/>
+          <w:color w:val="auto"/>
+          <w:sz w:val="24"/>
+          <w:szCs w:val="24"/>
+        </w:rPr>
+        <w:t xml:space="preserve"> </w:t>
+      </w:r>
+      <w:proofErr w:type="spellStart"/>
+      <w:r>
+        <w:rPr>
+          <w:rFonts w:ascii="Khmer OS Siemreap" w:eastAsia="Khmer OS Battambang" w:hAnsi="Khmer OS Siemreap" w:cs="Khmer OS Siemreap"/>
+          <w:color w:val="auto"/>
+          <w:sz w:val="24"/>
+          <w:szCs w:val="24"/>
+        </w:rPr>
+        <w:t>ឬដៃគូនិម្មិត</w:t>
+      </w:r>
+      <w:proofErr w:type="spellEnd"/>
+      <w:r>
+        <w:rPr>
+          <w:rFonts w:ascii="Khmer OS Siemreap" w:eastAsia="Khmer OS Battambang" w:hAnsi="Khmer OS Siemreap" w:cs="Khmer OS Siemreap"/>
+          <w:color w:val="auto"/>
+          <w:sz w:val="24"/>
+          <w:szCs w:val="24"/>
+        </w:rPr>
+        <w:t xml:space="preserve"> </w:t>
+      </w:r>
+      <w:proofErr w:type="spellStart"/>
+      <w:r>
+        <w:rPr>
+          <w:rFonts w:ascii="Khmer OS Siemreap" w:eastAsia="Khmer OS Battambang" w:hAnsi="Khmer OS Siemreap" w:cs="Khmer OS Siemreap"/>
+          <w:color w:val="auto"/>
+          <w:sz w:val="24"/>
+          <w:szCs w:val="24"/>
+        </w:rPr>
+        <w:t>ការបោកបញ្ឆោត</w:t>
+      </w:r>
+      <w:proofErr w:type="spellEnd"/>
+      <w:r>
+        <w:rPr>
+          <w:rFonts w:ascii="Khmer OS Siemreap" w:eastAsia="Khmer OS Battambang" w:hAnsi="Khmer OS Siemreap" w:cs="Khmer OS Siemreap"/>
+          <w:color w:val="auto"/>
+          <w:sz w:val="24"/>
+          <w:szCs w:val="24"/>
+        </w:rPr>
+        <w:t xml:space="preserve"> (scams) </w:t>
+      </w:r>
+      <w:proofErr w:type="spellStart"/>
+      <w:r>
+        <w:rPr>
+          <w:rFonts w:ascii="Khmer OS Siemreap" w:eastAsia="Khmer OS Battambang" w:hAnsi="Khmer OS Siemreap" w:cs="Khmer OS Siemreap"/>
+          <w:color w:val="auto"/>
+          <w:sz w:val="24"/>
+          <w:szCs w:val="24"/>
+        </w:rPr>
+        <w:t>និងការ</w:t>
+      </w:r>
+      <w:proofErr w:type="spellEnd"/>
+      <w:r>
+        <w:rPr>
+          <w:rFonts w:ascii="Khmer OS Siemreap" w:eastAsia="Khmer OS Battambang" w:hAnsi="Khmer OS Siemreap" w:cs="Khmer OS Siemreap"/>
+          <w:color w:val="auto"/>
+          <w:sz w:val="24"/>
+          <w:szCs w:val="24"/>
+          <w:cs/>
+          <w:lang w:bidi="km-KH"/>
+        </w:rPr>
+        <w:t>ធ្វើបាបគ្នា</w:t>
+      </w:r>
+      <w:proofErr w:type="spellStart"/>
+      <w:r>
+        <w:rPr>
+          <w:rFonts w:ascii="Khmer OS Siemreap" w:eastAsia="Khmer OS Battambang" w:hAnsi="Khmer OS Siemreap" w:cs="Khmer OS Siemreap"/>
+          <w:color w:val="auto"/>
+          <w:sz w:val="24"/>
+          <w:szCs w:val="24"/>
+        </w:rPr>
+        <w:t>តាមអនឡាញ</w:t>
+      </w:r>
+      <w:proofErr w:type="spellEnd"/>
+      <w:r>
+        <w:rPr>
+          <w:rFonts w:ascii="Khmer OS Siemreap" w:eastAsia="Khmer OS Battambang" w:hAnsi="Khmer OS Siemreap" w:cs="Khmer OS Siemreap"/>
+          <w:color w:val="auto"/>
+          <w:sz w:val="24"/>
+          <w:szCs w:val="24"/>
+        </w:rPr>
+        <w:t xml:space="preserve"> (cyberbullying)។</w:t>
+      </w:r>
+    </w:p>
+    <w:p>
+      <w:pPr>
+        <w:spacing w:before="300" w:after="150"/>
+        <w:rPr>
+          <w:rFonts w:ascii="Khmer OS Siemreap" w:hAnsi="Khmer OS Siemreap" w:cs="Khmer OS Siemreap"/>
+          <w:color w:val="auto"/>
+          <w:sz w:val="24"/>
+          <w:szCs w:val="24"/>
+        </w:rPr>
+      </w:pPr>
+      <w:r>
+        <w:rPr>
+          <w:rFonts w:ascii="Khmer OS Siemreap" w:eastAsia="Khmer OS Battambang" w:hAnsi="Khmer OS Siemreap" w:cs="Khmer OS Siemreap"/>
+          <w:b/>
+          <w:bCs/>
+          <w:color w:val="auto"/>
+          <w:sz w:val="24"/>
+          <w:szCs w:val="24"/>
+        </w:rPr>
+        <w:t xml:space="preserve">៣. </w:t>
+      </w:r>
+      <w:proofErr w:type="spellStart"/>
+      <w:r>
+        <w:rPr>
+          <w:rFonts w:ascii="Khmer OS Siemreap" w:eastAsia="Khmer OS Battambang" w:hAnsi="Khmer OS Siemreap" w:cs="Khmer OS Siemreap"/>
+          <w:b/>
+          <w:bCs/>
+          <w:color w:val="auto"/>
+          <w:sz w:val="24"/>
+          <w:szCs w:val="24"/>
+        </w:rPr>
+        <w:t>តម្លាភាពនិងគណនេយ្យភាព</w:t>
+      </w:r>
+      <w:proofErr w:type="spellEnd"/>
+      <w:r>
+        <w:rPr>
+          <w:rFonts w:ascii="Khmer OS Siemreap" w:eastAsia="Khmer OS Battambang" w:hAnsi="Khmer OS Siemreap" w:cs="Khmer OS Siemreap"/>
+          <w:b/>
+          <w:bCs/>
+          <w:color w:val="auto"/>
+          <w:sz w:val="24"/>
+          <w:szCs w:val="24"/>
+        </w:rPr>
+        <w:t xml:space="preserve"> (Transparency &amp; Accountability)</w:t>
+      </w:r>
+    </w:p>
+    <w:p>
+      <w:pPr>
+        <w:spacing w:line="300" w:lineRule="auto"/>
+        <w:rPr>
+          <w:rFonts w:ascii="Khmer OS Siemreap" w:hAnsi="Khmer OS Siemreap" w:cs="Khmer OS Siemreap"/>
+          <w:color w:val="auto"/>
+          <w:sz w:val="24"/>
+          <w:szCs w:val="24"/>
+        </w:rPr>
+      </w:pPr>
+      <w:proofErr w:type="spellStart"/>
+      <w:r>
+        <w:rPr>
+          <w:rFonts w:ascii="Khmer OS Siemreap" w:eastAsia="Khmer OS Battambang" w:hAnsi="Khmer OS Siemreap" w:cs="Khmer OS Siemreap"/>
+          <w:color w:val="auto"/>
+          <w:sz w:val="24"/>
+          <w:szCs w:val="24"/>
+        </w:rPr>
+        <w:t>ធាតុចេញរបស</w:t>
+      </w:r>
+      <w:proofErr w:type="spellEnd"/>
+      <w:r>
+        <w:rPr>
+          <w:rFonts w:ascii="Khmer OS Siemreap" w:eastAsia="Khmer OS Battambang" w:hAnsi="Khmer OS Siemreap" w:cs="Khmer OS Siemreap"/>
+          <w:color w:val="auto"/>
+          <w:sz w:val="24"/>
+          <w:szCs w:val="24"/>
+        </w:rPr>
+        <w:t xml:space="preserve">់ AI </w:t>
+      </w:r>
+      <w:proofErr w:type="spellStart"/>
+      <w:r>
+        <w:rPr>
+          <w:rFonts w:ascii="Khmer OS Siemreap" w:eastAsia="Khmer OS Battambang" w:hAnsi="Khmer OS Siemreap" w:cs="Khmer OS Siemreap"/>
+          <w:color w:val="auto"/>
+          <w:sz w:val="24"/>
+          <w:szCs w:val="24"/>
+        </w:rPr>
+        <w:t>ត្រូវតែអាចពន្យល់បាន</w:t>
+      </w:r>
+      <w:proofErr w:type="spellEnd"/>
+      <w:r>
+        <w:rPr>
+          <w:rFonts w:ascii="Khmer OS Siemreap" w:eastAsia="Khmer OS Battambang" w:hAnsi="Khmer OS Siemreap" w:cs="Khmer OS Siemreap"/>
+          <w:color w:val="auto"/>
+          <w:sz w:val="24"/>
+          <w:szCs w:val="24"/>
+        </w:rPr>
+        <w:t xml:space="preserve">។ </w:t>
+      </w:r>
+      <w:proofErr w:type="spellStart"/>
+      <w:r>
+        <w:rPr>
+          <w:rFonts w:ascii="Khmer OS Siemreap" w:eastAsia="Khmer OS Battambang" w:hAnsi="Khmer OS Siemreap" w:cs="Khmer OS Siemreap"/>
+          <w:color w:val="auto"/>
+          <w:sz w:val="24"/>
+          <w:szCs w:val="24"/>
+        </w:rPr>
+        <w:t>កុមារត្រូវតែដឹងច្បាស់ជានិច្ចថា</w:t>
+      </w:r>
+      <w:proofErr w:type="spellEnd"/>
+      <w:r>
+        <w:rPr>
+          <w:rFonts w:ascii="Khmer OS Siemreap" w:eastAsia="Khmer OS Battambang" w:hAnsi="Khmer OS Siemreap" w:cs="Khmer OS Siemreap"/>
+          <w:color w:val="auto"/>
+          <w:sz w:val="24"/>
+          <w:szCs w:val="24"/>
+        </w:rPr>
+        <w:t xml:space="preserve"> </w:t>
+      </w:r>
+      <w:proofErr w:type="spellStart"/>
+      <w:r>
+        <w:rPr>
+          <w:rFonts w:ascii="Khmer OS Siemreap" w:eastAsia="Khmer OS Battambang" w:hAnsi="Khmer OS Siemreap" w:cs="Khmer OS Siemreap"/>
+          <w:color w:val="auto"/>
+          <w:sz w:val="24"/>
+          <w:szCs w:val="24"/>
+        </w:rPr>
+        <w:t>ពួកគេកំពុងជជែកជាមួយ</w:t>
+      </w:r>
+      <w:proofErr w:type="spellEnd"/>
+      <w:r>
+        <w:rPr>
+          <w:rFonts w:ascii="Khmer OS Siemreap" w:eastAsia="Khmer OS Battambang" w:hAnsi="Khmer OS Siemreap" w:cs="Khmer OS Siemreap"/>
+          <w:color w:val="auto"/>
+          <w:sz w:val="24"/>
+          <w:szCs w:val="24"/>
+        </w:rPr>
+        <w:t xml:space="preserve"> AI </w:t>
+      </w:r>
+      <w:proofErr w:type="spellStart"/>
+      <w:r>
+        <w:rPr>
+          <w:rFonts w:ascii="Khmer OS Siemreap" w:eastAsia="Khmer OS Battambang" w:hAnsi="Khmer OS Siemreap" w:cs="Khmer OS Siemreap"/>
+          <w:color w:val="auto"/>
+          <w:sz w:val="24"/>
+          <w:szCs w:val="24"/>
+        </w:rPr>
+        <w:t>មិនមែនមនុស្សទេ</w:t>
+      </w:r>
+      <w:proofErr w:type="spellEnd"/>
+      <w:r>
+        <w:rPr>
+          <w:rFonts w:ascii="Khmer OS Siemreap" w:eastAsia="Khmer OS Battambang" w:hAnsi="Khmer OS Siemreap" w:cs="Khmer OS Siemreap"/>
+          <w:color w:val="auto"/>
+          <w:sz w:val="24"/>
+          <w:szCs w:val="24"/>
+        </w:rPr>
+        <w:t xml:space="preserve"> </w:t>
+      </w:r>
+      <w:proofErr w:type="spellStart"/>
+      <w:r>
+        <w:rPr>
+          <w:rFonts w:ascii="Khmer OS Siemreap" w:eastAsia="Khmer OS Battambang" w:hAnsi="Khmer OS Siemreap" w:cs="Khmer OS Siemreap"/>
+          <w:color w:val="auto"/>
+          <w:sz w:val="24"/>
+          <w:szCs w:val="24"/>
+        </w:rPr>
+        <w:t>ត្រូវជៀសវាងការធ្វើឲ្យ</w:t>
+      </w:r>
+      <w:proofErr w:type="spellEnd"/>
+      <w:r>
+        <w:rPr>
+          <w:rFonts w:ascii="Khmer OS Siemreap" w:eastAsia="Khmer OS Battambang" w:hAnsi="Khmer OS Siemreap" w:cs="Khmer OS Siemreap"/>
+          <w:color w:val="auto"/>
+          <w:sz w:val="24"/>
+          <w:szCs w:val="24"/>
+        </w:rPr>
+        <w:t xml:space="preserve"> AI </w:t>
+      </w:r>
+      <w:proofErr w:type="spellStart"/>
+      <w:r>
+        <w:rPr>
+          <w:rFonts w:ascii="Khmer OS Siemreap" w:eastAsia="Khmer OS Battambang" w:hAnsi="Khmer OS Siemreap" w:cs="Khmer OS Siemreap"/>
+          <w:color w:val="auto"/>
+          <w:sz w:val="24"/>
+          <w:szCs w:val="24"/>
+        </w:rPr>
+        <w:t>មានលក្ខណៈដូចមនុស្ស</w:t>
+      </w:r>
+      <w:proofErr w:type="spellEnd"/>
+      <w:r>
+        <w:rPr>
+          <w:rFonts w:ascii="Khmer OS Siemreap" w:eastAsia="Khmer OS Battambang" w:hAnsi="Khmer OS Siemreap" w:cs="Khmer OS Siemreap"/>
+          <w:color w:val="auto"/>
+          <w:sz w:val="24"/>
+          <w:szCs w:val="24"/>
+        </w:rPr>
+        <w:t xml:space="preserve"> (anthropomorphizing) </w:t>
+      </w:r>
+      <w:proofErr w:type="spellStart"/>
+      <w:r>
+        <w:rPr>
+          <w:rFonts w:ascii="Khmer OS Siemreap" w:eastAsia="Khmer OS Battambang" w:hAnsi="Khmer OS Siemreap" w:cs="Khmer OS Siemreap"/>
+          <w:color w:val="auto"/>
+          <w:sz w:val="24"/>
+          <w:szCs w:val="24"/>
+        </w:rPr>
+        <w:lastRenderedPageBreak/>
+        <w:t>និងត្រូវប្រើភាសាសមរម្យតាមវ័យកុមារពេលពន្យល់អំពី</w:t>
+      </w:r>
+      <w:proofErr w:type="spellEnd"/>
+      <w:r>
+        <w:rPr>
+          <w:rFonts w:ascii="Khmer OS Siemreap" w:eastAsia="Khmer OS Battambang" w:hAnsi="Khmer OS Siemreap" w:cs="Khmer OS Siemreap"/>
+          <w:color w:val="auto"/>
+          <w:sz w:val="24"/>
+          <w:szCs w:val="24"/>
+        </w:rPr>
+        <w:t xml:space="preserve"> AI។ </w:t>
+      </w:r>
+      <w:proofErr w:type="spellStart"/>
+      <w:r>
+        <w:rPr>
+          <w:rFonts w:ascii="Khmer OS Siemreap" w:eastAsia="Khmer OS Battambang" w:hAnsi="Khmer OS Siemreap" w:cs="Khmer OS Siemreap"/>
+          <w:color w:val="auto"/>
+          <w:sz w:val="24"/>
+          <w:szCs w:val="24"/>
+        </w:rPr>
+        <w:t>មនុស្សពេញវ័យជាគ្រូបង្រៀន</w:t>
+      </w:r>
+      <w:proofErr w:type="spellEnd"/>
+      <w:r>
+        <w:rPr>
+          <w:rFonts w:ascii="Khmer OS Siemreap" w:eastAsia="Khmer OS Battambang" w:hAnsi="Khmer OS Siemreap" w:cs="Khmer OS Siemreap"/>
+          <w:color w:val="auto"/>
+          <w:sz w:val="24"/>
+          <w:szCs w:val="24"/>
+        </w:rPr>
+        <w:t xml:space="preserve"> </w:t>
+      </w:r>
+      <w:proofErr w:type="spellStart"/>
+      <w:r>
+        <w:rPr>
+          <w:rFonts w:ascii="Khmer OS Siemreap" w:eastAsia="Khmer OS Battambang" w:hAnsi="Khmer OS Siemreap" w:cs="Khmer OS Siemreap"/>
+          <w:color w:val="auto"/>
+          <w:sz w:val="24"/>
+          <w:szCs w:val="24"/>
+        </w:rPr>
+        <w:t>និងថ្នាក់ដឹកនាំសាលា</w:t>
+      </w:r>
+      <w:proofErr w:type="spellEnd"/>
+      <w:r>
+        <w:rPr>
+          <w:rFonts w:ascii="Khmer OS Siemreap" w:eastAsia="Khmer OS Battambang" w:hAnsi="Khmer OS Siemreap" w:cs="Khmer OS Siemreap"/>
+          <w:color w:val="auto"/>
+          <w:sz w:val="24"/>
+          <w:szCs w:val="24"/>
+        </w:rPr>
+        <w:t xml:space="preserve"> </w:t>
+      </w:r>
+      <w:proofErr w:type="spellStart"/>
+      <w:r>
+        <w:rPr>
+          <w:rFonts w:ascii="Khmer OS Siemreap" w:eastAsia="Khmer OS Battambang" w:hAnsi="Khmer OS Siemreap" w:cs="Khmer OS Siemreap"/>
+          <w:color w:val="auto"/>
+          <w:sz w:val="24"/>
+          <w:szCs w:val="24"/>
+        </w:rPr>
+        <w:t>ត្រូវមានទំនួលខុសត្រូវពេញលេញនៅពេលមានកំហុសកើតឡើង</w:t>
+      </w:r>
+      <w:proofErr w:type="spellEnd"/>
+      <w:r>
+        <w:rPr>
+          <w:rFonts w:ascii="Khmer OS Siemreap" w:eastAsia="Khmer OS Battambang" w:hAnsi="Khmer OS Siemreap" w:cs="Khmer OS Siemreap"/>
+          <w:color w:val="auto"/>
+          <w:sz w:val="24"/>
+          <w:szCs w:val="24"/>
+        </w:rPr>
+        <w:t>។</w:t>
+      </w:r>
+    </w:p>
+    <w:p>
+      <w:pPr>
+        <w:spacing w:before="300" w:after="150"/>
+        <w:rPr>
+          <w:rFonts w:ascii="Khmer OS Siemreap" w:hAnsi="Khmer OS Siemreap" w:cs="Khmer OS Siemreap"/>
+          <w:color w:val="auto"/>
+          <w:sz w:val="24"/>
+          <w:szCs w:val="24"/>
+        </w:rPr>
+      </w:pPr>
+      <w:r>
+        <w:rPr>
+          <w:rFonts w:ascii="Khmer OS Siemreap" w:eastAsia="Khmer OS Battambang" w:hAnsi="Khmer OS Siemreap" w:cs="Khmer OS Siemreap"/>
+          <w:b/>
+          <w:bCs/>
+          <w:color w:val="auto"/>
+          <w:sz w:val="24"/>
+          <w:szCs w:val="24"/>
+        </w:rPr>
+        <w:t xml:space="preserve">៤. </w:t>
+      </w:r>
+      <w:proofErr w:type="spellStart"/>
+      <w:r>
+        <w:rPr>
+          <w:rFonts w:ascii="Khmer OS Siemreap" w:eastAsia="Khmer OS Battambang" w:hAnsi="Khmer OS Siemreap" w:cs="Khmer OS Siemreap"/>
+          <w:b/>
+          <w:bCs/>
+          <w:color w:val="auto"/>
+          <w:sz w:val="24"/>
+          <w:szCs w:val="24"/>
+        </w:rPr>
+        <w:t>ការរៀបចំ</w:t>
+      </w:r>
+      <w:proofErr w:type="spellEnd"/>
+      <w:r>
+        <w:rPr>
+          <w:rFonts w:ascii="Khmer OS Siemreap" w:eastAsia="Khmer OS Battambang" w:hAnsi="Khmer OS Siemreap" w:cs="Khmer OS Siemreap"/>
+          <w:b/>
+          <w:bCs/>
+          <w:color w:val="auto"/>
+          <w:sz w:val="24"/>
+          <w:szCs w:val="24"/>
+        </w:rPr>
+        <w:t xml:space="preserve"> </w:t>
+      </w:r>
+      <w:proofErr w:type="spellStart"/>
+      <w:r>
+        <w:rPr>
+          <w:rFonts w:ascii="Khmer OS Siemreap" w:eastAsia="Khmer OS Battambang" w:hAnsi="Khmer OS Siemreap" w:cs="Khmer OS Siemreap"/>
+          <w:b/>
+          <w:bCs/>
+          <w:color w:val="auto"/>
+          <w:sz w:val="24"/>
+          <w:szCs w:val="24"/>
+        </w:rPr>
+        <w:t>និងការកសាងការគាំទ្រ</w:t>
+      </w:r>
+      <w:proofErr w:type="spellEnd"/>
+      <w:r>
+        <w:rPr>
+          <w:rFonts w:ascii="Khmer OS Siemreap" w:eastAsia="Khmer OS Battambang" w:hAnsi="Khmer OS Siemreap" w:cs="Khmer OS Siemreap"/>
+          <w:b/>
+          <w:bCs/>
+          <w:color w:val="auto"/>
+          <w:sz w:val="24"/>
+          <w:szCs w:val="24"/>
+        </w:rPr>
+        <w:t xml:space="preserve"> (Preparation &amp; Building Support)</w:t>
+      </w:r>
+    </w:p>
+    <w:p>
+      <w:pPr>
+        <w:spacing w:line="300" w:lineRule="auto"/>
+        <w:rPr>
+          <w:rFonts w:ascii="Khmer OS Siemreap" w:hAnsi="Khmer OS Siemreap" w:cs="Khmer OS Siemreap"/>
+          <w:color w:val="auto"/>
+          <w:sz w:val="24"/>
+          <w:szCs w:val="24"/>
+        </w:rPr>
+      </w:pPr>
+      <w:proofErr w:type="spellStart"/>
+      <w:r>
+        <w:rPr>
+          <w:rFonts w:ascii="Khmer OS Siemreap" w:eastAsia="Khmer OS Battambang" w:hAnsi="Khmer OS Siemreap" w:cs="Khmer OS Siemreap"/>
+          <w:color w:val="auto"/>
+          <w:sz w:val="24"/>
+          <w:szCs w:val="24"/>
+        </w:rPr>
+        <w:t>ការអប់រំត្រូវតែរៀបចំកុមារសម្រាប់អនាគតដែលមាន</w:t>
+      </w:r>
+      <w:proofErr w:type="spellEnd"/>
+      <w:r>
+        <w:rPr>
+          <w:rFonts w:ascii="Khmer OS Siemreap" w:eastAsia="Khmer OS Battambang" w:hAnsi="Khmer OS Siemreap" w:cs="Khmer OS Siemreap"/>
+          <w:color w:val="auto"/>
+          <w:sz w:val="24"/>
+          <w:szCs w:val="24"/>
+        </w:rPr>
+        <w:t xml:space="preserve"> AI </w:t>
+      </w:r>
+      <w:proofErr w:type="spellStart"/>
+      <w:r>
+        <w:rPr>
+          <w:rFonts w:ascii="Khmer OS Siemreap" w:eastAsia="Khmer OS Battambang" w:hAnsi="Khmer OS Siemreap" w:cs="Khmer OS Siemreap"/>
+          <w:color w:val="auto"/>
+          <w:sz w:val="24"/>
+          <w:szCs w:val="24"/>
+        </w:rPr>
+        <w:t>ព្រមជាមួយគ្នានេះផងដែរ</w:t>
+      </w:r>
+      <w:proofErr w:type="spellEnd"/>
+      <w:r>
+        <w:rPr>
+          <w:rFonts w:ascii="Khmer OS Siemreap" w:eastAsia="Khmer OS Battambang" w:hAnsi="Khmer OS Siemreap" w:cs="Khmer OS Siemreap"/>
+          <w:color w:val="auto"/>
+          <w:sz w:val="24"/>
+          <w:szCs w:val="24"/>
+        </w:rPr>
+        <w:t xml:space="preserve"> </w:t>
+      </w:r>
+      <w:proofErr w:type="spellStart"/>
+      <w:r>
+        <w:rPr>
+          <w:rFonts w:ascii="Khmer OS Siemreap" w:eastAsia="Khmer OS Battambang" w:hAnsi="Khmer OS Siemreap" w:cs="Khmer OS Siemreap"/>
+          <w:color w:val="auto"/>
+          <w:sz w:val="24"/>
+          <w:szCs w:val="24"/>
+        </w:rPr>
+        <w:t>ត្រូវកសាងសមត្ថភាពឌីជីថលរបស់គ្រូបង្រៀន</w:t>
+      </w:r>
+      <w:proofErr w:type="spellEnd"/>
+      <w:r>
+        <w:rPr>
+          <w:rFonts w:ascii="Khmer OS Siemreap" w:eastAsia="Khmer OS Battambang" w:hAnsi="Khmer OS Siemreap" w:cs="Khmer OS Siemreap"/>
+          <w:color w:val="auto"/>
+          <w:sz w:val="24"/>
+          <w:szCs w:val="24"/>
+        </w:rPr>
+        <w:t xml:space="preserve"> </w:t>
+      </w:r>
+      <w:proofErr w:type="spellStart"/>
+      <w:r>
+        <w:rPr>
+          <w:rFonts w:ascii="Khmer OS Siemreap" w:eastAsia="Khmer OS Battambang" w:hAnsi="Khmer OS Siemreap" w:cs="Khmer OS Siemreap"/>
+          <w:color w:val="auto"/>
+          <w:sz w:val="24"/>
+          <w:szCs w:val="24"/>
+        </w:rPr>
+        <w:t>និងអាណាព្យាបាលដើម្បីការពារកុមារ</w:t>
+      </w:r>
+      <w:proofErr w:type="spellEnd"/>
+      <w:r>
+        <w:rPr>
+          <w:rFonts w:ascii="Khmer OS Siemreap" w:eastAsia="Khmer OS Battambang" w:hAnsi="Khmer OS Siemreap" w:cs="Khmer OS Siemreap"/>
+          <w:color w:val="auto"/>
+          <w:sz w:val="24"/>
+          <w:szCs w:val="24"/>
+        </w:rPr>
+        <w:t xml:space="preserve">។ AI </w:t>
+      </w:r>
+      <w:proofErr w:type="spellStart"/>
+      <w:r>
+        <w:rPr>
+          <w:rFonts w:ascii="Khmer OS Siemreap" w:eastAsia="Khmer OS Battambang" w:hAnsi="Khmer OS Siemreap" w:cs="Khmer OS Siemreap"/>
+          <w:color w:val="auto"/>
+          <w:sz w:val="24"/>
+          <w:szCs w:val="24"/>
+        </w:rPr>
+        <w:t>ត្រូវប្រើដើម្បីគាំទ្រគ្រូបង្រៀន</w:t>
+      </w:r>
+      <w:proofErr w:type="spellEnd"/>
+      <w:r>
+        <w:rPr>
+          <w:rFonts w:ascii="Khmer OS Siemreap" w:eastAsia="Khmer OS Battambang" w:hAnsi="Khmer OS Siemreap" w:cs="Khmer OS Siemreap"/>
+          <w:color w:val="auto"/>
+          <w:sz w:val="24"/>
+          <w:szCs w:val="24"/>
+        </w:rPr>
+        <w:t xml:space="preserve"> </w:t>
+      </w:r>
+      <w:proofErr w:type="spellStart"/>
+      <w:r>
+        <w:rPr>
+          <w:rFonts w:ascii="Khmer OS Siemreap" w:eastAsia="Khmer OS Battambang" w:hAnsi="Khmer OS Siemreap" w:cs="Khmer OS Siemreap"/>
+          <w:color w:val="auto"/>
+          <w:sz w:val="24"/>
+          <w:szCs w:val="24"/>
+        </w:rPr>
+        <w:t>មិនមែនជំនួសគ្រូបង្រៀនឡើយ</w:t>
+      </w:r>
+      <w:proofErr w:type="spellEnd"/>
+      <w:r>
+        <w:rPr>
+          <w:rFonts w:ascii="Khmer OS Siemreap" w:eastAsia="Khmer OS Battambang" w:hAnsi="Khmer OS Siemreap" w:cs="Khmer OS Siemreap"/>
+          <w:color w:val="auto"/>
+          <w:sz w:val="24"/>
+          <w:szCs w:val="24"/>
+        </w:rPr>
+        <w:t xml:space="preserve"> </w:t>
+      </w:r>
+      <w:proofErr w:type="spellStart"/>
+      <w:r>
+        <w:rPr>
+          <w:rFonts w:ascii="Khmer OS Siemreap" w:eastAsia="Khmer OS Battambang" w:hAnsi="Khmer OS Siemreap" w:cs="Khmer OS Siemreap"/>
+          <w:color w:val="auto"/>
+          <w:sz w:val="24"/>
+          <w:szCs w:val="24"/>
+        </w:rPr>
+        <w:t>គ្រូនៅតែជាស្នូលនៃការសម្រេចចិត្តក្នុងថ្នាក់រៀន</w:t>
+      </w:r>
+      <w:proofErr w:type="spellEnd"/>
+      <w:r>
+        <w:rPr>
+          <w:rFonts w:ascii="Khmer OS Siemreap" w:eastAsia="Khmer OS Battambang" w:hAnsi="Khmer OS Siemreap" w:cs="Khmer OS Siemreap"/>
+          <w:color w:val="auto"/>
+          <w:sz w:val="24"/>
+          <w:szCs w:val="24"/>
+        </w:rPr>
+        <w:t>។</w:t>
+      </w:r>
+    </w:p>
+    <w:p>
+      <w:pPr>
+        <w:spacing w:before="300" w:after="150"/>
+        <w:rPr>
+          <w:rFonts w:ascii="Khmer OS Siemreap" w:hAnsi="Khmer OS Siemreap" w:cs="Khmer OS Siemreap"/>
+          <w:color w:val="auto"/>
+          <w:sz w:val="24"/>
+          <w:szCs w:val="24"/>
+        </w:rPr>
+      </w:pPr>
+      <w:proofErr w:type="spellStart"/>
+      <w:r>
+        <w:rPr>
+          <w:rFonts w:ascii="Khmer OS Siemreap" w:eastAsia="Khmer OS Battambang" w:hAnsi="Khmer OS Siemreap" w:cs="Khmer OS Siemreap"/>
+          <w:color w:val="auto"/>
+          <w:sz w:val="24"/>
+          <w:szCs w:val="24"/>
+        </w:rPr>
+        <w:t>សេណារីយ៉ូជាក់ស្តែងក្នុងថ្នាក់រៀន</w:t>
+      </w:r>
+      <w:proofErr w:type="spellEnd"/>
+    </w:p>
+    <w:p>
+      <w:pPr>
+        <w:spacing w:line="300" w:lineRule="auto"/>
+        <w:rPr>
+          <w:rFonts w:ascii="Khmer OS Siemreap" w:hAnsi="Khmer OS Siemreap" w:cs="Khmer OS Siemreap"/>
+          <w:color w:val="auto"/>
+          <w:sz w:val="24"/>
+          <w:szCs w:val="24"/>
+        </w:rPr>
+      </w:pPr>
+      <w:proofErr w:type="spellStart"/>
+      <w:r>
+        <w:rPr>
+          <w:rFonts w:ascii="Khmer OS Siemreap" w:eastAsia="Khmer OS Battambang" w:hAnsi="Khmer OS Siemreap" w:cs="Khmer OS Siemreap"/>
+          <w:color w:val="auto"/>
+          <w:sz w:val="24"/>
+          <w:szCs w:val="24"/>
+        </w:rPr>
+        <w:t>សូមពិនិត្យមើលសេណារីយ៉ូជាក់ស្តែងក្នុងថ្នាក់រៀនអំពី</w:t>
+      </w:r>
+      <w:proofErr w:type="spellEnd"/>
+      <w:r>
+        <w:rPr>
+          <w:rFonts w:ascii="Khmer OS Siemreap" w:eastAsia="Khmer OS Battambang" w:hAnsi="Khmer OS Siemreap" w:cs="Khmer OS Siemreap"/>
+          <w:color w:val="auto"/>
+          <w:sz w:val="24"/>
+          <w:szCs w:val="24"/>
+        </w:rPr>
+        <w:t xml:space="preserve"> </w:t>
+      </w:r>
+      <w:proofErr w:type="spellStart"/>
+      <w:r>
+        <w:rPr>
+          <w:rFonts w:ascii="Khmer OS Siemreap" w:eastAsia="Khmer OS Battambang" w:hAnsi="Khmer OS Siemreap" w:cs="Khmer OS Siemreap"/>
+          <w:color w:val="auto"/>
+          <w:sz w:val="24"/>
+          <w:szCs w:val="24"/>
+        </w:rPr>
+        <w:t>ការប្រើប្រាស់រូបថតសិស្ស</w:t>
+      </w:r>
+      <w:proofErr w:type="spellEnd"/>
+      <w:r>
+        <w:rPr>
+          <w:rFonts w:ascii="Khmer OS Siemreap" w:eastAsia="Khmer OS Battambang" w:hAnsi="Khmer OS Siemreap" w:cs="Khmer OS Siemreap"/>
+          <w:color w:val="auto"/>
+          <w:sz w:val="24"/>
+          <w:szCs w:val="24"/>
+        </w:rPr>
+        <w:t xml:space="preserve"> </w:t>
+      </w:r>
+      <w:proofErr w:type="spellStart"/>
+      <w:r>
+        <w:rPr>
+          <w:rFonts w:ascii="Khmer OS Siemreap" w:eastAsia="Khmer OS Battambang" w:hAnsi="Khmer OS Siemreap" w:cs="Khmer OS Siemreap"/>
+          <w:color w:val="auto"/>
+          <w:sz w:val="24"/>
+          <w:szCs w:val="24"/>
+        </w:rPr>
+        <w:t>និងព័ត៌មានផ្ទាល់ខ្លួនក្នុងឧបករណ</w:t>
+      </w:r>
+      <w:proofErr w:type="spellEnd"/>
+      <w:r>
+        <w:rPr>
+          <w:rFonts w:ascii="Khmer OS Siemreap" w:eastAsia="Khmer OS Battambang" w:hAnsi="Khmer OS Siemreap" w:cs="Khmer OS Siemreap"/>
+          <w:color w:val="auto"/>
+          <w:sz w:val="24"/>
+          <w:szCs w:val="24"/>
+        </w:rPr>
+        <w:t>៍ AI។</w:t>
+      </w:r>
+    </w:p>
+    <w:p>
+      <w:pPr>
+        <w:spacing w:line="300" w:lineRule="auto"/>
+        <w:rPr>
+          <w:rFonts w:ascii="Khmer OS Siemreap" w:hAnsi="Khmer OS Siemreap" w:cs="Khmer OS Siemreap"/>
+          <w:color w:val="auto"/>
+          <w:sz w:val="24"/>
+          <w:szCs w:val="24"/>
+        </w:rPr>
+      </w:pPr>
+      <w:proofErr w:type="spellStart"/>
+      <w:r>
+        <w:rPr>
+          <w:rFonts w:ascii="Khmer OS Siemreap" w:eastAsia="Khmer OS Battambang" w:hAnsi="Khmer OS Siemreap" w:cs="Khmer OS Siemreap"/>
+          <w:color w:val="auto"/>
+          <w:sz w:val="24"/>
+          <w:szCs w:val="24"/>
+        </w:rPr>
+        <w:t>មុនពេលអ្នកបង្ហោះរូបថតសិស្សក្នុង</w:t>
+      </w:r>
+      <w:proofErr w:type="spellEnd"/>
+      <w:r>
+        <w:rPr>
+          <w:rFonts w:ascii="Khmer OS Siemreap" w:eastAsia="Khmer OS Battambang" w:hAnsi="Khmer OS Siemreap" w:cs="Khmer OS Siemreap"/>
+          <w:color w:val="auto"/>
+          <w:sz w:val="24"/>
+          <w:szCs w:val="24"/>
+        </w:rPr>
+        <w:t xml:space="preserve"> AI </w:t>
+      </w:r>
+      <w:proofErr w:type="spellStart"/>
+      <w:r>
+        <w:rPr>
+          <w:rFonts w:ascii="Khmer OS Siemreap" w:eastAsia="Khmer OS Battambang" w:hAnsi="Khmer OS Siemreap" w:cs="Khmer OS Siemreap"/>
+          <w:color w:val="auto"/>
+          <w:sz w:val="24"/>
+          <w:szCs w:val="24"/>
+        </w:rPr>
+        <w:t>ដើម្បីបង្កើតផ្ទាំងប៉ុស្តើមួយ</w:t>
+      </w:r>
+      <w:proofErr w:type="spellEnd"/>
+      <w:r>
+        <w:rPr>
+          <w:rFonts w:ascii="Khmer OS Siemreap" w:eastAsia="Khmer OS Battambang" w:hAnsi="Khmer OS Siemreap" w:cs="Khmer OS Siemreap"/>
+          <w:color w:val="auto"/>
+          <w:sz w:val="24"/>
+          <w:szCs w:val="24"/>
+        </w:rPr>
+        <w:t xml:space="preserve"> </w:t>
+      </w:r>
+      <w:proofErr w:type="spellStart"/>
+      <w:r>
+        <w:rPr>
+          <w:rFonts w:ascii="Khmer OS Siemreap" w:eastAsia="Khmer OS Battambang" w:hAnsi="Khmer OS Siemreap" w:cs="Khmer OS Siemreap"/>
+          <w:color w:val="auto"/>
+          <w:sz w:val="24"/>
+          <w:szCs w:val="24"/>
+        </w:rPr>
+        <w:t>សូមផ្អាកបន្តិច</w:t>
+      </w:r>
+      <w:proofErr w:type="spellEnd"/>
+      <w:r>
+        <w:rPr>
+          <w:rFonts w:ascii="Khmer OS Siemreap" w:eastAsia="Khmer OS Battambang" w:hAnsi="Khmer OS Siemreap" w:cs="Khmer OS Siemreap"/>
+          <w:color w:val="auto"/>
+          <w:sz w:val="24"/>
+          <w:szCs w:val="24"/>
+        </w:rPr>
+        <w:t xml:space="preserve"> </w:t>
+      </w:r>
+      <w:proofErr w:type="spellStart"/>
+      <w:r>
+        <w:rPr>
+          <w:rFonts w:ascii="Khmer OS Siemreap" w:eastAsia="Khmer OS Battambang" w:hAnsi="Khmer OS Siemreap" w:cs="Khmer OS Siemreap"/>
+          <w:color w:val="auto"/>
+          <w:sz w:val="24"/>
+          <w:szCs w:val="24"/>
+        </w:rPr>
+        <w:t>និងផ្ទៀងផ្ទាត</w:t>
+      </w:r>
+      <w:proofErr w:type="spellEnd"/>
+      <w:r>
+        <w:rPr>
+          <w:rFonts w:ascii="Khmer OS Siemreap" w:eastAsia="Khmer OS Battambang" w:hAnsi="Khmer OS Siemreap" w:cs="Khmer OS Siemreap"/>
+          <w:color w:val="auto"/>
+          <w:sz w:val="24"/>
+          <w:szCs w:val="24"/>
+        </w:rPr>
+        <w:t>់៖</w:t>
+      </w:r>
+    </w:p>
+    <w:p>
+      <w:pPr>
+        <w:pStyle w:val="ListParagraph"/>
+        <w:numPr>
+          <w:ilvl w:val="0"/>
+          <w:numId w:val="11"/>
+        </w:numPr>
+        <w:spacing w:after="120" w:line="300" w:lineRule="auto"/>
+        <w:contextualSpacing w:val="0"/>
+        <w:rPr>
+          <w:rFonts w:ascii="Khmer OS Siemreap" w:hAnsi="Khmer OS Siemreap" w:cs="Khmer OS Siemreap"/>
+          <w:color w:val="auto"/>
+          <w:sz w:val="24"/>
+          <w:szCs w:val="24"/>
+        </w:rPr>
+      </w:pPr>
+      <w:proofErr w:type="spellStart"/>
+      <w:r>
+        <w:rPr>
+          <w:rFonts w:ascii="Khmer OS Siemreap" w:eastAsia="Khmer OS Battambang" w:hAnsi="Khmer OS Siemreap" w:cs="Khmer OS Siemreap"/>
+          <w:color w:val="auto"/>
+          <w:sz w:val="24"/>
+          <w:szCs w:val="24"/>
+        </w:rPr>
+        <w:t>តើកម្មវិធី</w:t>
+      </w:r>
+      <w:proofErr w:type="spellEnd"/>
+      <w:r>
+        <w:rPr>
+          <w:rFonts w:ascii="Khmer OS Siemreap" w:eastAsia="Khmer OS Battambang" w:hAnsi="Khmer OS Siemreap" w:cs="Khmer OS Siemreap"/>
+          <w:color w:val="auto"/>
+          <w:sz w:val="24"/>
+          <w:szCs w:val="24"/>
+        </w:rPr>
+        <w:t xml:space="preserve"> AI </w:t>
+      </w:r>
+      <w:proofErr w:type="spellStart"/>
+      <w:r>
+        <w:rPr>
+          <w:rFonts w:ascii="Khmer OS Siemreap" w:eastAsia="Khmer OS Battambang" w:hAnsi="Khmer OS Siemreap" w:cs="Khmer OS Siemreap"/>
+          <w:color w:val="auto"/>
+          <w:sz w:val="24"/>
+          <w:szCs w:val="24"/>
+        </w:rPr>
+        <w:t>នោះរក្សាទុក</w:t>
+      </w:r>
+      <w:proofErr w:type="spellEnd"/>
+      <w:r>
+        <w:rPr>
+          <w:rFonts w:ascii="Khmer OS Siemreap" w:eastAsia="Khmer OS Battambang" w:hAnsi="Khmer OS Siemreap" w:cs="Khmer OS Siemreap"/>
+          <w:color w:val="auto"/>
+          <w:sz w:val="24"/>
+          <w:szCs w:val="24"/>
+        </w:rPr>
+        <w:t xml:space="preserve"> </w:t>
+      </w:r>
+      <w:proofErr w:type="spellStart"/>
+      <w:r>
+        <w:rPr>
+          <w:rFonts w:ascii="Khmer OS Siemreap" w:eastAsia="Khmer OS Battambang" w:hAnsi="Khmer OS Siemreap" w:cs="Khmer OS Siemreap"/>
+          <w:color w:val="auto"/>
+          <w:sz w:val="24"/>
+          <w:szCs w:val="24"/>
+        </w:rPr>
+        <w:t>ឬយករូបភាពដែលបានបញ្ចូលដើម្បីបង្វឹក</w:t>
+      </w:r>
+      <w:proofErr w:type="spellEnd"/>
+      <w:r>
+        <w:rPr>
+          <w:rFonts w:ascii="Khmer OS Siemreap" w:eastAsia="Khmer OS Battambang" w:hAnsi="Khmer OS Siemreap" w:cs="Khmer OS Siemreap"/>
+          <w:color w:val="auto"/>
+          <w:sz w:val="24"/>
+          <w:szCs w:val="24"/>
+        </w:rPr>
+        <w:t xml:space="preserve"> AI </w:t>
+      </w:r>
+      <w:proofErr w:type="spellStart"/>
+      <w:r>
+        <w:rPr>
+          <w:rFonts w:ascii="Khmer OS Siemreap" w:eastAsia="Khmer OS Battambang" w:hAnsi="Khmer OS Siemreap" w:cs="Khmer OS Siemreap"/>
+          <w:color w:val="auto"/>
+          <w:sz w:val="24"/>
+          <w:szCs w:val="24"/>
+        </w:rPr>
+        <w:t>បន្តទៀតឬទេ</w:t>
+      </w:r>
+      <w:proofErr w:type="spellEnd"/>
+      <w:r>
+        <w:rPr>
+          <w:rFonts w:ascii="Khmer OS Siemreap" w:eastAsia="Khmer OS Battambang" w:hAnsi="Khmer OS Siemreap" w:cs="Khmer OS Siemreap"/>
+          <w:color w:val="auto"/>
+          <w:sz w:val="24"/>
+          <w:szCs w:val="24"/>
+        </w:rPr>
+        <w:t>?</w:t>
+      </w:r>
+    </w:p>
+    <w:p>
+      <w:pPr>
+        <w:pStyle w:val="ListParagraph"/>
+        <w:numPr>
+          <w:ilvl w:val="0"/>
+          <w:numId w:val="11"/>
+        </w:numPr>
+        <w:spacing w:after="120" w:line="300" w:lineRule="auto"/>
+        <w:contextualSpacing w:val="0"/>
+        <w:rPr>
+          <w:rFonts w:ascii="Khmer OS Siemreap" w:hAnsi="Khmer OS Siemreap" w:cs="Khmer OS Siemreap"/>
+          <w:color w:val="auto"/>
+          <w:sz w:val="24"/>
+          <w:szCs w:val="24"/>
+        </w:rPr>
+      </w:pPr>
+      <w:r>
+        <w:rPr>
+          <w:rFonts w:ascii="Khmer OS Siemreap" w:eastAsia="Khmer OS Battambang" w:hAnsi="Khmer OS Siemreap" w:cs="Khmer OS Siemreap"/>
+          <w:color w:val="auto"/>
+          <w:sz w:val="24"/>
+          <w:szCs w:val="24"/>
+        </w:rPr>
+        <w:t>តើសាលារបស់អ្នកមានប្រមូលលិខិតយល់ព្រមពី</w:t>
+      </w:r>
+      <w:proofErr w:type="spellStart"/>
+      <w:r>
+        <w:rPr>
+          <w:rFonts w:ascii="Khmer OS Siemreap" w:eastAsia="Khmer OS Battambang" w:hAnsi="Khmer OS Siemreap" w:cs="Khmer OS Siemreap"/>
+          <w:color w:val="auto"/>
+          <w:sz w:val="24"/>
+          <w:szCs w:val="24"/>
+        </w:rPr>
+        <w:t>ឪពុកម្តាយសិស្សឲ្យប្រើរូបភាពរបស</w:t>
+      </w:r>
+      <w:proofErr w:type="spellEnd"/>
+      <w:r>
+        <w:rPr>
+          <w:rFonts w:ascii="Khmer OS Siemreap" w:eastAsia="Khmer OS Battambang" w:hAnsi="Khmer OS Siemreap" w:cs="Khmer OS Siemreap"/>
+          <w:color w:val="auto"/>
+          <w:sz w:val="24"/>
+          <w:szCs w:val="24"/>
+        </w:rPr>
+        <w:t>់</w:t>
+      </w:r>
+      <w:r>
+        <w:rPr>
+          <w:rFonts w:ascii="Khmer OS Siemreap" w:eastAsia="Khmer OS Battambang" w:hAnsi="Khmer OS Siemreap" w:cs="Khmer OS Siemreap"/>
+          <w:color w:val="auto"/>
+          <w:sz w:val="24"/>
+          <w:szCs w:val="24"/>
+          <w:cs/>
+          <w:lang w:bidi="km-KH"/>
+        </w:rPr>
+        <w:t>កូនពួកគេ</w:t>
+      </w:r>
+      <w:proofErr w:type="spellStart"/>
+      <w:r>
+        <w:rPr>
+          <w:rFonts w:ascii="Khmer OS Siemreap" w:eastAsia="Khmer OS Battambang" w:hAnsi="Khmer OS Siemreap" w:cs="Khmer OS Siemreap"/>
+          <w:color w:val="auto"/>
+          <w:sz w:val="24"/>
+          <w:szCs w:val="24"/>
+        </w:rPr>
+        <w:t>បញ្ចូលក្នុងឧបករណ</w:t>
+      </w:r>
+      <w:proofErr w:type="spellEnd"/>
+      <w:r>
+        <w:rPr>
+          <w:rFonts w:ascii="Khmer OS Siemreap" w:eastAsia="Khmer OS Battambang" w:hAnsi="Khmer OS Siemreap" w:cs="Khmer OS Siemreap"/>
+          <w:color w:val="auto"/>
+          <w:sz w:val="24"/>
+          <w:szCs w:val="24"/>
+        </w:rPr>
+        <w:t xml:space="preserve">៍ AI </w:t>
+      </w:r>
+      <w:proofErr w:type="spellStart"/>
+      <w:r>
+        <w:rPr>
+          <w:rFonts w:ascii="Khmer OS Siemreap" w:eastAsia="Khmer OS Battambang" w:hAnsi="Khmer OS Siemreap" w:cs="Khmer OS Siemreap"/>
+          <w:color w:val="auto"/>
+          <w:sz w:val="24"/>
+          <w:szCs w:val="24"/>
+        </w:rPr>
+        <w:t>ឬទេ</w:t>
+      </w:r>
+      <w:proofErr w:type="spellEnd"/>
+      <w:r>
+        <w:rPr>
+          <w:rFonts w:ascii="Khmer OS Siemreap" w:eastAsia="Khmer OS Battambang" w:hAnsi="Khmer OS Siemreap" w:cs="Khmer OS Siemreap"/>
+          <w:color w:val="auto"/>
+          <w:sz w:val="24"/>
+          <w:szCs w:val="24"/>
+        </w:rPr>
+        <w:t>?</w:t>
+      </w:r>
+    </w:p>
+    <w:p>
+      <w:pPr>
+        <w:pStyle w:val="ListParagraph"/>
+        <w:numPr>
+          <w:ilvl w:val="0"/>
+          <w:numId w:val="11"/>
+        </w:numPr>
+        <w:spacing w:after="120" w:line="300" w:lineRule="auto"/>
+        <w:contextualSpacing w:val="0"/>
+        <w:rPr>
+          <w:rFonts w:ascii="Khmer OS Siemreap" w:hAnsi="Khmer OS Siemreap" w:cs="Khmer OS Siemreap"/>
+          <w:color w:val="auto"/>
+          <w:sz w:val="24"/>
+          <w:szCs w:val="24"/>
+        </w:rPr>
+      </w:pPr>
+      <w:proofErr w:type="spellStart"/>
+      <w:r>
+        <w:rPr>
+          <w:rFonts w:ascii="Khmer OS Siemreap" w:eastAsia="Khmer OS Battambang" w:hAnsi="Khmer OS Siemreap" w:cs="Khmer OS Siemreap"/>
+          <w:color w:val="auto"/>
+          <w:sz w:val="24"/>
+          <w:szCs w:val="24"/>
+        </w:rPr>
+        <w:t>តើអ្នកអាចប្រើរូបកុមារអនាមិក</w:t>
+      </w:r>
+      <w:proofErr w:type="spellEnd"/>
+      <w:r>
+        <w:rPr>
+          <w:rFonts w:ascii="Khmer OS Siemreap" w:eastAsia="Khmer OS Battambang" w:hAnsi="Khmer OS Siemreap" w:cs="Khmer OS Siemreap"/>
+          <w:color w:val="auto"/>
+          <w:sz w:val="24"/>
+          <w:szCs w:val="24"/>
+        </w:rPr>
+        <w:t xml:space="preserve"> </w:t>
+      </w:r>
+      <w:proofErr w:type="spellStart"/>
+      <w:r>
+        <w:rPr>
+          <w:rFonts w:ascii="Khmer OS Siemreap" w:eastAsia="Khmer OS Battambang" w:hAnsi="Khmer OS Siemreap" w:cs="Khmer OS Siemreap"/>
+          <w:color w:val="auto"/>
+          <w:sz w:val="24"/>
+          <w:szCs w:val="24"/>
+        </w:rPr>
+        <w:t>ឬរូបរបៀបតុក្កតាជំនួសបានទេ</w:t>
+      </w:r>
+      <w:proofErr w:type="spellEnd"/>
+      <w:r>
+        <w:rPr>
+          <w:rFonts w:ascii="Khmer OS Siemreap" w:eastAsia="Khmer OS Battambang" w:hAnsi="Khmer OS Siemreap" w:cs="Khmer OS Siemreap"/>
+          <w:color w:val="auto"/>
+          <w:sz w:val="24"/>
+          <w:szCs w:val="24"/>
+        </w:rPr>
+        <w:t>?</w:t>
+      </w:r>
+    </w:p>
+    <w:p>
+      <w:pPr>
+        <w:spacing w:before="100" w:line="300" w:lineRule="auto"/>
+        <w:rPr>
+          <w:rFonts w:ascii="Khmer OS Siemreap" w:hAnsi="Khmer OS Siemreap" w:cs="Khmer OS Siemreap"/>
+          <w:color w:val="auto"/>
+          <w:sz w:val="24"/>
+          <w:szCs w:val="24"/>
+        </w:rPr>
+      </w:pPr>
+      <w:proofErr w:type="spellStart"/>
+      <w:r>
+        <w:rPr>
+          <w:rFonts w:ascii="Khmer OS Siemreap" w:eastAsia="Khmer OS Battambang" w:hAnsi="Khmer OS Siemreap" w:cs="Khmer OS Siemreap"/>
+          <w:color w:val="auto"/>
+          <w:sz w:val="24"/>
+          <w:szCs w:val="24"/>
+        </w:rPr>
+        <w:t>សូមចាំថាមិនត្រូវបញ្ចូលរូបថតរបស់សិស្សដែលឃើញមុខច្បាស</w:t>
+      </w:r>
+      <w:proofErr w:type="spellEnd"/>
+      <w:r>
+        <w:rPr>
+          <w:rFonts w:ascii="Khmer OS Siemreap" w:eastAsia="Khmer OS Battambang" w:hAnsi="Khmer OS Siemreap" w:cs="Khmer OS Siemreap"/>
+          <w:color w:val="auto"/>
+          <w:sz w:val="24"/>
+          <w:szCs w:val="24"/>
+        </w:rPr>
+        <w:t xml:space="preserve">់ </w:t>
+      </w:r>
+      <w:proofErr w:type="spellStart"/>
+      <w:r>
+        <w:rPr>
+          <w:rFonts w:ascii="Khmer OS Siemreap" w:eastAsia="Khmer OS Battambang" w:hAnsi="Khmer OS Siemreap" w:cs="Khmer OS Siemreap"/>
+          <w:color w:val="auto"/>
+          <w:sz w:val="24"/>
+          <w:szCs w:val="24"/>
+        </w:rPr>
+        <w:t>ឬព័ត៌មានឯកជនរបស់ពួកគេចូលក្នុងកម្មវិធី</w:t>
+      </w:r>
+      <w:proofErr w:type="spellEnd"/>
+      <w:r>
+        <w:rPr>
+          <w:rFonts w:ascii="Khmer OS Siemreap" w:eastAsia="Khmer OS Battambang" w:hAnsi="Khmer OS Siemreap" w:cs="Khmer OS Siemreap"/>
+          <w:color w:val="auto"/>
+          <w:sz w:val="24"/>
+          <w:szCs w:val="24"/>
+        </w:rPr>
+        <w:t xml:space="preserve"> AI </w:t>
+      </w:r>
+      <w:proofErr w:type="spellStart"/>
+      <w:r>
+        <w:rPr>
+          <w:rFonts w:ascii="Khmer OS Siemreap" w:eastAsia="Khmer OS Battambang" w:hAnsi="Khmer OS Siemreap" w:cs="Khmer OS Siemreap"/>
+          <w:color w:val="auto"/>
+          <w:sz w:val="24"/>
+          <w:szCs w:val="24"/>
+        </w:rPr>
+        <w:t>សាធារណៈណាមួយឡើយ</w:t>
+      </w:r>
+      <w:proofErr w:type="spellEnd"/>
+      <w:r>
+        <w:rPr>
+          <w:rFonts w:ascii="Khmer OS Siemreap" w:eastAsia="Khmer OS Battambang" w:hAnsi="Khmer OS Siemreap" w:cs="Khmer OS Siemreap"/>
+          <w:color w:val="auto"/>
+          <w:sz w:val="24"/>
+          <w:szCs w:val="24"/>
+        </w:rPr>
+        <w:t xml:space="preserve">។ </w:t>
+      </w:r>
+      <w:proofErr w:type="spellStart"/>
+      <w:r>
+        <w:rPr>
+          <w:rFonts w:ascii="Khmer OS Siemreap" w:eastAsia="Khmer OS Battambang" w:hAnsi="Khmer OS Siemreap" w:cs="Khmer OS Siemreap"/>
+          <w:color w:val="auto"/>
+          <w:sz w:val="24"/>
+          <w:szCs w:val="24"/>
+        </w:rPr>
+        <w:t>ត្រូវការពារអត្តសញ្ញាណរបស់ពួកគេជានិច្ច</w:t>
+      </w:r>
+      <w:proofErr w:type="spellEnd"/>
+      <w:r>
+        <w:rPr>
+          <w:rFonts w:ascii="Khmer OS Siemreap" w:eastAsia="Khmer OS Battambang" w:hAnsi="Khmer OS Siemreap" w:cs="Khmer OS Siemreap"/>
+          <w:color w:val="auto"/>
+          <w:sz w:val="24"/>
+          <w:szCs w:val="24"/>
+        </w:rPr>
+        <w:t>។</w:t>
+      </w:r>
+    </w:p>
+    <w:p>
+      <w:pPr>
+        <w:spacing w:line="300" w:lineRule="auto"/>
+        <w:rPr>
+          <w:rFonts w:ascii="Khmer OS Siemreap" w:hAnsi="Khmer OS Siemreap" w:cs="Khmer OS Siemreap"/>
+          <w:color w:val="auto"/>
+          <w:sz w:val="24"/>
+          <w:szCs w:val="24"/>
+        </w:rPr>
+      </w:pPr>
+      <w:proofErr w:type="spellStart"/>
+      <w:r>
+        <w:rPr>
+          <w:rFonts w:ascii="Khmer OS Siemreap" w:eastAsia="Khmer OS Battambang" w:hAnsi="Khmer OS Siemreap" w:cs="Khmer OS Siemreap"/>
+          <w:color w:val="auto"/>
+          <w:sz w:val="24"/>
+          <w:szCs w:val="24"/>
+        </w:rPr>
+        <w:t>ការប្រើបច្ចេកវិទ្យាត្រូវតែបម្រើដោយការបង្កើតឱកាសដល់កុមារ</w:t>
+      </w:r>
+      <w:proofErr w:type="spellEnd"/>
+      <w:r>
+        <w:rPr>
+          <w:rFonts w:ascii="Khmer OS Siemreap" w:eastAsia="Khmer OS Battambang" w:hAnsi="Khmer OS Siemreap" w:cs="Khmer OS Siemreap"/>
+          <w:color w:val="auto"/>
+          <w:sz w:val="24"/>
+          <w:szCs w:val="24"/>
+        </w:rPr>
+        <w:t xml:space="preserve"> និងមិនត្រូវធ្វើឲ្យប៉ះពាល់ដល់សុវត្ថិភាពនិងសេចក្តីថ្លៃថ្នូររបស់ពួកគេឡើយ។</w:t>
+      </w:r>
+    </w:p>
+    <w:p>
+      <w:pPr>
+        <w:spacing w:line="300" w:lineRule="auto"/>
+        <w:rPr>
+          <w:rFonts w:ascii="Khmer OS Siemreap" w:hAnsi="Khmer OS Siemreap" w:cs="Khmer OS Siemreap"/>
+          <w:color w:val="auto"/>
+          <w:sz w:val="24"/>
+          <w:szCs w:val="24"/>
+        </w:rPr>
+      </w:pPr>
+      <w:proofErr w:type="spellStart"/>
+      <w:r>
+        <w:rPr>
+          <w:rFonts w:ascii="Khmer OS Siemreap" w:eastAsia="Khmer OS Battambang" w:hAnsi="Khmer OS Siemreap" w:cs="Khmer OS Siemreap"/>
+          <w:color w:val="auto"/>
+          <w:sz w:val="24"/>
+          <w:szCs w:val="24"/>
+        </w:rPr>
+        <w:t>ក្នុងនាមជាគ្រូបង្រៀនប្រកបដោយវិជ្ជាជីវៈ</w:t>
+      </w:r>
+      <w:proofErr w:type="spellEnd"/>
+      <w:r>
+        <w:rPr>
+          <w:rFonts w:ascii="Khmer OS Siemreap" w:eastAsia="Khmer OS Battambang" w:hAnsi="Khmer OS Siemreap" w:cs="Khmer OS Siemreap"/>
+          <w:color w:val="auto"/>
+          <w:sz w:val="24"/>
+          <w:szCs w:val="24"/>
+        </w:rPr>
+        <w:t xml:space="preserve"> </w:t>
+      </w:r>
+      <w:proofErr w:type="spellStart"/>
+      <w:r>
+        <w:rPr>
+          <w:rFonts w:ascii="Khmer OS Siemreap" w:eastAsia="Khmer OS Battambang" w:hAnsi="Khmer OS Siemreap" w:cs="Khmer OS Siemreap"/>
+          <w:color w:val="auto"/>
+          <w:sz w:val="24"/>
+          <w:szCs w:val="24"/>
+        </w:rPr>
+        <w:t>យើងគឺជាអ្នកការពារសិទ្ធិឌីជីថលរបស់សិស្សជានិច្ច</w:t>
+      </w:r>
+      <w:proofErr w:type="spellEnd"/>
+      <w:r>
+        <w:rPr>
+          <w:rFonts w:ascii="Khmer OS Siemreap" w:eastAsia="Khmer OS Battambang" w:hAnsi="Khmer OS Siemreap" w:cs="Khmer OS Siemreap"/>
+          <w:color w:val="auto"/>
+          <w:sz w:val="24"/>
+          <w:szCs w:val="24"/>
+        </w:rPr>
+        <w:t xml:space="preserve">។ </w:t>
+      </w:r>
+      <w:proofErr w:type="spellStart"/>
+      <w:r>
+        <w:rPr>
+          <w:rFonts w:ascii="Khmer OS Siemreap" w:eastAsia="Khmer OS Battambang" w:hAnsi="Khmer OS Siemreap" w:cs="Khmer OS Siemreap"/>
+          <w:color w:val="auto"/>
+          <w:sz w:val="24"/>
+          <w:szCs w:val="24"/>
+        </w:rPr>
+        <w:t>សូមចងចាំគោលការណ៍ណែនាំរបស</w:t>
+      </w:r>
+      <w:proofErr w:type="spellEnd"/>
+      <w:r>
+        <w:rPr>
+          <w:rFonts w:ascii="Khmer OS Siemreap" w:eastAsia="Khmer OS Battambang" w:hAnsi="Khmer OS Siemreap" w:cs="Khmer OS Siemreap"/>
+          <w:color w:val="auto"/>
+          <w:sz w:val="24"/>
+          <w:szCs w:val="24"/>
+        </w:rPr>
+        <w:t xml:space="preserve">់ UNICEF </w:t>
+      </w:r>
+      <w:proofErr w:type="spellStart"/>
+      <w:r>
+        <w:rPr>
+          <w:rFonts w:ascii="Khmer OS Siemreap" w:eastAsia="Khmer OS Battambang" w:hAnsi="Khmer OS Siemreap" w:cs="Khmer OS Siemreap"/>
+          <w:color w:val="auto"/>
+          <w:sz w:val="24"/>
+          <w:szCs w:val="24"/>
+        </w:rPr>
+        <w:t>ឱ្យបានជាប់លាប</w:t>
+      </w:r>
+      <w:proofErr w:type="spellEnd"/>
+      <w:r>
+        <w:rPr>
+          <w:rFonts w:ascii="Khmer OS Siemreap" w:eastAsia="Khmer OS Battambang" w:hAnsi="Khmer OS Siemreap" w:cs="Khmer OS Siemreap"/>
+          <w:color w:val="auto"/>
+          <w:sz w:val="24"/>
+          <w:szCs w:val="24"/>
+        </w:rPr>
+        <w:t xml:space="preserve">់ </w:t>
+      </w:r>
+      <w:proofErr w:type="spellStart"/>
+      <w:r>
+        <w:rPr>
+          <w:rFonts w:ascii="Khmer OS Siemreap" w:eastAsia="Khmer OS Battambang" w:hAnsi="Khmer OS Siemreap" w:cs="Khmer OS Siemreap"/>
+          <w:color w:val="auto"/>
+          <w:sz w:val="24"/>
+          <w:szCs w:val="24"/>
+        </w:rPr>
+        <w:t>និងប្រើប្រាស់គោលការណ៍ទាំងនេះ</w:t>
+      </w:r>
+      <w:proofErr w:type="spellEnd"/>
+      <w:r>
+        <w:rPr>
+          <w:rFonts w:ascii="Khmer OS Siemreap" w:eastAsia="Khmer OS Battambang" w:hAnsi="Khmer OS Siemreap" w:cs="Khmer OS Siemreap"/>
+          <w:color w:val="auto"/>
+          <w:sz w:val="24"/>
+          <w:szCs w:val="24"/>
+        </w:rPr>
+        <w:t xml:space="preserve"> </w:t>
+      </w:r>
+      <w:proofErr w:type="spellStart"/>
+      <w:r>
+        <w:rPr>
+          <w:rFonts w:ascii="Khmer OS Siemreap" w:eastAsia="Khmer OS Battambang" w:hAnsi="Khmer OS Siemreap" w:cs="Khmer OS Siemreap"/>
+          <w:color w:val="auto"/>
+          <w:sz w:val="24"/>
+          <w:szCs w:val="24"/>
+        </w:rPr>
+        <w:t>ដើម្បីធានាសុវត្ថិភាពនិងសេចក្តីថ្លៃថ្នូររបស់កុមារ</w:t>
+      </w:r>
+      <w:proofErr w:type="spellEnd"/>
+      <w:r>
+        <w:rPr>
+          <w:rFonts w:ascii="Khmer OS Siemreap" w:eastAsia="Khmer OS Battambang" w:hAnsi="Khmer OS Siemreap" w:cs="Khmer OS Siemreap"/>
+          <w:color w:val="auto"/>
+          <w:sz w:val="24"/>
+          <w:szCs w:val="24"/>
+        </w:rPr>
+        <w:t>។</w:t>
+      </w:r>
+    </w:p>
+    <w:p>
+      <w:pPr>
+        <w:rPr>
+          <w:rFonts w:ascii="Khmer OS Siemreap" w:hAnsi="Khmer OS Siemreap" w:cs="Khmer OS Siemreap"/>
+          <w:color w:val="auto"/>
+          <w:sz w:val="24"/>
+          <w:szCs w:val="24"/>
+          <w:cs/>
+          <w:lang w:bidi="km-KH"/>
+        </w:rPr>
       </w:pPr>
     </w:p>
     <w:sectPr>
@@ -2251,6 +3554,204 @@
       </w:rPr>
     </w:lvl>
   </w:abstractNum>
+  <w:abstractNum w:abstractNumId="9" w15:restartNumberingAfterBreak="0">
+    <w:nsid w:val="22A128D0"/>
+    <w:multiLevelType w:val="hybridMultilevel"/>
+    <w:tmpl w:val="3C6C5572"/>
+    <w:lvl w:ilvl="0" w:tplc="8B723F64">
+      <w:numFmt w:val="bullet"/>
+      <w:lvlText w:val="-"/>
+      <w:lvlJc w:val="left"/>
+      <w:pPr>
+        <w:ind w:left="720" w:hanging="360"/>
+      </w:pPr>
+      <w:rPr>
+        <w:rFonts w:ascii="Google Sans" w:eastAsiaTheme="minorEastAsia" w:hAnsi="Google Sans" w:cs="Google Sans" w:hint="default"/>
+      </w:rPr>
+    </w:lvl>
+    <w:lvl w:ilvl="1" w:tplc="04090003" w:tentative="1">
+      <w:start w:val="1"/>
+      <w:numFmt w:val="bullet"/>
+      <w:lvlText w:val="o"/>
+      <w:lvlJc w:val="left"/>
+      <w:pPr>
+        <w:ind w:left="1440" w:hanging="360"/>
+      </w:pPr>
+      <w:rPr>
+        <w:rFonts w:ascii="Courier New" w:hAnsi="Courier New" w:cs="Courier New" w:hint="default"/>
+      </w:rPr>
+    </w:lvl>
+    <w:lvl w:ilvl="2" w:tplc="04090005" w:tentative="1">
+      <w:start w:val="1"/>
+      <w:numFmt w:val="bullet"/>
+      <w:lvlText w:val=""/>
+      <w:lvlJc w:val="left"/>
+      <w:pPr>
+        <w:ind w:left="2160" w:hanging="360"/>
+      </w:pPr>
+      <w:rPr>
+        <w:rFonts w:ascii="Wingdings" w:hAnsi="Wingdings" w:hint="default"/>
+      </w:rPr>
+    </w:lvl>
+    <w:lvl w:ilvl="3" w:tplc="04090001" w:tentative="1">
+      <w:start w:val="1"/>
+      <w:numFmt w:val="bullet"/>
+      <w:lvlText w:val=""/>
+      <w:lvlJc w:val="left"/>
+      <w:pPr>
+        <w:ind w:left="2880" w:hanging="360"/>
+      </w:pPr>
+      <w:rPr>
+        <w:rFonts w:ascii="Symbol" w:hAnsi="Symbol" w:hint="default"/>
+      </w:rPr>
+    </w:lvl>
+    <w:lvl w:ilvl="4" w:tplc="04090003" w:tentative="1">
+      <w:start w:val="1"/>
+      <w:numFmt w:val="bullet"/>
+      <w:lvlText w:val="o"/>
+      <w:lvlJc w:val="left"/>
+      <w:pPr>
+        <w:ind w:left="3600" w:hanging="360"/>
+      </w:pPr>
+      <w:rPr>
+        <w:rFonts w:ascii="Courier New" w:hAnsi="Courier New" w:cs="Courier New" w:hint="default"/>
+      </w:rPr>
+    </w:lvl>
+    <w:lvl w:ilvl="5" w:tplc="04090005" w:tentative="1">
+      <w:start w:val="1"/>
+      <w:numFmt w:val="bullet"/>
+      <w:lvlText w:val=""/>
+      <w:lvlJc w:val="left"/>
+      <w:pPr>
+        <w:ind w:left="4320" w:hanging="360"/>
+      </w:pPr>
+      <w:rPr>
+        <w:rFonts w:ascii="Wingdings" w:hAnsi="Wingdings" w:hint="default"/>
+      </w:rPr>
+    </w:lvl>
+    <w:lvl w:ilvl="6" w:tplc="04090001" w:tentative="1">
+      <w:start w:val="1"/>
+      <w:numFmt w:val="bullet"/>
+      <w:lvlText w:val=""/>
+      <w:lvlJc w:val="left"/>
+      <w:pPr>
+        <w:ind w:left="5040" w:hanging="360"/>
+      </w:pPr>
+      <w:rPr>
+        <w:rFonts w:ascii="Symbol" w:hAnsi="Symbol" w:hint="default"/>
+      </w:rPr>
+    </w:lvl>
+    <w:lvl w:ilvl="7" w:tplc="04090003" w:tentative="1">
+      <w:start w:val="1"/>
+      <w:numFmt w:val="bullet"/>
+      <w:lvlText w:val="o"/>
+      <w:lvlJc w:val="left"/>
+      <w:pPr>
+        <w:ind w:left="5760" w:hanging="360"/>
+      </w:pPr>
+      <w:rPr>
+        <w:rFonts w:ascii="Courier New" w:hAnsi="Courier New" w:cs="Courier New" w:hint="default"/>
+      </w:rPr>
+    </w:lvl>
+    <w:lvl w:ilvl="8" w:tplc="04090005" w:tentative="1">
+      <w:start w:val="1"/>
+      <w:numFmt w:val="bullet"/>
+      <w:lvlText w:val=""/>
+      <w:lvlJc w:val="left"/>
+      <w:pPr>
+        <w:ind w:left="6480" w:hanging="360"/>
+      </w:pPr>
+      <w:rPr>
+        <w:rFonts w:ascii="Wingdings" w:hAnsi="Wingdings" w:hint="default"/>
+      </w:rPr>
+    </w:lvl>
+  </w:abstractNum>
+  <w:abstractNum w:abstractNumId="10" w15:restartNumberingAfterBreak="0">
+    <w:nsid w:val="56B22816"/>
+    <w:multiLevelType w:val="hybridMultilevel"/>
+    <w:tmpl w:val="426C9E76"/>
+    <w:lvl w:ilvl="0" w:tplc="B34AC50C">
+      <w:start w:val="1"/>
+      <w:numFmt w:val="bullet"/>
+      <w:lvlText w:val="●"/>
+      <w:lvlJc w:val="left"/>
+      <w:pPr>
+        <w:ind w:left="720" w:hanging="360"/>
+      </w:pPr>
+    </w:lvl>
+    <w:lvl w:ilvl="1" w:tplc="1818D572">
+      <w:start w:val="1"/>
+      <w:numFmt w:val="bullet"/>
+      <w:lvlText w:val="○"/>
+      <w:lvlJc w:val="left"/>
+      <w:pPr>
+        <w:ind w:left="1440" w:hanging="360"/>
+      </w:pPr>
+    </w:lvl>
+    <w:lvl w:ilvl="2" w:tplc="0C2680DE">
+      <w:start w:val="1"/>
+      <w:numFmt w:val="bullet"/>
+      <w:lvlText w:val="■"/>
+      <w:lvlJc w:val="left"/>
+      <w:pPr>
+        <w:ind w:left="2160" w:hanging="360"/>
+      </w:pPr>
+    </w:lvl>
+    <w:lvl w:ilvl="3" w:tplc="310C1856">
+      <w:start w:val="1"/>
+      <w:numFmt w:val="bullet"/>
+      <w:lvlText w:val="●"/>
+      <w:lvlJc w:val="left"/>
+      <w:pPr>
+        <w:ind w:left="2880" w:hanging="360"/>
+      </w:pPr>
+    </w:lvl>
+    <w:lvl w:ilvl="4" w:tplc="F2680544">
+      <w:start w:val="1"/>
+      <w:numFmt w:val="bullet"/>
+      <w:lvlText w:val="○"/>
+      <w:lvlJc w:val="left"/>
+      <w:pPr>
+        <w:ind w:left="3600" w:hanging="360"/>
+      </w:pPr>
+    </w:lvl>
+    <w:lvl w:ilvl="5" w:tplc="4E0A6D82">
+      <w:start w:val="1"/>
+      <w:numFmt w:val="bullet"/>
+      <w:lvlText w:val="■"/>
+      <w:lvlJc w:val="left"/>
+      <w:pPr>
+        <w:ind w:left="4320" w:hanging="360"/>
+      </w:pPr>
+    </w:lvl>
+    <w:lvl w:ilvl="6" w:tplc="8262581C">
+      <w:start w:val="1"/>
+      <w:numFmt w:val="bullet"/>
+      <w:lvlText w:val="●"/>
+      <w:lvlJc w:val="left"/>
+      <w:pPr>
+        <w:ind w:left="5040" w:hanging="360"/>
+      </w:pPr>
+    </w:lvl>
+    <w:lvl w:ilvl="7" w:tplc="BC86D818">
+      <w:start w:val="1"/>
+      <w:numFmt w:val="bullet"/>
+      <w:lvlText w:val="●"/>
+      <w:lvlJc w:val="left"/>
+      <w:pPr>
+        <w:ind w:left="5760" w:hanging="360"/>
+      </w:pPr>
+    </w:lvl>
+    <w:lvl w:ilvl="8" w:tplc="A418AB38">
+      <w:start w:val="1"/>
+      <w:numFmt w:val="bullet"/>
+      <w:lvlText w:val="●"/>
+      <w:lvlJc w:val="left"/>
+      <w:pPr>
+        <w:ind w:left="6480" w:hanging="360"/>
+      </w:pPr>
+    </w:lvl>
+  </w:abstractNum>
   <w:num w:numId="1" w16cid:durableId="1981180922">
     <w:abstractNumId w:val="8"/>
   </w:num>
@@ -2277,6 +3778,15 @@
   </w:num>
   <w:num w:numId="9" w16cid:durableId="1414594648">
     <w:abstractNumId w:val="0"/>
+  </w:num>
+  <w:num w:numId="10" w16cid:durableId="1834880629">
+    <w:abstractNumId w:val="9"/>
+  </w:num>
+  <w:num w:numId="11" w16cid:durableId="1692801201">
+    <w:abstractNumId w:val="10"/>
+    <w:lvlOverride w:ilvl="0">
+      <w:startOverride w:val="1"/>
+    </w:lvlOverride>
   </w:num>
 </w:numbering>
 </file>
@@ -2478,7 +3988,7 @@
     <w:lsdException w:name="Medium Shading 2 Accent 1" w:uiPriority="64"/>
     <w:lsdException w:name="Medium List 1 Accent 1" w:uiPriority="65"/>
     <w:lsdException w:name="Revision" w:semiHidden="1"/>
-    <w:lsdException w:name="List Paragraph" w:uiPriority="34" w:qFormat="1"/>
+    <w:lsdException w:name="List Paragraph" w:uiPriority="0" w:qFormat="1"/>
     <w:lsdException w:name="Quote" w:uiPriority="29" w:qFormat="1"/>
     <w:lsdException w:name="Intense Quote" w:uiPriority="30" w:qFormat="1"/>
     <w:lsdException w:name="Medium List 2 Accent 1" w:uiPriority="66"/>
@@ -3090,7 +4600,6 @@
   <w:style w:type="paragraph" w:styleId="ListParagraph">
     <w:name w:val="List Paragraph"/>
     <w:basedOn w:val="Normal"/>
-    <w:uiPriority w:val="34"/>
     <w:qFormat/>
     <w:rsid w:val="00FC693F"/>
     <w:pPr>
